--- a/SWDPR301-IAP-TASK1.docx
+++ b/SWDPR301-IAP-TASK1.docx
@@ -481,9 +481,810 @@
         <w:t>Then translate needs into clear statements. Avoid vague phrases like “better service.” Instead, write something actionable like: “Customers need checkout to complete in under 30 seconds</w:t>
       </w:r>
     </w:p>
+    <w:p>
+      <w:r>
+        <w:t>2.1 identification of project requirement</w:t>
+      </w:r>
+    </w:p>
+    <w:p>
+      <w:pPr>
+        <w:rPr>
+          <w:b/>
+          <w:bCs/>
+        </w:rPr>
+      </w:pPr>
+      <w:r>
+        <w:rPr>
+          <w:b/>
+          <w:bCs/>
+        </w:rPr>
+        <w:t>1. Functional Requirements</w:t>
+      </w:r>
+    </w:p>
+    <w:p>
+      <w:pPr>
+        <w:numPr>
+          <w:ilvl w:val="0"/>
+          <w:numId w:val="13"/>
+        </w:numPr>
+      </w:pPr>
+      <w:r>
+        <w:t xml:space="preserve">Users can create and manage accounts </w:t>
+      </w:r>
+    </w:p>
+    <w:p>
+      <w:pPr>
+        <w:numPr>
+          <w:ilvl w:val="0"/>
+          <w:numId w:val="13"/>
+        </w:numPr>
+      </w:pPr>
+      <w:r>
+        <w:t xml:space="preserve">App provides real-time updates on sustainability activities </w:t>
+      </w:r>
+    </w:p>
+    <w:p>
+      <w:pPr>
+        <w:numPr>
+          <w:ilvl w:val="0"/>
+          <w:numId w:val="13"/>
+        </w:numPr>
+      </w:pPr>
+      <w:r>
+        <w:t xml:space="preserve">System generates personalized eco-friendly tips </w:t>
+      </w:r>
+    </w:p>
+    <w:p>
+      <w:pPr>
+        <w:numPr>
+          <w:ilvl w:val="0"/>
+          <w:numId w:val="13"/>
+        </w:numPr>
+      </w:pPr>
+      <w:r>
+        <w:t xml:space="preserve">Users receive push notifications </w:t>
+      </w:r>
+    </w:p>
+    <w:p>
+      <w:pPr>
+        <w:numPr>
+          <w:ilvl w:val="0"/>
+          <w:numId w:val="13"/>
+        </w:numPr>
+      </w:pPr>
+      <w:r>
+        <w:t xml:space="preserve">Users can track their carbon footprint progress </w:t>
+      </w:r>
+    </w:p>
+    <w:p>
+      <w:r>
+        <w:pict w14:anchorId="2A839364">
+          <v:rect id="_x0000_i1049" style="width:0;height:1.5pt" o:hralign="center" o:hrstd="t" o:hr="t" fillcolor="#a0a0a0" stroked="f"/>
+        </w:pict>
+      </w:r>
+    </w:p>
+    <w:p>
+      <w:pPr>
+        <w:rPr>
+          <w:b/>
+          <w:bCs/>
+        </w:rPr>
+      </w:pPr>
+      <w:r>
+        <w:rPr>
+          <w:b/>
+          <w:bCs/>
+        </w:rPr>
+        <w:t>2. Non-Functional Requirements</w:t>
+      </w:r>
+    </w:p>
+    <w:p>
+      <w:pPr>
+        <w:numPr>
+          <w:ilvl w:val="0"/>
+          <w:numId w:val="14"/>
+        </w:numPr>
+      </w:pPr>
+      <w:r>
+        <w:t xml:space="preserve">App must be fast and responsive </w:t>
+      </w:r>
+    </w:p>
+    <w:p>
+      <w:pPr>
+        <w:numPr>
+          <w:ilvl w:val="0"/>
+          <w:numId w:val="14"/>
+        </w:numPr>
+      </w:pPr>
+      <w:r>
+        <w:t xml:space="preserve">Ensure data privacy and security </w:t>
+      </w:r>
+    </w:p>
+    <w:p>
+      <w:pPr>
+        <w:numPr>
+          <w:ilvl w:val="0"/>
+          <w:numId w:val="14"/>
+        </w:numPr>
+      </w:pPr>
+      <w:r>
+        <w:t xml:space="preserve">Easy-to-use and intuitive interface </w:t>
+      </w:r>
+    </w:p>
+    <w:p>
+      <w:pPr>
+        <w:numPr>
+          <w:ilvl w:val="0"/>
+          <w:numId w:val="14"/>
+        </w:numPr>
+      </w:pPr>
+      <w:r>
+        <w:t xml:space="preserve">High availability (minimal downtime) </w:t>
+      </w:r>
+    </w:p>
+    <w:p>
+      <w:r>
+        <w:pict w14:anchorId="14BA3C59">
+          <v:rect id="_x0000_i1050" style="width:0;height:1.5pt" o:hralign="center" o:hrstd="t" o:hr="t" fillcolor="#a0a0a0" stroked="f"/>
+        </w:pict>
+      </w:r>
+    </w:p>
+    <w:p>
+      <w:pPr>
+        <w:rPr>
+          <w:b/>
+          <w:bCs/>
+        </w:rPr>
+      </w:pPr>
+      <w:r>
+        <w:rPr>
+          <w:b/>
+          <w:bCs/>
+        </w:rPr>
+        <w:t>3. User Requirements</w:t>
+      </w:r>
+    </w:p>
+    <w:p>
+      <w:pPr>
+        <w:numPr>
+          <w:ilvl w:val="0"/>
+          <w:numId w:val="15"/>
+        </w:numPr>
+      </w:pPr>
+      <w:r>
+        <w:t xml:space="preserve">Simple navigation </w:t>
+      </w:r>
+    </w:p>
+    <w:p>
+      <w:pPr>
+        <w:numPr>
+          <w:ilvl w:val="0"/>
+          <w:numId w:val="15"/>
+        </w:numPr>
+      </w:pPr>
+      <w:r>
+        <w:t xml:space="preserve">Clear and engaging content </w:t>
+      </w:r>
+    </w:p>
+    <w:p>
+      <w:pPr>
+        <w:numPr>
+          <w:ilvl w:val="0"/>
+          <w:numId w:val="15"/>
+        </w:numPr>
+      </w:pPr>
+      <w:r>
+        <w:t xml:space="preserve">Personalized experience </w:t>
+      </w:r>
+    </w:p>
+    <w:p>
+      <w:pPr>
+        <w:numPr>
+          <w:ilvl w:val="0"/>
+          <w:numId w:val="15"/>
+        </w:numPr>
+      </w:pPr>
+      <w:r>
+        <w:t xml:space="preserve">Mobile-friendly design </w:t>
+      </w:r>
+    </w:p>
+    <w:p>
+      <w:r>
+        <w:pict w14:anchorId="47A9CDB7">
+          <v:rect id="_x0000_i1051" style="width:0;height:1.5pt" o:hralign="center" o:hrstd="t" o:hr="t" fillcolor="#a0a0a0" stroked="f"/>
+        </w:pict>
+      </w:r>
+    </w:p>
+    <w:p/>
+    <w:p>
+      <w:r>
+        <w:t>2.2Research methodology</w:t>
+      </w:r>
+    </w:p>
+    <w:p>
+      <w:r>
+        <w:t>Research methodologies:</w:t>
+      </w:r>
+    </w:p>
+    <w:p/>
+    <w:p>
+      <w:r>
+        <w:t>Interviews – get detailed needs from staff, parents, students</w:t>
+      </w:r>
+    </w:p>
+    <w:p>
+      <w:r>
+        <w:t>Surveys – collect opinions from many users</w:t>
+      </w:r>
+    </w:p>
+    <w:p>
+      <w:r>
+        <w:t>Observation – see how current systems work</w:t>
+      </w:r>
+    </w:p>
+    <w:p>
+      <w:r>
+        <w:t>Document analysis – review existing records</w:t>
+      </w:r>
+    </w:p>
+    <w:p>
+      <w:r>
+        <w:t>Focus groups – discuss ideas with small groups</w:t>
+      </w:r>
+    </w:p>
+    <w:p/>
+    <w:p>
+      <w:r>
+        <w:t>Prioritization:</w:t>
+      </w:r>
+    </w:p>
+    <w:p/>
+    <w:p>
+      <w:r>
+        <w:t>Must-have: fee payment, performance tracking, notifications</w:t>
+      </w:r>
+    </w:p>
+    <w:p>
+      <w:r>
+        <w:t>Should-have: event updates, enrollment info</w:t>
+      </w:r>
+    </w:p>
+    <w:p>
+      <w:r>
+        <w:t>Could-have: extra features like chat</w:t>
+      </w:r>
+    </w:p>
+    <w:p>
+      <w:r>
+        <w:t>2.3 Conduct research</w:t>
+      </w:r>
+    </w:p>
+    <w:p>
+      <w:r>
+        <w:rPr>
+          <w:b/>
+          <w:bCs/>
+        </w:rPr>
+        <w:t>Research areas:</w:t>
+      </w:r>
+    </w:p>
+    <w:p>
+      <w:pPr>
+        <w:numPr>
+          <w:ilvl w:val="0"/>
+          <w:numId w:val="21"/>
+        </w:numPr>
+      </w:pPr>
+      <w:r>
+        <w:t xml:space="preserve">Market trends – demand for eco-friendly and non-toxic products </w:t>
+      </w:r>
+    </w:p>
+    <w:p>
+      <w:pPr>
+        <w:numPr>
+          <w:ilvl w:val="0"/>
+          <w:numId w:val="21"/>
+        </w:numPr>
+      </w:pPr>
+      <w:r>
+        <w:t xml:space="preserve">Competitor analysis – strengths and weaknesses of existing products </w:t>
+      </w:r>
+    </w:p>
+    <w:p>
+      <w:pPr>
+        <w:numPr>
+          <w:ilvl w:val="0"/>
+          <w:numId w:val="21"/>
+        </w:numPr>
+      </w:pPr>
+      <w:r>
+        <w:t xml:space="preserve">Consumer preferences – price, scent, effectiveness, safety </w:t>
+      </w:r>
+    </w:p>
+    <w:p>
+      <w:r>
+        <w:rPr>
+          <w:b/>
+          <w:bCs/>
+        </w:rPr>
+        <w:t>Key findings:</w:t>
+      </w:r>
+    </w:p>
+    <w:p>
+      <w:pPr>
+        <w:numPr>
+          <w:ilvl w:val="0"/>
+          <w:numId w:val="22"/>
+        </w:numPr>
+      </w:pPr>
+      <w:r>
+        <w:t xml:space="preserve">Customers prefer biodegradable and chemical-free ingredients </w:t>
+      </w:r>
+    </w:p>
+    <w:p>
+      <w:pPr>
+        <w:numPr>
+          <w:ilvl w:val="0"/>
+          <w:numId w:val="22"/>
+        </w:numPr>
+      </w:pPr>
+      <w:r>
+        <w:t xml:space="preserve">High demand for affordable, effective, and safe products </w:t>
+      </w:r>
+    </w:p>
+    <w:p>
+      <w:pPr>
+        <w:numPr>
+          <w:ilvl w:val="0"/>
+          <w:numId w:val="22"/>
+        </w:numPr>
+      </w:pPr>
+      <w:r>
+        <w:t xml:space="preserve">Competitors lack full sustainability or transparency </w:t>
+      </w:r>
+    </w:p>
+    <w:p>
+      <w:r>
+        <w:rPr>
+          <w:b/>
+          <w:bCs/>
+        </w:rPr>
+        <w:t>Product requirements:</w:t>
+      </w:r>
+    </w:p>
+    <w:p>
+      <w:pPr>
+        <w:numPr>
+          <w:ilvl w:val="0"/>
+          <w:numId w:val="23"/>
+        </w:numPr>
+      </w:pPr>
+      <w:r>
+        <w:t xml:space="preserve">Use natural, non-toxic, biodegradable ingredients </w:t>
+      </w:r>
+    </w:p>
+    <w:p>
+      <w:pPr>
+        <w:numPr>
+          <w:ilvl w:val="0"/>
+          <w:numId w:val="23"/>
+        </w:numPr>
+      </w:pPr>
+      <w:r>
+        <w:t xml:space="preserve">Eco-friendly packaging (recyclable or reusable) </w:t>
+      </w:r>
+    </w:p>
+    <w:p>
+      <w:pPr>
+        <w:numPr>
+          <w:ilvl w:val="0"/>
+          <w:numId w:val="23"/>
+        </w:numPr>
+      </w:pPr>
+      <w:r>
+        <w:t xml:space="preserve">Affordable pricing with strong cleaning performance </w:t>
+      </w:r>
+    </w:p>
+    <w:p>
+      <w:pPr>
+        <w:numPr>
+          <w:ilvl w:val="0"/>
+          <w:numId w:val="23"/>
+        </w:numPr>
+      </w:pPr>
+      <w:r>
+        <w:t>Clear labeling and environmental certifications</w:t>
+      </w:r>
+    </w:p>
     <w:p/>
     <w:p/>
     <w:p>
+      <w:r>
+        <w:t>2.4Analyse results</w:t>
+      </w:r>
+    </w:p>
+    <w:p>
+      <w:r>
+        <w:rPr>
+          <w:b/>
+          <w:bCs/>
+        </w:rPr>
+        <w:t>Analysis of research results:</w:t>
+      </w:r>
+    </w:p>
+    <w:p>
+      <w:pPr>
+        <w:numPr>
+          <w:ilvl w:val="0"/>
+          <w:numId w:val="18"/>
+        </w:numPr>
+      </w:pPr>
+      <w:r>
+        <w:t xml:space="preserve">Identify energy usage patterns (peak times, high-consumption areas) </w:t>
+      </w:r>
+    </w:p>
+    <w:p>
+      <w:pPr>
+        <w:numPr>
+          <w:ilvl w:val="0"/>
+          <w:numId w:val="18"/>
+        </w:numPr>
+      </w:pPr>
+      <w:r>
+        <w:t xml:space="preserve">Detect inefficiencies (energy waste, outdated equipment) </w:t>
+      </w:r>
+    </w:p>
+    <w:p>
+      <w:pPr>
+        <w:numPr>
+          <w:ilvl w:val="0"/>
+          <w:numId w:val="18"/>
+        </w:numPr>
+      </w:pPr>
+      <w:r>
+        <w:t xml:space="preserve">Compare current performance with efficiency standards </w:t>
+      </w:r>
+    </w:p>
+    <w:p>
+      <w:pPr>
+        <w:numPr>
+          <w:ilvl w:val="0"/>
+          <w:numId w:val="18"/>
+        </w:numPr>
+      </w:pPr>
+      <w:r>
+        <w:t xml:space="preserve">Analyze trends (increase or decrease in energy usage over time) </w:t>
+      </w:r>
+    </w:p>
+    <w:p>
+      <w:r>
+        <w:rPr>
+          <w:b/>
+          <w:bCs/>
+        </w:rPr>
+        <w:t>Key findings:</w:t>
+      </w:r>
+    </w:p>
+    <w:p>
+      <w:pPr>
+        <w:numPr>
+          <w:ilvl w:val="0"/>
+          <w:numId w:val="19"/>
+        </w:numPr>
+      </w:pPr>
+      <w:r>
+        <w:t xml:space="preserve">Areas with highest energy consumption </w:t>
+      </w:r>
+    </w:p>
+    <w:p>
+      <w:pPr>
+        <w:numPr>
+          <w:ilvl w:val="0"/>
+          <w:numId w:val="19"/>
+        </w:numPr>
+      </w:pPr>
+      <w:r>
+        <w:t xml:space="preserve">Causes of energy loss </w:t>
+      </w:r>
+    </w:p>
+    <w:p>
+      <w:pPr>
+        <w:numPr>
+          <w:ilvl w:val="0"/>
+          <w:numId w:val="19"/>
+        </w:numPr>
+      </w:pPr>
+      <w:r>
+        <w:t xml:space="preserve">Opportunities for energy saving </w:t>
+      </w:r>
+    </w:p>
+    <w:p>
+      <w:r>
+        <w:rPr>
+          <w:b/>
+          <w:bCs/>
+        </w:rPr>
+        <w:t>Recommendations:</w:t>
+      </w:r>
+    </w:p>
+    <w:p>
+      <w:pPr>
+        <w:numPr>
+          <w:ilvl w:val="0"/>
+          <w:numId w:val="20"/>
+        </w:numPr>
+      </w:pPr>
+      <w:r>
+        <w:t xml:space="preserve">Upgrade to energy-efficient equipment </w:t>
+      </w:r>
+    </w:p>
+    <w:p>
+      <w:pPr>
+        <w:numPr>
+          <w:ilvl w:val="0"/>
+          <w:numId w:val="20"/>
+        </w:numPr>
+      </w:pPr>
+      <w:r>
+        <w:t xml:space="preserve">Implement monitoring systems </w:t>
+      </w:r>
+    </w:p>
+    <w:p>
+      <w:pPr>
+        <w:numPr>
+          <w:ilvl w:val="0"/>
+          <w:numId w:val="20"/>
+        </w:numPr>
+      </w:pPr>
+      <w:r>
+        <w:t xml:space="preserve">Optimize usage during peak hours </w:t>
+      </w:r>
+    </w:p>
+    <w:p>
+      <w:pPr>
+        <w:numPr>
+          <w:ilvl w:val="0"/>
+          <w:numId w:val="20"/>
+        </w:numPr>
+      </w:pPr>
+      <w:r>
+        <w:t xml:space="preserve">Introduce renewable energy sources </w:t>
+      </w:r>
+    </w:p>
+    <w:p/>
+    <w:p/>
+    <w:p>
+      <w:r>
+        <w:t xml:space="preserve">2.5 </w:t>
+      </w:r>
+      <w:proofErr w:type="spellStart"/>
+      <w:r>
+        <w:t>eport</w:t>
+      </w:r>
+      <w:proofErr w:type="spellEnd"/>
+      <w:r>
+        <w:t xml:space="preserve"> findings</w:t>
+      </w:r>
+    </w:p>
+    <w:p>
+      <w:pPr>
+        <w:rPr>
+          <w:b/>
+          <w:bCs/>
+        </w:rPr>
+      </w:pPr>
+      <w:r>
+        <w:rPr>
+          <w:b/>
+          <w:bCs/>
+        </w:rPr>
+        <w:t xml:space="preserve">Findings Report – </w:t>
+      </w:r>
+      <w:proofErr w:type="spellStart"/>
+      <w:r>
+        <w:rPr>
+          <w:b/>
+          <w:bCs/>
+        </w:rPr>
+        <w:t>HealthPlus</w:t>
+      </w:r>
+      <w:proofErr w:type="spellEnd"/>
+      <w:r>
+        <w:rPr>
+          <w:b/>
+          <w:bCs/>
+        </w:rPr>
+        <w:t xml:space="preserve"> Solutions</w:t>
+      </w:r>
+    </w:p>
+    <w:p>
+      <w:r>
+        <w:rPr>
+          <w:b/>
+          <w:bCs/>
+        </w:rPr>
+        <w:t>1. Patient Data Security</w:t>
+      </w:r>
+    </w:p>
+    <w:p>
+      <w:pPr>
+        <w:numPr>
+          <w:ilvl w:val="0"/>
+          <w:numId w:val="9"/>
+        </w:numPr>
+      </w:pPr>
+      <w:r>
+        <w:t xml:space="preserve">Sensitive patient data is at risk of unauthorized access </w:t>
+      </w:r>
+    </w:p>
+    <w:p>
+      <w:pPr>
+        <w:numPr>
+          <w:ilvl w:val="0"/>
+          <w:numId w:val="9"/>
+        </w:numPr>
+      </w:pPr>
+      <w:r>
+        <w:t xml:space="preserve">Weak login systems and lack of encryption were identified </w:t>
+      </w:r>
+    </w:p>
+    <w:p>
+      <w:pPr>
+        <w:numPr>
+          <w:ilvl w:val="0"/>
+          <w:numId w:val="9"/>
+        </w:numPr>
+      </w:pPr>
+      <w:r>
+        <w:t xml:space="preserve">Users are concerned about privacy and data breaches </w:t>
+      </w:r>
+    </w:p>
+    <w:p>
+      <w:r>
+        <w:rPr>
+          <w:b/>
+          <w:bCs/>
+        </w:rPr>
+        <w:t>Requirements:</w:t>
+      </w:r>
+    </w:p>
+    <w:p>
+      <w:pPr>
+        <w:numPr>
+          <w:ilvl w:val="0"/>
+          <w:numId w:val="10"/>
+        </w:numPr>
+      </w:pPr>
+      <w:r>
+        <w:t xml:space="preserve">Multi-factor authentication </w:t>
+      </w:r>
+    </w:p>
+    <w:p>
+      <w:pPr>
+        <w:numPr>
+          <w:ilvl w:val="0"/>
+          <w:numId w:val="10"/>
+        </w:numPr>
+      </w:pPr>
+      <w:r>
+        <w:t xml:space="preserve">Data encryption </w:t>
+      </w:r>
+    </w:p>
+    <w:p>
+      <w:pPr>
+        <w:numPr>
+          <w:ilvl w:val="0"/>
+          <w:numId w:val="10"/>
+        </w:numPr>
+      </w:pPr>
+      <w:r>
+        <w:t xml:space="preserve">Role-based access control </w:t>
+      </w:r>
+    </w:p>
+    <w:p>
+      <w:pPr>
+        <w:numPr>
+          <w:ilvl w:val="0"/>
+          <w:numId w:val="10"/>
+        </w:numPr>
+      </w:pPr>
+      <w:r>
+        <w:t xml:space="preserve">Compliance with HIPAA or relevant laws </w:t>
+      </w:r>
+    </w:p>
+    <w:p>
+      <w:r>
+        <w:rPr>
+          <w:b/>
+          <w:bCs/>
+        </w:rPr>
+        <w:t>2. User Interface Preferences</w:t>
+      </w:r>
+    </w:p>
+    <w:p>
+      <w:pPr>
+        <w:numPr>
+          <w:ilvl w:val="0"/>
+          <w:numId w:val="11"/>
+        </w:numPr>
+      </w:pPr>
+      <w:r>
+        <w:t xml:space="preserve">System is complex and difficult to navigate </w:t>
+      </w:r>
+    </w:p>
+    <w:p>
+      <w:pPr>
+        <w:numPr>
+          <w:ilvl w:val="0"/>
+          <w:numId w:val="11"/>
+        </w:numPr>
+      </w:pPr>
+      <w:r>
+        <w:t xml:space="preserve">Users prefer simple and clean design </w:t>
+      </w:r>
+    </w:p>
+    <w:p>
+      <w:pPr>
+        <w:numPr>
+          <w:ilvl w:val="0"/>
+          <w:numId w:val="11"/>
+        </w:numPr>
+      </w:pPr>
+      <w:r>
+        <w:t xml:space="preserve">Need quick access to important features </w:t>
+      </w:r>
+    </w:p>
+    <w:p>
+      <w:r>
+        <w:rPr>
+          <w:b/>
+          <w:bCs/>
+        </w:rPr>
+        <w:t>Requirements:</w:t>
+      </w:r>
+    </w:p>
+    <w:p>
+      <w:pPr>
+        <w:numPr>
+          <w:ilvl w:val="0"/>
+          <w:numId w:val="12"/>
+        </w:numPr>
+      </w:pPr>
+      <w:r>
+        <w:t xml:space="preserve">User-friendly dashboard </w:t>
+      </w:r>
+    </w:p>
+    <w:p>
+      <w:pPr>
+        <w:numPr>
+          <w:ilvl w:val="0"/>
+          <w:numId w:val="12"/>
+        </w:numPr>
+      </w:pPr>
+      <w:r>
+        <w:t xml:space="preserve">Easy navigation and search features </w:t>
+      </w:r>
+    </w:p>
+    <w:p>
+      <w:pPr>
+        <w:numPr>
+          <w:ilvl w:val="0"/>
+          <w:numId w:val="12"/>
+        </w:numPr>
+      </w:pPr>
+      <w:r>
+        <w:t>Mobile-responsive design</w:t>
+      </w:r>
+      <w:r>
+        <w:t xml:space="preserve"> </w:t>
+      </w:r>
+    </w:p>
+    <w:p>
+      <w:pPr>
+        <w:ind w:left="720"/>
+      </w:pPr>
+    </w:p>
+    <w:p>
       <w:pPr>
         <w:ind w:firstLine="720"/>
       </w:pPr>
@@ -495,6 +1296,19 @@
       <w:r>
         <w:t xml:space="preserve"> BRIGHT FUTURE SECONDARY SCHOOL WEBSITE</w:t>
       </w:r>
+    </w:p>
+    <w:p>
+      <w:pPr>
+        <w:ind w:left="720"/>
+      </w:pPr>
+      <w:r>
+        <w:t>Task3.1 Identification of target audience</w:t>
+      </w:r>
+    </w:p>
+    <w:p>
+      <w:pPr>
+        <w:ind w:firstLine="720"/>
+      </w:pPr>
     </w:p>
     <w:p>
       <w:r>
@@ -750,6 +1564,679 @@
         <w:t>Advertising school</w:t>
       </w:r>
     </w:p>
+    <w:p>
+      <w:pPr>
+        <w:ind w:left="720"/>
+      </w:pPr>
+    </w:p>
+    <w:p>
+      <w:pPr>
+        <w:ind w:left="720"/>
+      </w:pPr>
+      <w:r>
+        <w:t xml:space="preserve">3.2 Creation of </w:t>
+      </w:r>
+      <w:proofErr w:type="spellStart"/>
+      <w:r>
+        <w:t>Userstory</w:t>
+      </w:r>
+      <w:proofErr w:type="spellEnd"/>
+    </w:p>
+    <w:p>
+      <w:pPr>
+        <w:ind w:left="720"/>
+      </w:pPr>
+      <w:r>
+        <w:rPr>
+          <w:b/>
+          <w:bCs/>
+        </w:rPr>
+        <w:t>1. Patient</w:t>
+      </w:r>
+    </w:p>
+    <w:p>
+      <w:pPr>
+        <w:numPr>
+          <w:ilvl w:val="0"/>
+          <w:numId w:val="24"/>
+        </w:numPr>
+      </w:pPr>
+      <w:r>
+        <w:t xml:space="preserve">As a patient, I want to book an online appointment so that I can consult a doctor remotely. </w:t>
+      </w:r>
+    </w:p>
+    <w:p>
+      <w:pPr>
+        <w:numPr>
+          <w:ilvl w:val="0"/>
+          <w:numId w:val="24"/>
+        </w:numPr>
+      </w:pPr>
+      <w:r>
+        <w:t xml:space="preserve">As a patient, I want to have a video consultation so that I can receive medical advice without visiting the hospital. </w:t>
+      </w:r>
+    </w:p>
+    <w:p>
+      <w:pPr>
+        <w:numPr>
+          <w:ilvl w:val="0"/>
+          <w:numId w:val="24"/>
+        </w:numPr>
+      </w:pPr>
+      <w:r>
+        <w:t xml:space="preserve">As a patient, I want to view my prescriptions online so that I can follow treatment easily. </w:t>
+      </w:r>
+    </w:p>
+    <w:p>
+      <w:pPr>
+        <w:ind w:left="720"/>
+      </w:pPr>
+      <w:r>
+        <w:rPr>
+          <w:b/>
+          <w:bCs/>
+        </w:rPr>
+        <w:t>2. Doctor</w:t>
+      </w:r>
+    </w:p>
+    <w:p>
+      <w:pPr>
+        <w:numPr>
+          <w:ilvl w:val="0"/>
+          <w:numId w:val="25"/>
+        </w:numPr>
+      </w:pPr>
+      <w:r>
+        <w:t xml:space="preserve">As a doctor, I want to access patient records so that I can provide accurate diagnosis. </w:t>
+      </w:r>
+    </w:p>
+    <w:p>
+      <w:pPr>
+        <w:numPr>
+          <w:ilvl w:val="0"/>
+          <w:numId w:val="25"/>
+        </w:numPr>
+      </w:pPr>
+      <w:r>
+        <w:t xml:space="preserve">As a doctor, I want to conduct video consultations so that I can treat patients remotely. </w:t>
+      </w:r>
+    </w:p>
+    <w:p>
+      <w:pPr>
+        <w:numPr>
+          <w:ilvl w:val="0"/>
+          <w:numId w:val="25"/>
+        </w:numPr>
+      </w:pPr>
+      <w:r>
+        <w:t xml:space="preserve">As a doctor, I want to update prescriptions so that patients receive proper treatment. </w:t>
+      </w:r>
+    </w:p>
+    <w:p>
+      <w:pPr>
+        <w:ind w:left="720"/>
+      </w:pPr>
+      <w:r>
+        <w:rPr>
+          <w:b/>
+          <w:bCs/>
+        </w:rPr>
+        <w:t>3. Admin Staff</w:t>
+      </w:r>
+    </w:p>
+    <w:p>
+      <w:pPr>
+        <w:numPr>
+          <w:ilvl w:val="0"/>
+          <w:numId w:val="26"/>
+        </w:numPr>
+      </w:pPr>
+      <w:r>
+        <w:t xml:space="preserve">As an admin, I want to manage appointments so that scheduling is organized. </w:t>
+      </w:r>
+    </w:p>
+    <w:p>
+      <w:pPr>
+        <w:numPr>
+          <w:ilvl w:val="0"/>
+          <w:numId w:val="26"/>
+        </w:numPr>
+      </w:pPr>
+      <w:r>
+        <w:t xml:space="preserve">As an admin, I want to manage user accounts so that the system remains secure. </w:t>
+      </w:r>
+    </w:p>
+    <w:p>
+      <w:pPr>
+        <w:numPr>
+          <w:ilvl w:val="0"/>
+          <w:numId w:val="26"/>
+        </w:numPr>
+      </w:pPr>
+      <w:r>
+        <w:t xml:space="preserve">As an admin, I want to generate reports so that I can monitor system usage. </w:t>
+      </w:r>
+    </w:p>
+    <w:p>
+      <w:pPr>
+        <w:ind w:left="720"/>
+      </w:pPr>
+      <w:r>
+        <w:pict w14:anchorId="650346E5">
+          <v:rect id="_x0000_i1064" style="width:0;height:1.5pt" o:hralign="center" o:hrstd="t" o:hr="t" fillcolor="#a0a0a0" stroked="f"/>
+        </w:pict>
+      </w:r>
+    </w:p>
+    <w:p>
+      <w:pPr>
+        <w:ind w:left="720"/>
+        <w:rPr>
+          <w:b/>
+          <w:bCs/>
+        </w:rPr>
+      </w:pPr>
+      <w:r>
+        <w:rPr>
+          <w:b/>
+          <w:bCs/>
+        </w:rPr>
+        <w:t>Project Backlog</w:t>
+      </w:r>
+    </w:p>
+    <w:p>
+      <w:pPr>
+        <w:ind w:left="720"/>
+      </w:pPr>
+      <w:r>
+        <w:rPr>
+          <w:b/>
+          <w:bCs/>
+        </w:rPr>
+        <w:t>High Priority (Must-have):</w:t>
+      </w:r>
+    </w:p>
+    <w:p>
+      <w:pPr>
+        <w:numPr>
+          <w:ilvl w:val="0"/>
+          <w:numId w:val="27"/>
+        </w:numPr>
+      </w:pPr>
+      <w:r>
+        <w:t xml:space="preserve">User registration and login </w:t>
+      </w:r>
+    </w:p>
+    <w:p>
+      <w:pPr>
+        <w:numPr>
+          <w:ilvl w:val="0"/>
+          <w:numId w:val="27"/>
+        </w:numPr>
+      </w:pPr>
+      <w:r>
+        <w:t xml:space="preserve">Appointment booking system </w:t>
+      </w:r>
+    </w:p>
+    <w:p>
+      <w:pPr>
+        <w:numPr>
+          <w:ilvl w:val="0"/>
+          <w:numId w:val="27"/>
+        </w:numPr>
+      </w:pPr>
+      <w:r>
+        <w:t xml:space="preserve">Video consultation feature </w:t>
+      </w:r>
+    </w:p>
+    <w:p>
+      <w:pPr>
+        <w:numPr>
+          <w:ilvl w:val="0"/>
+          <w:numId w:val="27"/>
+        </w:numPr>
+      </w:pPr>
+      <w:r>
+        <w:t xml:space="preserve">Patient records management </w:t>
+      </w:r>
+    </w:p>
+    <w:p>
+      <w:pPr>
+        <w:ind w:left="720"/>
+      </w:pPr>
+      <w:r>
+        <w:rPr>
+          <w:b/>
+          <w:bCs/>
+        </w:rPr>
+        <w:t>Medium Priority (Should-have):</w:t>
+      </w:r>
+    </w:p>
+    <w:p>
+      <w:pPr>
+        <w:numPr>
+          <w:ilvl w:val="0"/>
+          <w:numId w:val="28"/>
+        </w:numPr>
+      </w:pPr>
+      <w:r>
+        <w:t xml:space="preserve">Prescription management </w:t>
+      </w:r>
+    </w:p>
+    <w:p>
+      <w:pPr>
+        <w:numPr>
+          <w:ilvl w:val="0"/>
+          <w:numId w:val="28"/>
+        </w:numPr>
+      </w:pPr>
+      <w:r>
+        <w:t xml:space="preserve">Notifications (SMS/email reminders) </w:t>
+      </w:r>
+    </w:p>
+    <w:p>
+      <w:pPr>
+        <w:numPr>
+          <w:ilvl w:val="0"/>
+          <w:numId w:val="28"/>
+        </w:numPr>
+      </w:pPr>
+      <w:r>
+        <w:t xml:space="preserve">Admin dashboard </w:t>
+      </w:r>
+    </w:p>
+    <w:p>
+      <w:pPr>
+        <w:ind w:left="720"/>
+      </w:pPr>
+      <w:r>
+        <w:rPr>
+          <w:b/>
+          <w:bCs/>
+        </w:rPr>
+        <w:t>Low Priority (Could-have):</w:t>
+      </w:r>
+    </w:p>
+    <w:p>
+      <w:pPr>
+        <w:numPr>
+          <w:ilvl w:val="0"/>
+          <w:numId w:val="29"/>
+        </w:numPr>
+      </w:pPr>
+      <w:r>
+        <w:t xml:space="preserve">Chat messaging </w:t>
+      </w:r>
+    </w:p>
+    <w:p>
+      <w:pPr>
+        <w:numPr>
+          <w:ilvl w:val="0"/>
+          <w:numId w:val="29"/>
+        </w:numPr>
+      </w:pPr>
+      <w:r>
+        <w:t xml:space="preserve">Payment integration </w:t>
+      </w:r>
+    </w:p>
+    <w:p>
+      <w:pPr>
+        <w:numPr>
+          <w:ilvl w:val="0"/>
+          <w:numId w:val="29"/>
+        </w:numPr>
+      </w:pPr>
+      <w:r>
+        <w:t>Mobile app support</w:t>
+      </w:r>
+    </w:p>
+    <w:p>
+      <w:pPr>
+        <w:ind w:left="720"/>
+      </w:pPr>
+    </w:p>
+    <w:p>
+      <w:pPr>
+        <w:ind w:left="720"/>
+      </w:pPr>
+      <w:r>
+        <w:t>3.3 Elaborate project task flow</w:t>
+      </w:r>
+    </w:p>
+    <w:p>
+      <w:pPr>
+        <w:ind w:left="720"/>
+      </w:pPr>
+      <w:r>
+        <w:rPr>
+          <w:b/>
+          <w:bCs/>
+        </w:rPr>
+        <w:t>1. Home Page</w:t>
+      </w:r>
+    </w:p>
+    <w:p>
+      <w:pPr>
+        <w:numPr>
+          <w:ilvl w:val="0"/>
+          <w:numId w:val="30"/>
+        </w:numPr>
+      </w:pPr>
+      <w:r>
+        <w:t xml:space="preserve">Navigation menu (categories, search bar) </w:t>
+      </w:r>
+    </w:p>
+    <w:p>
+      <w:pPr>
+        <w:numPr>
+          <w:ilvl w:val="0"/>
+          <w:numId w:val="30"/>
+        </w:numPr>
+      </w:pPr>
+      <w:r>
+        <w:t xml:space="preserve">Featured products &amp; promotions </w:t>
+      </w:r>
+    </w:p>
+    <w:p>
+      <w:pPr>
+        <w:numPr>
+          <w:ilvl w:val="0"/>
+          <w:numId w:val="30"/>
+        </w:numPr>
+      </w:pPr>
+      <w:r>
+        <w:t xml:space="preserve">Links to blog and support </w:t>
+      </w:r>
+    </w:p>
+    <w:p>
+      <w:pPr>
+        <w:ind w:left="720"/>
+      </w:pPr>
+      <w:r>
+        <w:rPr>
+          <w:b/>
+          <w:bCs/>
+        </w:rPr>
+        <w:t>2. Product Catalog</w:t>
+      </w:r>
+    </w:p>
+    <w:p>
+      <w:pPr>
+        <w:numPr>
+          <w:ilvl w:val="0"/>
+          <w:numId w:val="31"/>
+        </w:numPr>
+      </w:pPr>
+      <w:r>
+        <w:t xml:space="preserve">Categories: Clothing, Accessories, Footwear </w:t>
+      </w:r>
+    </w:p>
+    <w:p>
+      <w:pPr>
+        <w:numPr>
+          <w:ilvl w:val="0"/>
+          <w:numId w:val="31"/>
+        </w:numPr>
+      </w:pPr>
+      <w:r>
+        <w:t xml:space="preserve">Product listing &amp; filtering </w:t>
+      </w:r>
+    </w:p>
+    <w:p>
+      <w:pPr>
+        <w:numPr>
+          <w:ilvl w:val="0"/>
+          <w:numId w:val="31"/>
+        </w:numPr>
+      </w:pPr>
+      <w:r>
+        <w:t xml:space="preserve">Product details (images, price, description, reviews) </w:t>
+      </w:r>
+    </w:p>
+    <w:p>
+      <w:pPr>
+        <w:ind w:left="720"/>
+      </w:pPr>
+      <w:r>
+        <w:rPr>
+          <w:b/>
+          <w:bCs/>
+        </w:rPr>
+        <w:t>3. User Account</w:t>
+      </w:r>
+    </w:p>
+    <w:p>
+      <w:pPr>
+        <w:numPr>
+          <w:ilvl w:val="0"/>
+          <w:numId w:val="32"/>
+        </w:numPr>
+      </w:pPr>
+      <w:r>
+        <w:t xml:space="preserve">Registration &amp; login </w:t>
+      </w:r>
+    </w:p>
+    <w:p>
+      <w:pPr>
+        <w:numPr>
+          <w:ilvl w:val="0"/>
+          <w:numId w:val="32"/>
+        </w:numPr>
+      </w:pPr>
+      <w:r>
+        <w:t xml:space="preserve">Profile management </w:t>
+      </w:r>
+    </w:p>
+    <w:p>
+      <w:pPr>
+        <w:numPr>
+          <w:ilvl w:val="0"/>
+          <w:numId w:val="32"/>
+        </w:numPr>
+      </w:pPr>
+      <w:r>
+        <w:t xml:space="preserve">Order history &amp; tracking </w:t>
+      </w:r>
+    </w:p>
+    <w:p>
+      <w:pPr>
+        <w:ind w:left="720"/>
+      </w:pPr>
+      <w:r>
+        <w:rPr>
+          <w:b/>
+          <w:bCs/>
+        </w:rPr>
+        <w:t>4. Shopping Cart &amp; Checkout</w:t>
+      </w:r>
+    </w:p>
+    <w:p>
+      <w:pPr>
+        <w:numPr>
+          <w:ilvl w:val="0"/>
+          <w:numId w:val="33"/>
+        </w:numPr>
+      </w:pPr>
+      <w:r>
+        <w:t xml:space="preserve">Add/remove items </w:t>
+      </w:r>
+    </w:p>
+    <w:p>
+      <w:pPr>
+        <w:numPr>
+          <w:ilvl w:val="0"/>
+          <w:numId w:val="33"/>
+        </w:numPr>
+      </w:pPr>
+      <w:r>
+        <w:t xml:space="preserve">Checkout process (address, delivery options) </w:t>
+      </w:r>
+    </w:p>
+    <w:p>
+      <w:pPr>
+        <w:numPr>
+          <w:ilvl w:val="0"/>
+          <w:numId w:val="33"/>
+        </w:numPr>
+      </w:pPr>
+      <w:r>
+        <w:t xml:space="preserve">Secure payment gateway integration </w:t>
+      </w:r>
+    </w:p>
+    <w:p>
+      <w:pPr>
+        <w:ind w:left="720"/>
+      </w:pPr>
+      <w:r>
+        <w:rPr>
+          <w:b/>
+          <w:bCs/>
+        </w:rPr>
+        <w:t>5. Reviews &amp; Ratings</w:t>
+      </w:r>
+    </w:p>
+    <w:p>
+      <w:pPr>
+        <w:numPr>
+          <w:ilvl w:val="0"/>
+          <w:numId w:val="34"/>
+        </w:numPr>
+      </w:pPr>
+      <w:r>
+        <w:t xml:space="preserve">Customers leave feedback </w:t>
+      </w:r>
+    </w:p>
+    <w:p>
+      <w:pPr>
+        <w:numPr>
+          <w:ilvl w:val="0"/>
+          <w:numId w:val="34"/>
+        </w:numPr>
+      </w:pPr>
+      <w:r>
+        <w:t xml:space="preserve">Display ratings on products </w:t>
+      </w:r>
+    </w:p>
+    <w:p>
+      <w:pPr>
+        <w:ind w:left="720"/>
+      </w:pPr>
+      <w:r>
+        <w:rPr>
+          <w:b/>
+          <w:bCs/>
+        </w:rPr>
+        <w:t>6. Promotions</w:t>
+      </w:r>
+    </w:p>
+    <w:p>
+      <w:pPr>
+        <w:numPr>
+          <w:ilvl w:val="0"/>
+          <w:numId w:val="35"/>
+        </w:numPr>
+      </w:pPr>
+      <w:r>
+        <w:t xml:space="preserve">Discounts and special offers </w:t>
+      </w:r>
+    </w:p>
+    <w:p>
+      <w:pPr>
+        <w:numPr>
+          <w:ilvl w:val="0"/>
+          <w:numId w:val="35"/>
+        </w:numPr>
+      </w:pPr>
+      <w:r>
+        <w:t xml:space="preserve">Campaign banners </w:t>
+      </w:r>
+    </w:p>
+    <w:p>
+      <w:pPr>
+        <w:ind w:left="720"/>
+      </w:pPr>
+      <w:r>
+        <w:rPr>
+          <w:b/>
+          <w:bCs/>
+        </w:rPr>
+        <w:t>7. Blog Section</w:t>
+      </w:r>
+    </w:p>
+    <w:p>
+      <w:pPr>
+        <w:numPr>
+          <w:ilvl w:val="0"/>
+          <w:numId w:val="36"/>
+        </w:numPr>
+      </w:pPr>
+      <w:r>
+        <w:t xml:space="preserve">Fashion tips and articles </w:t>
+      </w:r>
+    </w:p>
+    <w:p>
+      <w:pPr>
+        <w:numPr>
+          <w:ilvl w:val="0"/>
+          <w:numId w:val="36"/>
+        </w:numPr>
+      </w:pPr>
+      <w:r>
+        <w:t xml:space="preserve">Categories and search </w:t>
+      </w:r>
+    </w:p>
+    <w:p>
+      <w:pPr>
+        <w:ind w:left="720"/>
+      </w:pPr>
+      <w:r>
+        <w:rPr>
+          <w:b/>
+          <w:bCs/>
+        </w:rPr>
+        <w:t>8. Customer Support</w:t>
+      </w:r>
+    </w:p>
+    <w:p>
+      <w:pPr>
+        <w:numPr>
+          <w:ilvl w:val="0"/>
+          <w:numId w:val="37"/>
+        </w:numPr>
+      </w:pPr>
+      <w:r>
+        <w:t xml:space="preserve">FAQ section </w:t>
+      </w:r>
+    </w:p>
+    <w:p>
+      <w:pPr>
+        <w:numPr>
+          <w:ilvl w:val="0"/>
+          <w:numId w:val="37"/>
+        </w:numPr>
+      </w:pPr>
+      <w:r>
+        <w:t xml:space="preserve">Live chat functionality </w:t>
+      </w:r>
+    </w:p>
+    <w:p>
+      <w:pPr>
+        <w:numPr>
+          <w:ilvl w:val="0"/>
+          <w:numId w:val="37"/>
+        </w:numPr>
+      </w:pPr>
+      <w:r>
+        <w:t>Contact form</w:t>
+      </w:r>
+    </w:p>
+    <w:p>
+      <w:pPr>
+        <w:ind w:left="720"/>
+      </w:pPr>
+    </w:p>
+    <w:p/>
+    <w:p/>
+    <w:p/>
     <w:p/>
     <w:p>
       <w:pPr>
@@ -775,6 +2262,1347 @@
 <file path=word/numbering.xml><?xml version="1.0" encoding="utf-8"?>
 <w:numbering xmlns:wpc="http://schemas.microsoft.com/office/word/2010/wordprocessingCanvas" xmlns:cx="http://schemas.microsoft.com/office/drawing/2014/chartex" xmlns:cx1="http://schemas.microsoft.com/office/drawing/2015/9/8/chartex" xmlns:cx2="http://schemas.microsoft.com/office/drawing/2015/10/21/chartex" xmlns:cx3="http://schemas.microsoft.com/office/drawing/2016/5/9/chartex" xmlns:cx4="http://schemas.microsoft.com/office/drawing/2016/5/10/chartex" xmlns:cx5="http://schemas.microsoft.com/office/drawing/2016/5/11/chartex" xmlns:cx6="http://schemas.microsoft.com/office/drawing/2016/5/12/chartex" xmlns:cx7="http://schemas.microsoft.com/office/drawing/2016/5/13/chartex" xmlns:cx8="http://schemas.microsoft.com/office/drawing/2016/5/14/chartex" xmlns:mc="http://schemas.openxmlformats.org/markup-compatibility/2006" xmlns:aink="http://schemas.microsoft.com/office/drawing/2016/ink" xmlns:am3d="http://schemas.microsoft.com/office/drawing/2017/model3d" xmlns:o="urn:schemas-microsoft-com:office:office" xmlns:oel="http://schemas.microsoft.com/office/2019/extlst" xmlns:r="http://schemas.openxmlformats.org/officeDocument/2006/relationships" xmlns:m="http://schemas.openxmlformats.org/officeDocument/2006/math" xmlns:v="urn:schemas-microsoft-com:vml" xmlns:wp14="http://schemas.microsoft.com/office/word/2010/wordprocessingDrawing" xmlns:wp="http://schemas.openxmlformats.org/drawingml/2006/wordprocessingDrawing" xmlns:w10="urn:schemas-microsoft-com:office:word" xmlns:w="http://schemas.openxmlformats.org/wordprocessingml/2006/main" xmlns:w14="http://schemas.microsoft.com/office/word/2010/wordml" xmlns:w15="http://schemas.microsoft.com/office/word/2012/wordml" xmlns:w16cex="http://schemas.microsoft.com/office/word/2018/wordml/cex" xmlns:w16cid="http://schemas.microsoft.com/office/word/2016/wordml/cid" xmlns:w16="http://schemas.microsoft.com/office/word/2018/wordml" xmlns:w16du="http://schemas.microsoft.com/office/word/2023/wordml/word16du" xmlns:w16sdtdh="http://schemas.microsoft.com/office/word/2020/wordml/sdtdatahash" xmlns:w16sdtfl="http://schemas.microsoft.com/office/word/2024/wordml/sdtformatlock" xmlns:w16se="http://schemas.microsoft.com/office/word/2015/wordml/symex" xmlns:wpg="http://schemas.microsoft.com/office/word/2010/wordprocessingGroup" xmlns:wpi="http://schemas.microsoft.com/office/word/2010/wordprocessingInk" xmlns:wne="http://schemas.microsoft.com/office/word/2006/wordml" xmlns:wps="http://schemas.microsoft.com/office/word/2010/wordprocessingShape" mc:Ignorable="w14 w15 w16se w16cid w16 w16cex w16sdtdh w16sdtfl w16du wp14">
   <w:abstractNum w:abstractNumId="0" w15:restartNumberingAfterBreak="0">
+    <w:nsid w:val="068C5FD9"/>
+    <w:multiLevelType w:val="multilevel"/>
+    <w:tmpl w:val="A926BAE2"/>
+    <w:lvl w:ilvl="0">
+      <w:start w:val="1"/>
+      <w:numFmt w:val="bullet"/>
+      <w:lvlText w:val=""/>
+      <w:lvlJc w:val="left"/>
+      <w:pPr>
+        <w:tabs>
+          <w:tab w:val="num" w:pos="720"/>
+        </w:tabs>
+        <w:ind w:left="720" w:hanging="360"/>
+      </w:pPr>
+      <w:rPr>
+        <w:rFonts w:ascii="Symbol" w:hAnsi="Symbol" w:hint="default"/>
+        <w:sz w:val="20"/>
+      </w:rPr>
+    </w:lvl>
+    <w:lvl w:ilvl="1" w:tentative="1">
+      <w:start w:val="1"/>
+      <w:numFmt w:val="bullet"/>
+      <w:lvlText w:val="o"/>
+      <w:lvlJc w:val="left"/>
+      <w:pPr>
+        <w:tabs>
+          <w:tab w:val="num" w:pos="1440"/>
+        </w:tabs>
+        <w:ind w:left="1440" w:hanging="360"/>
+      </w:pPr>
+      <w:rPr>
+        <w:rFonts w:ascii="Courier New" w:hAnsi="Courier New" w:hint="default"/>
+        <w:sz w:val="20"/>
+      </w:rPr>
+    </w:lvl>
+    <w:lvl w:ilvl="2" w:tentative="1">
+      <w:start w:val="1"/>
+      <w:numFmt w:val="bullet"/>
+      <w:lvlText w:val=""/>
+      <w:lvlJc w:val="left"/>
+      <w:pPr>
+        <w:tabs>
+          <w:tab w:val="num" w:pos="2160"/>
+        </w:tabs>
+        <w:ind w:left="2160" w:hanging="360"/>
+      </w:pPr>
+      <w:rPr>
+        <w:rFonts w:ascii="Wingdings" w:hAnsi="Wingdings" w:hint="default"/>
+        <w:sz w:val="20"/>
+      </w:rPr>
+    </w:lvl>
+    <w:lvl w:ilvl="3" w:tentative="1">
+      <w:start w:val="1"/>
+      <w:numFmt w:val="bullet"/>
+      <w:lvlText w:val=""/>
+      <w:lvlJc w:val="left"/>
+      <w:pPr>
+        <w:tabs>
+          <w:tab w:val="num" w:pos="2880"/>
+        </w:tabs>
+        <w:ind w:left="2880" w:hanging="360"/>
+      </w:pPr>
+      <w:rPr>
+        <w:rFonts w:ascii="Wingdings" w:hAnsi="Wingdings" w:hint="default"/>
+        <w:sz w:val="20"/>
+      </w:rPr>
+    </w:lvl>
+    <w:lvl w:ilvl="4" w:tentative="1">
+      <w:start w:val="1"/>
+      <w:numFmt w:val="bullet"/>
+      <w:lvlText w:val=""/>
+      <w:lvlJc w:val="left"/>
+      <w:pPr>
+        <w:tabs>
+          <w:tab w:val="num" w:pos="3600"/>
+        </w:tabs>
+        <w:ind w:left="3600" w:hanging="360"/>
+      </w:pPr>
+      <w:rPr>
+        <w:rFonts w:ascii="Wingdings" w:hAnsi="Wingdings" w:hint="default"/>
+        <w:sz w:val="20"/>
+      </w:rPr>
+    </w:lvl>
+    <w:lvl w:ilvl="5" w:tentative="1">
+      <w:start w:val="1"/>
+      <w:numFmt w:val="bullet"/>
+      <w:lvlText w:val=""/>
+      <w:lvlJc w:val="left"/>
+      <w:pPr>
+        <w:tabs>
+          <w:tab w:val="num" w:pos="4320"/>
+        </w:tabs>
+        <w:ind w:left="4320" w:hanging="360"/>
+      </w:pPr>
+      <w:rPr>
+        <w:rFonts w:ascii="Wingdings" w:hAnsi="Wingdings" w:hint="default"/>
+        <w:sz w:val="20"/>
+      </w:rPr>
+    </w:lvl>
+    <w:lvl w:ilvl="6" w:tentative="1">
+      <w:start w:val="1"/>
+      <w:numFmt w:val="bullet"/>
+      <w:lvlText w:val=""/>
+      <w:lvlJc w:val="left"/>
+      <w:pPr>
+        <w:tabs>
+          <w:tab w:val="num" w:pos="5040"/>
+        </w:tabs>
+        <w:ind w:left="5040" w:hanging="360"/>
+      </w:pPr>
+      <w:rPr>
+        <w:rFonts w:ascii="Wingdings" w:hAnsi="Wingdings" w:hint="default"/>
+        <w:sz w:val="20"/>
+      </w:rPr>
+    </w:lvl>
+    <w:lvl w:ilvl="7" w:tentative="1">
+      <w:start w:val="1"/>
+      <w:numFmt w:val="bullet"/>
+      <w:lvlText w:val=""/>
+      <w:lvlJc w:val="left"/>
+      <w:pPr>
+        <w:tabs>
+          <w:tab w:val="num" w:pos="5760"/>
+        </w:tabs>
+        <w:ind w:left="5760" w:hanging="360"/>
+      </w:pPr>
+      <w:rPr>
+        <w:rFonts w:ascii="Wingdings" w:hAnsi="Wingdings" w:hint="default"/>
+        <w:sz w:val="20"/>
+      </w:rPr>
+    </w:lvl>
+    <w:lvl w:ilvl="8" w:tentative="1">
+      <w:start w:val="1"/>
+      <w:numFmt w:val="bullet"/>
+      <w:lvlText w:val=""/>
+      <w:lvlJc w:val="left"/>
+      <w:pPr>
+        <w:tabs>
+          <w:tab w:val="num" w:pos="6480"/>
+        </w:tabs>
+        <w:ind w:left="6480" w:hanging="360"/>
+      </w:pPr>
+      <w:rPr>
+        <w:rFonts w:ascii="Wingdings" w:hAnsi="Wingdings" w:hint="default"/>
+        <w:sz w:val="20"/>
+      </w:rPr>
+    </w:lvl>
+  </w:abstractNum>
+  <w:abstractNum w:abstractNumId="1" w15:restartNumberingAfterBreak="0">
+    <w:nsid w:val="0AB44631"/>
+    <w:multiLevelType w:val="multilevel"/>
+    <w:tmpl w:val="F4447ED0"/>
+    <w:lvl w:ilvl="0">
+      <w:start w:val="1"/>
+      <w:numFmt w:val="bullet"/>
+      <w:lvlText w:val=""/>
+      <w:lvlJc w:val="left"/>
+      <w:pPr>
+        <w:tabs>
+          <w:tab w:val="num" w:pos="720"/>
+        </w:tabs>
+        <w:ind w:left="720" w:hanging="360"/>
+      </w:pPr>
+      <w:rPr>
+        <w:rFonts w:ascii="Symbol" w:hAnsi="Symbol" w:hint="default"/>
+        <w:sz w:val="20"/>
+      </w:rPr>
+    </w:lvl>
+    <w:lvl w:ilvl="1" w:tentative="1">
+      <w:start w:val="1"/>
+      <w:numFmt w:val="bullet"/>
+      <w:lvlText w:val="o"/>
+      <w:lvlJc w:val="left"/>
+      <w:pPr>
+        <w:tabs>
+          <w:tab w:val="num" w:pos="1440"/>
+        </w:tabs>
+        <w:ind w:left="1440" w:hanging="360"/>
+      </w:pPr>
+      <w:rPr>
+        <w:rFonts w:ascii="Courier New" w:hAnsi="Courier New" w:hint="default"/>
+        <w:sz w:val="20"/>
+      </w:rPr>
+    </w:lvl>
+    <w:lvl w:ilvl="2" w:tentative="1">
+      <w:start w:val="1"/>
+      <w:numFmt w:val="bullet"/>
+      <w:lvlText w:val=""/>
+      <w:lvlJc w:val="left"/>
+      <w:pPr>
+        <w:tabs>
+          <w:tab w:val="num" w:pos="2160"/>
+        </w:tabs>
+        <w:ind w:left="2160" w:hanging="360"/>
+      </w:pPr>
+      <w:rPr>
+        <w:rFonts w:ascii="Wingdings" w:hAnsi="Wingdings" w:hint="default"/>
+        <w:sz w:val="20"/>
+      </w:rPr>
+    </w:lvl>
+    <w:lvl w:ilvl="3" w:tentative="1">
+      <w:start w:val="1"/>
+      <w:numFmt w:val="bullet"/>
+      <w:lvlText w:val=""/>
+      <w:lvlJc w:val="left"/>
+      <w:pPr>
+        <w:tabs>
+          <w:tab w:val="num" w:pos="2880"/>
+        </w:tabs>
+        <w:ind w:left="2880" w:hanging="360"/>
+      </w:pPr>
+      <w:rPr>
+        <w:rFonts w:ascii="Wingdings" w:hAnsi="Wingdings" w:hint="default"/>
+        <w:sz w:val="20"/>
+      </w:rPr>
+    </w:lvl>
+    <w:lvl w:ilvl="4" w:tentative="1">
+      <w:start w:val="1"/>
+      <w:numFmt w:val="bullet"/>
+      <w:lvlText w:val=""/>
+      <w:lvlJc w:val="left"/>
+      <w:pPr>
+        <w:tabs>
+          <w:tab w:val="num" w:pos="3600"/>
+        </w:tabs>
+        <w:ind w:left="3600" w:hanging="360"/>
+      </w:pPr>
+      <w:rPr>
+        <w:rFonts w:ascii="Wingdings" w:hAnsi="Wingdings" w:hint="default"/>
+        <w:sz w:val="20"/>
+      </w:rPr>
+    </w:lvl>
+    <w:lvl w:ilvl="5" w:tentative="1">
+      <w:start w:val="1"/>
+      <w:numFmt w:val="bullet"/>
+      <w:lvlText w:val=""/>
+      <w:lvlJc w:val="left"/>
+      <w:pPr>
+        <w:tabs>
+          <w:tab w:val="num" w:pos="4320"/>
+        </w:tabs>
+        <w:ind w:left="4320" w:hanging="360"/>
+      </w:pPr>
+      <w:rPr>
+        <w:rFonts w:ascii="Wingdings" w:hAnsi="Wingdings" w:hint="default"/>
+        <w:sz w:val="20"/>
+      </w:rPr>
+    </w:lvl>
+    <w:lvl w:ilvl="6" w:tentative="1">
+      <w:start w:val="1"/>
+      <w:numFmt w:val="bullet"/>
+      <w:lvlText w:val=""/>
+      <w:lvlJc w:val="left"/>
+      <w:pPr>
+        <w:tabs>
+          <w:tab w:val="num" w:pos="5040"/>
+        </w:tabs>
+        <w:ind w:left="5040" w:hanging="360"/>
+      </w:pPr>
+      <w:rPr>
+        <w:rFonts w:ascii="Wingdings" w:hAnsi="Wingdings" w:hint="default"/>
+        <w:sz w:val="20"/>
+      </w:rPr>
+    </w:lvl>
+    <w:lvl w:ilvl="7" w:tentative="1">
+      <w:start w:val="1"/>
+      <w:numFmt w:val="bullet"/>
+      <w:lvlText w:val=""/>
+      <w:lvlJc w:val="left"/>
+      <w:pPr>
+        <w:tabs>
+          <w:tab w:val="num" w:pos="5760"/>
+        </w:tabs>
+        <w:ind w:left="5760" w:hanging="360"/>
+      </w:pPr>
+      <w:rPr>
+        <w:rFonts w:ascii="Wingdings" w:hAnsi="Wingdings" w:hint="default"/>
+        <w:sz w:val="20"/>
+      </w:rPr>
+    </w:lvl>
+    <w:lvl w:ilvl="8" w:tentative="1">
+      <w:start w:val="1"/>
+      <w:numFmt w:val="bullet"/>
+      <w:lvlText w:val=""/>
+      <w:lvlJc w:val="left"/>
+      <w:pPr>
+        <w:tabs>
+          <w:tab w:val="num" w:pos="6480"/>
+        </w:tabs>
+        <w:ind w:left="6480" w:hanging="360"/>
+      </w:pPr>
+      <w:rPr>
+        <w:rFonts w:ascii="Wingdings" w:hAnsi="Wingdings" w:hint="default"/>
+        <w:sz w:val="20"/>
+      </w:rPr>
+    </w:lvl>
+  </w:abstractNum>
+  <w:abstractNum w:abstractNumId="2" w15:restartNumberingAfterBreak="0">
+    <w:nsid w:val="0D726FDB"/>
+    <w:multiLevelType w:val="multilevel"/>
+    <w:tmpl w:val="CF24517C"/>
+    <w:lvl w:ilvl="0">
+      <w:start w:val="1"/>
+      <w:numFmt w:val="bullet"/>
+      <w:lvlText w:val=""/>
+      <w:lvlJc w:val="left"/>
+      <w:pPr>
+        <w:tabs>
+          <w:tab w:val="num" w:pos="720"/>
+        </w:tabs>
+        <w:ind w:left="720" w:hanging="360"/>
+      </w:pPr>
+      <w:rPr>
+        <w:rFonts w:ascii="Symbol" w:hAnsi="Symbol" w:hint="default"/>
+        <w:sz w:val="20"/>
+      </w:rPr>
+    </w:lvl>
+    <w:lvl w:ilvl="1" w:tentative="1">
+      <w:start w:val="1"/>
+      <w:numFmt w:val="bullet"/>
+      <w:lvlText w:val="o"/>
+      <w:lvlJc w:val="left"/>
+      <w:pPr>
+        <w:tabs>
+          <w:tab w:val="num" w:pos="1440"/>
+        </w:tabs>
+        <w:ind w:left="1440" w:hanging="360"/>
+      </w:pPr>
+      <w:rPr>
+        <w:rFonts w:ascii="Courier New" w:hAnsi="Courier New" w:hint="default"/>
+        <w:sz w:val="20"/>
+      </w:rPr>
+    </w:lvl>
+    <w:lvl w:ilvl="2" w:tentative="1">
+      <w:start w:val="1"/>
+      <w:numFmt w:val="bullet"/>
+      <w:lvlText w:val=""/>
+      <w:lvlJc w:val="left"/>
+      <w:pPr>
+        <w:tabs>
+          <w:tab w:val="num" w:pos="2160"/>
+        </w:tabs>
+        <w:ind w:left="2160" w:hanging="360"/>
+      </w:pPr>
+      <w:rPr>
+        <w:rFonts w:ascii="Wingdings" w:hAnsi="Wingdings" w:hint="default"/>
+        <w:sz w:val="20"/>
+      </w:rPr>
+    </w:lvl>
+    <w:lvl w:ilvl="3" w:tentative="1">
+      <w:start w:val="1"/>
+      <w:numFmt w:val="bullet"/>
+      <w:lvlText w:val=""/>
+      <w:lvlJc w:val="left"/>
+      <w:pPr>
+        <w:tabs>
+          <w:tab w:val="num" w:pos="2880"/>
+        </w:tabs>
+        <w:ind w:left="2880" w:hanging="360"/>
+      </w:pPr>
+      <w:rPr>
+        <w:rFonts w:ascii="Wingdings" w:hAnsi="Wingdings" w:hint="default"/>
+        <w:sz w:val="20"/>
+      </w:rPr>
+    </w:lvl>
+    <w:lvl w:ilvl="4" w:tentative="1">
+      <w:start w:val="1"/>
+      <w:numFmt w:val="bullet"/>
+      <w:lvlText w:val=""/>
+      <w:lvlJc w:val="left"/>
+      <w:pPr>
+        <w:tabs>
+          <w:tab w:val="num" w:pos="3600"/>
+        </w:tabs>
+        <w:ind w:left="3600" w:hanging="360"/>
+      </w:pPr>
+      <w:rPr>
+        <w:rFonts w:ascii="Wingdings" w:hAnsi="Wingdings" w:hint="default"/>
+        <w:sz w:val="20"/>
+      </w:rPr>
+    </w:lvl>
+    <w:lvl w:ilvl="5" w:tentative="1">
+      <w:start w:val="1"/>
+      <w:numFmt w:val="bullet"/>
+      <w:lvlText w:val=""/>
+      <w:lvlJc w:val="left"/>
+      <w:pPr>
+        <w:tabs>
+          <w:tab w:val="num" w:pos="4320"/>
+        </w:tabs>
+        <w:ind w:left="4320" w:hanging="360"/>
+      </w:pPr>
+      <w:rPr>
+        <w:rFonts w:ascii="Wingdings" w:hAnsi="Wingdings" w:hint="default"/>
+        <w:sz w:val="20"/>
+      </w:rPr>
+    </w:lvl>
+    <w:lvl w:ilvl="6" w:tentative="1">
+      <w:start w:val="1"/>
+      <w:numFmt w:val="bullet"/>
+      <w:lvlText w:val=""/>
+      <w:lvlJc w:val="left"/>
+      <w:pPr>
+        <w:tabs>
+          <w:tab w:val="num" w:pos="5040"/>
+        </w:tabs>
+        <w:ind w:left="5040" w:hanging="360"/>
+      </w:pPr>
+      <w:rPr>
+        <w:rFonts w:ascii="Wingdings" w:hAnsi="Wingdings" w:hint="default"/>
+        <w:sz w:val="20"/>
+      </w:rPr>
+    </w:lvl>
+    <w:lvl w:ilvl="7" w:tentative="1">
+      <w:start w:val="1"/>
+      <w:numFmt w:val="bullet"/>
+      <w:lvlText w:val=""/>
+      <w:lvlJc w:val="left"/>
+      <w:pPr>
+        <w:tabs>
+          <w:tab w:val="num" w:pos="5760"/>
+        </w:tabs>
+        <w:ind w:left="5760" w:hanging="360"/>
+      </w:pPr>
+      <w:rPr>
+        <w:rFonts w:ascii="Wingdings" w:hAnsi="Wingdings" w:hint="default"/>
+        <w:sz w:val="20"/>
+      </w:rPr>
+    </w:lvl>
+    <w:lvl w:ilvl="8" w:tentative="1">
+      <w:start w:val="1"/>
+      <w:numFmt w:val="bullet"/>
+      <w:lvlText w:val=""/>
+      <w:lvlJc w:val="left"/>
+      <w:pPr>
+        <w:tabs>
+          <w:tab w:val="num" w:pos="6480"/>
+        </w:tabs>
+        <w:ind w:left="6480" w:hanging="360"/>
+      </w:pPr>
+      <w:rPr>
+        <w:rFonts w:ascii="Wingdings" w:hAnsi="Wingdings" w:hint="default"/>
+        <w:sz w:val="20"/>
+      </w:rPr>
+    </w:lvl>
+  </w:abstractNum>
+  <w:abstractNum w:abstractNumId="3" w15:restartNumberingAfterBreak="0">
+    <w:nsid w:val="0EC24DC9"/>
+    <w:multiLevelType w:val="multilevel"/>
+    <w:tmpl w:val="AE00A822"/>
+    <w:lvl w:ilvl="0">
+      <w:start w:val="1"/>
+      <w:numFmt w:val="bullet"/>
+      <w:lvlText w:val=""/>
+      <w:lvlJc w:val="left"/>
+      <w:pPr>
+        <w:tabs>
+          <w:tab w:val="num" w:pos="720"/>
+        </w:tabs>
+        <w:ind w:left="720" w:hanging="360"/>
+      </w:pPr>
+      <w:rPr>
+        <w:rFonts w:ascii="Symbol" w:hAnsi="Symbol" w:hint="default"/>
+        <w:sz w:val="20"/>
+      </w:rPr>
+    </w:lvl>
+    <w:lvl w:ilvl="1" w:tentative="1">
+      <w:start w:val="1"/>
+      <w:numFmt w:val="bullet"/>
+      <w:lvlText w:val="o"/>
+      <w:lvlJc w:val="left"/>
+      <w:pPr>
+        <w:tabs>
+          <w:tab w:val="num" w:pos="1440"/>
+        </w:tabs>
+        <w:ind w:left="1440" w:hanging="360"/>
+      </w:pPr>
+      <w:rPr>
+        <w:rFonts w:ascii="Courier New" w:hAnsi="Courier New" w:hint="default"/>
+        <w:sz w:val="20"/>
+      </w:rPr>
+    </w:lvl>
+    <w:lvl w:ilvl="2" w:tentative="1">
+      <w:start w:val="1"/>
+      <w:numFmt w:val="bullet"/>
+      <w:lvlText w:val=""/>
+      <w:lvlJc w:val="left"/>
+      <w:pPr>
+        <w:tabs>
+          <w:tab w:val="num" w:pos="2160"/>
+        </w:tabs>
+        <w:ind w:left="2160" w:hanging="360"/>
+      </w:pPr>
+      <w:rPr>
+        <w:rFonts w:ascii="Wingdings" w:hAnsi="Wingdings" w:hint="default"/>
+        <w:sz w:val="20"/>
+      </w:rPr>
+    </w:lvl>
+    <w:lvl w:ilvl="3" w:tentative="1">
+      <w:start w:val="1"/>
+      <w:numFmt w:val="bullet"/>
+      <w:lvlText w:val=""/>
+      <w:lvlJc w:val="left"/>
+      <w:pPr>
+        <w:tabs>
+          <w:tab w:val="num" w:pos="2880"/>
+        </w:tabs>
+        <w:ind w:left="2880" w:hanging="360"/>
+      </w:pPr>
+      <w:rPr>
+        <w:rFonts w:ascii="Wingdings" w:hAnsi="Wingdings" w:hint="default"/>
+        <w:sz w:val="20"/>
+      </w:rPr>
+    </w:lvl>
+    <w:lvl w:ilvl="4" w:tentative="1">
+      <w:start w:val="1"/>
+      <w:numFmt w:val="bullet"/>
+      <w:lvlText w:val=""/>
+      <w:lvlJc w:val="left"/>
+      <w:pPr>
+        <w:tabs>
+          <w:tab w:val="num" w:pos="3600"/>
+        </w:tabs>
+        <w:ind w:left="3600" w:hanging="360"/>
+      </w:pPr>
+      <w:rPr>
+        <w:rFonts w:ascii="Wingdings" w:hAnsi="Wingdings" w:hint="default"/>
+        <w:sz w:val="20"/>
+      </w:rPr>
+    </w:lvl>
+    <w:lvl w:ilvl="5" w:tentative="1">
+      <w:start w:val="1"/>
+      <w:numFmt w:val="bullet"/>
+      <w:lvlText w:val=""/>
+      <w:lvlJc w:val="left"/>
+      <w:pPr>
+        <w:tabs>
+          <w:tab w:val="num" w:pos="4320"/>
+        </w:tabs>
+        <w:ind w:left="4320" w:hanging="360"/>
+      </w:pPr>
+      <w:rPr>
+        <w:rFonts w:ascii="Wingdings" w:hAnsi="Wingdings" w:hint="default"/>
+        <w:sz w:val="20"/>
+      </w:rPr>
+    </w:lvl>
+    <w:lvl w:ilvl="6" w:tentative="1">
+      <w:start w:val="1"/>
+      <w:numFmt w:val="bullet"/>
+      <w:lvlText w:val=""/>
+      <w:lvlJc w:val="left"/>
+      <w:pPr>
+        <w:tabs>
+          <w:tab w:val="num" w:pos="5040"/>
+        </w:tabs>
+        <w:ind w:left="5040" w:hanging="360"/>
+      </w:pPr>
+      <w:rPr>
+        <w:rFonts w:ascii="Wingdings" w:hAnsi="Wingdings" w:hint="default"/>
+        <w:sz w:val="20"/>
+      </w:rPr>
+    </w:lvl>
+    <w:lvl w:ilvl="7" w:tentative="1">
+      <w:start w:val="1"/>
+      <w:numFmt w:val="bullet"/>
+      <w:lvlText w:val=""/>
+      <w:lvlJc w:val="left"/>
+      <w:pPr>
+        <w:tabs>
+          <w:tab w:val="num" w:pos="5760"/>
+        </w:tabs>
+        <w:ind w:left="5760" w:hanging="360"/>
+      </w:pPr>
+      <w:rPr>
+        <w:rFonts w:ascii="Wingdings" w:hAnsi="Wingdings" w:hint="default"/>
+        <w:sz w:val="20"/>
+      </w:rPr>
+    </w:lvl>
+    <w:lvl w:ilvl="8" w:tentative="1">
+      <w:start w:val="1"/>
+      <w:numFmt w:val="bullet"/>
+      <w:lvlText w:val=""/>
+      <w:lvlJc w:val="left"/>
+      <w:pPr>
+        <w:tabs>
+          <w:tab w:val="num" w:pos="6480"/>
+        </w:tabs>
+        <w:ind w:left="6480" w:hanging="360"/>
+      </w:pPr>
+      <w:rPr>
+        <w:rFonts w:ascii="Wingdings" w:hAnsi="Wingdings" w:hint="default"/>
+        <w:sz w:val="20"/>
+      </w:rPr>
+    </w:lvl>
+  </w:abstractNum>
+  <w:abstractNum w:abstractNumId="4" w15:restartNumberingAfterBreak="0">
+    <w:nsid w:val="10931BC9"/>
+    <w:multiLevelType w:val="multilevel"/>
+    <w:tmpl w:val="4E1ABED6"/>
+    <w:lvl w:ilvl="0">
+      <w:start w:val="1"/>
+      <w:numFmt w:val="bullet"/>
+      <w:lvlText w:val=""/>
+      <w:lvlJc w:val="left"/>
+      <w:pPr>
+        <w:tabs>
+          <w:tab w:val="num" w:pos="720"/>
+        </w:tabs>
+        <w:ind w:left="720" w:hanging="360"/>
+      </w:pPr>
+      <w:rPr>
+        <w:rFonts w:ascii="Symbol" w:hAnsi="Symbol" w:hint="default"/>
+        <w:sz w:val="20"/>
+      </w:rPr>
+    </w:lvl>
+    <w:lvl w:ilvl="1" w:tentative="1">
+      <w:start w:val="1"/>
+      <w:numFmt w:val="bullet"/>
+      <w:lvlText w:val="o"/>
+      <w:lvlJc w:val="left"/>
+      <w:pPr>
+        <w:tabs>
+          <w:tab w:val="num" w:pos="1440"/>
+        </w:tabs>
+        <w:ind w:left="1440" w:hanging="360"/>
+      </w:pPr>
+      <w:rPr>
+        <w:rFonts w:ascii="Courier New" w:hAnsi="Courier New" w:hint="default"/>
+        <w:sz w:val="20"/>
+      </w:rPr>
+    </w:lvl>
+    <w:lvl w:ilvl="2" w:tentative="1">
+      <w:start w:val="1"/>
+      <w:numFmt w:val="bullet"/>
+      <w:lvlText w:val=""/>
+      <w:lvlJc w:val="left"/>
+      <w:pPr>
+        <w:tabs>
+          <w:tab w:val="num" w:pos="2160"/>
+        </w:tabs>
+        <w:ind w:left="2160" w:hanging="360"/>
+      </w:pPr>
+      <w:rPr>
+        <w:rFonts w:ascii="Wingdings" w:hAnsi="Wingdings" w:hint="default"/>
+        <w:sz w:val="20"/>
+      </w:rPr>
+    </w:lvl>
+    <w:lvl w:ilvl="3" w:tentative="1">
+      <w:start w:val="1"/>
+      <w:numFmt w:val="bullet"/>
+      <w:lvlText w:val=""/>
+      <w:lvlJc w:val="left"/>
+      <w:pPr>
+        <w:tabs>
+          <w:tab w:val="num" w:pos="2880"/>
+        </w:tabs>
+        <w:ind w:left="2880" w:hanging="360"/>
+      </w:pPr>
+      <w:rPr>
+        <w:rFonts w:ascii="Wingdings" w:hAnsi="Wingdings" w:hint="default"/>
+        <w:sz w:val="20"/>
+      </w:rPr>
+    </w:lvl>
+    <w:lvl w:ilvl="4" w:tentative="1">
+      <w:start w:val="1"/>
+      <w:numFmt w:val="bullet"/>
+      <w:lvlText w:val=""/>
+      <w:lvlJc w:val="left"/>
+      <w:pPr>
+        <w:tabs>
+          <w:tab w:val="num" w:pos="3600"/>
+        </w:tabs>
+        <w:ind w:left="3600" w:hanging="360"/>
+      </w:pPr>
+      <w:rPr>
+        <w:rFonts w:ascii="Wingdings" w:hAnsi="Wingdings" w:hint="default"/>
+        <w:sz w:val="20"/>
+      </w:rPr>
+    </w:lvl>
+    <w:lvl w:ilvl="5" w:tentative="1">
+      <w:start w:val="1"/>
+      <w:numFmt w:val="bullet"/>
+      <w:lvlText w:val=""/>
+      <w:lvlJc w:val="left"/>
+      <w:pPr>
+        <w:tabs>
+          <w:tab w:val="num" w:pos="4320"/>
+        </w:tabs>
+        <w:ind w:left="4320" w:hanging="360"/>
+      </w:pPr>
+      <w:rPr>
+        <w:rFonts w:ascii="Wingdings" w:hAnsi="Wingdings" w:hint="default"/>
+        <w:sz w:val="20"/>
+      </w:rPr>
+    </w:lvl>
+    <w:lvl w:ilvl="6" w:tentative="1">
+      <w:start w:val="1"/>
+      <w:numFmt w:val="bullet"/>
+      <w:lvlText w:val=""/>
+      <w:lvlJc w:val="left"/>
+      <w:pPr>
+        <w:tabs>
+          <w:tab w:val="num" w:pos="5040"/>
+        </w:tabs>
+        <w:ind w:left="5040" w:hanging="360"/>
+      </w:pPr>
+      <w:rPr>
+        <w:rFonts w:ascii="Wingdings" w:hAnsi="Wingdings" w:hint="default"/>
+        <w:sz w:val="20"/>
+      </w:rPr>
+    </w:lvl>
+    <w:lvl w:ilvl="7" w:tentative="1">
+      <w:start w:val="1"/>
+      <w:numFmt w:val="bullet"/>
+      <w:lvlText w:val=""/>
+      <w:lvlJc w:val="left"/>
+      <w:pPr>
+        <w:tabs>
+          <w:tab w:val="num" w:pos="5760"/>
+        </w:tabs>
+        <w:ind w:left="5760" w:hanging="360"/>
+      </w:pPr>
+      <w:rPr>
+        <w:rFonts w:ascii="Wingdings" w:hAnsi="Wingdings" w:hint="default"/>
+        <w:sz w:val="20"/>
+      </w:rPr>
+    </w:lvl>
+    <w:lvl w:ilvl="8" w:tentative="1">
+      <w:start w:val="1"/>
+      <w:numFmt w:val="bullet"/>
+      <w:lvlText w:val=""/>
+      <w:lvlJc w:val="left"/>
+      <w:pPr>
+        <w:tabs>
+          <w:tab w:val="num" w:pos="6480"/>
+        </w:tabs>
+        <w:ind w:left="6480" w:hanging="360"/>
+      </w:pPr>
+      <w:rPr>
+        <w:rFonts w:ascii="Wingdings" w:hAnsi="Wingdings" w:hint="default"/>
+        <w:sz w:val="20"/>
+      </w:rPr>
+    </w:lvl>
+  </w:abstractNum>
+  <w:abstractNum w:abstractNumId="5" w15:restartNumberingAfterBreak="0">
+    <w:nsid w:val="111F0207"/>
+    <w:multiLevelType w:val="multilevel"/>
+    <w:tmpl w:val="F3F47C06"/>
+    <w:lvl w:ilvl="0">
+      <w:start w:val="1"/>
+      <w:numFmt w:val="bullet"/>
+      <w:lvlText w:val=""/>
+      <w:lvlJc w:val="left"/>
+      <w:pPr>
+        <w:tabs>
+          <w:tab w:val="num" w:pos="720"/>
+        </w:tabs>
+        <w:ind w:left="720" w:hanging="360"/>
+      </w:pPr>
+      <w:rPr>
+        <w:rFonts w:ascii="Symbol" w:hAnsi="Symbol" w:hint="default"/>
+        <w:sz w:val="20"/>
+      </w:rPr>
+    </w:lvl>
+    <w:lvl w:ilvl="1" w:tentative="1">
+      <w:start w:val="1"/>
+      <w:numFmt w:val="bullet"/>
+      <w:lvlText w:val="o"/>
+      <w:lvlJc w:val="left"/>
+      <w:pPr>
+        <w:tabs>
+          <w:tab w:val="num" w:pos="1440"/>
+        </w:tabs>
+        <w:ind w:left="1440" w:hanging="360"/>
+      </w:pPr>
+      <w:rPr>
+        <w:rFonts w:ascii="Courier New" w:hAnsi="Courier New" w:hint="default"/>
+        <w:sz w:val="20"/>
+      </w:rPr>
+    </w:lvl>
+    <w:lvl w:ilvl="2" w:tentative="1">
+      <w:start w:val="1"/>
+      <w:numFmt w:val="bullet"/>
+      <w:lvlText w:val=""/>
+      <w:lvlJc w:val="left"/>
+      <w:pPr>
+        <w:tabs>
+          <w:tab w:val="num" w:pos="2160"/>
+        </w:tabs>
+        <w:ind w:left="2160" w:hanging="360"/>
+      </w:pPr>
+      <w:rPr>
+        <w:rFonts w:ascii="Wingdings" w:hAnsi="Wingdings" w:hint="default"/>
+        <w:sz w:val="20"/>
+      </w:rPr>
+    </w:lvl>
+    <w:lvl w:ilvl="3" w:tentative="1">
+      <w:start w:val="1"/>
+      <w:numFmt w:val="bullet"/>
+      <w:lvlText w:val=""/>
+      <w:lvlJc w:val="left"/>
+      <w:pPr>
+        <w:tabs>
+          <w:tab w:val="num" w:pos="2880"/>
+        </w:tabs>
+        <w:ind w:left="2880" w:hanging="360"/>
+      </w:pPr>
+      <w:rPr>
+        <w:rFonts w:ascii="Wingdings" w:hAnsi="Wingdings" w:hint="default"/>
+        <w:sz w:val="20"/>
+      </w:rPr>
+    </w:lvl>
+    <w:lvl w:ilvl="4" w:tentative="1">
+      <w:start w:val="1"/>
+      <w:numFmt w:val="bullet"/>
+      <w:lvlText w:val=""/>
+      <w:lvlJc w:val="left"/>
+      <w:pPr>
+        <w:tabs>
+          <w:tab w:val="num" w:pos="3600"/>
+        </w:tabs>
+        <w:ind w:left="3600" w:hanging="360"/>
+      </w:pPr>
+      <w:rPr>
+        <w:rFonts w:ascii="Wingdings" w:hAnsi="Wingdings" w:hint="default"/>
+        <w:sz w:val="20"/>
+      </w:rPr>
+    </w:lvl>
+    <w:lvl w:ilvl="5" w:tentative="1">
+      <w:start w:val="1"/>
+      <w:numFmt w:val="bullet"/>
+      <w:lvlText w:val=""/>
+      <w:lvlJc w:val="left"/>
+      <w:pPr>
+        <w:tabs>
+          <w:tab w:val="num" w:pos="4320"/>
+        </w:tabs>
+        <w:ind w:left="4320" w:hanging="360"/>
+      </w:pPr>
+      <w:rPr>
+        <w:rFonts w:ascii="Wingdings" w:hAnsi="Wingdings" w:hint="default"/>
+        <w:sz w:val="20"/>
+      </w:rPr>
+    </w:lvl>
+    <w:lvl w:ilvl="6" w:tentative="1">
+      <w:start w:val="1"/>
+      <w:numFmt w:val="bullet"/>
+      <w:lvlText w:val=""/>
+      <w:lvlJc w:val="left"/>
+      <w:pPr>
+        <w:tabs>
+          <w:tab w:val="num" w:pos="5040"/>
+        </w:tabs>
+        <w:ind w:left="5040" w:hanging="360"/>
+      </w:pPr>
+      <w:rPr>
+        <w:rFonts w:ascii="Wingdings" w:hAnsi="Wingdings" w:hint="default"/>
+        <w:sz w:val="20"/>
+      </w:rPr>
+    </w:lvl>
+    <w:lvl w:ilvl="7" w:tentative="1">
+      <w:start w:val="1"/>
+      <w:numFmt w:val="bullet"/>
+      <w:lvlText w:val=""/>
+      <w:lvlJc w:val="left"/>
+      <w:pPr>
+        <w:tabs>
+          <w:tab w:val="num" w:pos="5760"/>
+        </w:tabs>
+        <w:ind w:left="5760" w:hanging="360"/>
+      </w:pPr>
+      <w:rPr>
+        <w:rFonts w:ascii="Wingdings" w:hAnsi="Wingdings" w:hint="default"/>
+        <w:sz w:val="20"/>
+      </w:rPr>
+    </w:lvl>
+    <w:lvl w:ilvl="8" w:tentative="1">
+      <w:start w:val="1"/>
+      <w:numFmt w:val="bullet"/>
+      <w:lvlText w:val=""/>
+      <w:lvlJc w:val="left"/>
+      <w:pPr>
+        <w:tabs>
+          <w:tab w:val="num" w:pos="6480"/>
+        </w:tabs>
+        <w:ind w:left="6480" w:hanging="360"/>
+      </w:pPr>
+      <w:rPr>
+        <w:rFonts w:ascii="Wingdings" w:hAnsi="Wingdings" w:hint="default"/>
+        <w:sz w:val="20"/>
+      </w:rPr>
+    </w:lvl>
+  </w:abstractNum>
+  <w:abstractNum w:abstractNumId="6" w15:restartNumberingAfterBreak="0">
+    <w:nsid w:val="1CC55987"/>
+    <w:multiLevelType w:val="multilevel"/>
+    <w:tmpl w:val="9D1CC5E0"/>
+    <w:lvl w:ilvl="0">
+      <w:start w:val="1"/>
+      <w:numFmt w:val="bullet"/>
+      <w:lvlText w:val=""/>
+      <w:lvlJc w:val="left"/>
+      <w:pPr>
+        <w:tabs>
+          <w:tab w:val="num" w:pos="720"/>
+        </w:tabs>
+        <w:ind w:left="720" w:hanging="360"/>
+      </w:pPr>
+      <w:rPr>
+        <w:rFonts w:ascii="Symbol" w:hAnsi="Symbol" w:hint="default"/>
+        <w:sz w:val="20"/>
+      </w:rPr>
+    </w:lvl>
+    <w:lvl w:ilvl="1" w:tentative="1">
+      <w:start w:val="1"/>
+      <w:numFmt w:val="bullet"/>
+      <w:lvlText w:val="o"/>
+      <w:lvlJc w:val="left"/>
+      <w:pPr>
+        <w:tabs>
+          <w:tab w:val="num" w:pos="1440"/>
+        </w:tabs>
+        <w:ind w:left="1440" w:hanging="360"/>
+      </w:pPr>
+      <w:rPr>
+        <w:rFonts w:ascii="Courier New" w:hAnsi="Courier New" w:hint="default"/>
+        <w:sz w:val="20"/>
+      </w:rPr>
+    </w:lvl>
+    <w:lvl w:ilvl="2" w:tentative="1">
+      <w:start w:val="1"/>
+      <w:numFmt w:val="bullet"/>
+      <w:lvlText w:val=""/>
+      <w:lvlJc w:val="left"/>
+      <w:pPr>
+        <w:tabs>
+          <w:tab w:val="num" w:pos="2160"/>
+        </w:tabs>
+        <w:ind w:left="2160" w:hanging="360"/>
+      </w:pPr>
+      <w:rPr>
+        <w:rFonts w:ascii="Wingdings" w:hAnsi="Wingdings" w:hint="default"/>
+        <w:sz w:val="20"/>
+      </w:rPr>
+    </w:lvl>
+    <w:lvl w:ilvl="3" w:tentative="1">
+      <w:start w:val="1"/>
+      <w:numFmt w:val="bullet"/>
+      <w:lvlText w:val=""/>
+      <w:lvlJc w:val="left"/>
+      <w:pPr>
+        <w:tabs>
+          <w:tab w:val="num" w:pos="2880"/>
+        </w:tabs>
+        <w:ind w:left="2880" w:hanging="360"/>
+      </w:pPr>
+      <w:rPr>
+        <w:rFonts w:ascii="Wingdings" w:hAnsi="Wingdings" w:hint="default"/>
+        <w:sz w:val="20"/>
+      </w:rPr>
+    </w:lvl>
+    <w:lvl w:ilvl="4" w:tentative="1">
+      <w:start w:val="1"/>
+      <w:numFmt w:val="bullet"/>
+      <w:lvlText w:val=""/>
+      <w:lvlJc w:val="left"/>
+      <w:pPr>
+        <w:tabs>
+          <w:tab w:val="num" w:pos="3600"/>
+        </w:tabs>
+        <w:ind w:left="3600" w:hanging="360"/>
+      </w:pPr>
+      <w:rPr>
+        <w:rFonts w:ascii="Wingdings" w:hAnsi="Wingdings" w:hint="default"/>
+        <w:sz w:val="20"/>
+      </w:rPr>
+    </w:lvl>
+    <w:lvl w:ilvl="5" w:tentative="1">
+      <w:start w:val="1"/>
+      <w:numFmt w:val="bullet"/>
+      <w:lvlText w:val=""/>
+      <w:lvlJc w:val="left"/>
+      <w:pPr>
+        <w:tabs>
+          <w:tab w:val="num" w:pos="4320"/>
+        </w:tabs>
+        <w:ind w:left="4320" w:hanging="360"/>
+      </w:pPr>
+      <w:rPr>
+        <w:rFonts w:ascii="Wingdings" w:hAnsi="Wingdings" w:hint="default"/>
+        <w:sz w:val="20"/>
+      </w:rPr>
+    </w:lvl>
+    <w:lvl w:ilvl="6" w:tentative="1">
+      <w:start w:val="1"/>
+      <w:numFmt w:val="bullet"/>
+      <w:lvlText w:val=""/>
+      <w:lvlJc w:val="left"/>
+      <w:pPr>
+        <w:tabs>
+          <w:tab w:val="num" w:pos="5040"/>
+        </w:tabs>
+        <w:ind w:left="5040" w:hanging="360"/>
+      </w:pPr>
+      <w:rPr>
+        <w:rFonts w:ascii="Wingdings" w:hAnsi="Wingdings" w:hint="default"/>
+        <w:sz w:val="20"/>
+      </w:rPr>
+    </w:lvl>
+    <w:lvl w:ilvl="7" w:tentative="1">
+      <w:start w:val="1"/>
+      <w:numFmt w:val="bullet"/>
+      <w:lvlText w:val=""/>
+      <w:lvlJc w:val="left"/>
+      <w:pPr>
+        <w:tabs>
+          <w:tab w:val="num" w:pos="5760"/>
+        </w:tabs>
+        <w:ind w:left="5760" w:hanging="360"/>
+      </w:pPr>
+      <w:rPr>
+        <w:rFonts w:ascii="Wingdings" w:hAnsi="Wingdings" w:hint="default"/>
+        <w:sz w:val="20"/>
+      </w:rPr>
+    </w:lvl>
+    <w:lvl w:ilvl="8" w:tentative="1">
+      <w:start w:val="1"/>
+      <w:numFmt w:val="bullet"/>
+      <w:lvlText w:val=""/>
+      <w:lvlJc w:val="left"/>
+      <w:pPr>
+        <w:tabs>
+          <w:tab w:val="num" w:pos="6480"/>
+        </w:tabs>
+        <w:ind w:left="6480" w:hanging="360"/>
+      </w:pPr>
+      <w:rPr>
+        <w:rFonts w:ascii="Wingdings" w:hAnsi="Wingdings" w:hint="default"/>
+        <w:sz w:val="20"/>
+      </w:rPr>
+    </w:lvl>
+  </w:abstractNum>
+  <w:abstractNum w:abstractNumId="7" w15:restartNumberingAfterBreak="0">
+    <w:nsid w:val="1DDE0B5F"/>
+    <w:multiLevelType w:val="multilevel"/>
+    <w:tmpl w:val="B7166060"/>
+    <w:lvl w:ilvl="0">
+      <w:start w:val="1"/>
+      <w:numFmt w:val="bullet"/>
+      <w:lvlText w:val=""/>
+      <w:lvlJc w:val="left"/>
+      <w:pPr>
+        <w:tabs>
+          <w:tab w:val="num" w:pos="720"/>
+        </w:tabs>
+        <w:ind w:left="720" w:hanging="360"/>
+      </w:pPr>
+      <w:rPr>
+        <w:rFonts w:ascii="Symbol" w:hAnsi="Symbol" w:hint="default"/>
+        <w:sz w:val="20"/>
+      </w:rPr>
+    </w:lvl>
+    <w:lvl w:ilvl="1" w:tentative="1">
+      <w:start w:val="1"/>
+      <w:numFmt w:val="bullet"/>
+      <w:lvlText w:val="o"/>
+      <w:lvlJc w:val="left"/>
+      <w:pPr>
+        <w:tabs>
+          <w:tab w:val="num" w:pos="1440"/>
+        </w:tabs>
+        <w:ind w:left="1440" w:hanging="360"/>
+      </w:pPr>
+      <w:rPr>
+        <w:rFonts w:ascii="Courier New" w:hAnsi="Courier New" w:hint="default"/>
+        <w:sz w:val="20"/>
+      </w:rPr>
+    </w:lvl>
+    <w:lvl w:ilvl="2" w:tentative="1">
+      <w:start w:val="1"/>
+      <w:numFmt w:val="bullet"/>
+      <w:lvlText w:val=""/>
+      <w:lvlJc w:val="left"/>
+      <w:pPr>
+        <w:tabs>
+          <w:tab w:val="num" w:pos="2160"/>
+        </w:tabs>
+        <w:ind w:left="2160" w:hanging="360"/>
+      </w:pPr>
+      <w:rPr>
+        <w:rFonts w:ascii="Wingdings" w:hAnsi="Wingdings" w:hint="default"/>
+        <w:sz w:val="20"/>
+      </w:rPr>
+    </w:lvl>
+    <w:lvl w:ilvl="3" w:tentative="1">
+      <w:start w:val="1"/>
+      <w:numFmt w:val="bullet"/>
+      <w:lvlText w:val=""/>
+      <w:lvlJc w:val="left"/>
+      <w:pPr>
+        <w:tabs>
+          <w:tab w:val="num" w:pos="2880"/>
+        </w:tabs>
+        <w:ind w:left="2880" w:hanging="360"/>
+      </w:pPr>
+      <w:rPr>
+        <w:rFonts w:ascii="Wingdings" w:hAnsi="Wingdings" w:hint="default"/>
+        <w:sz w:val="20"/>
+      </w:rPr>
+    </w:lvl>
+    <w:lvl w:ilvl="4" w:tentative="1">
+      <w:start w:val="1"/>
+      <w:numFmt w:val="bullet"/>
+      <w:lvlText w:val=""/>
+      <w:lvlJc w:val="left"/>
+      <w:pPr>
+        <w:tabs>
+          <w:tab w:val="num" w:pos="3600"/>
+        </w:tabs>
+        <w:ind w:left="3600" w:hanging="360"/>
+      </w:pPr>
+      <w:rPr>
+        <w:rFonts w:ascii="Wingdings" w:hAnsi="Wingdings" w:hint="default"/>
+        <w:sz w:val="20"/>
+      </w:rPr>
+    </w:lvl>
+    <w:lvl w:ilvl="5" w:tentative="1">
+      <w:start w:val="1"/>
+      <w:numFmt w:val="bullet"/>
+      <w:lvlText w:val=""/>
+      <w:lvlJc w:val="left"/>
+      <w:pPr>
+        <w:tabs>
+          <w:tab w:val="num" w:pos="4320"/>
+        </w:tabs>
+        <w:ind w:left="4320" w:hanging="360"/>
+      </w:pPr>
+      <w:rPr>
+        <w:rFonts w:ascii="Wingdings" w:hAnsi="Wingdings" w:hint="default"/>
+        <w:sz w:val="20"/>
+      </w:rPr>
+    </w:lvl>
+    <w:lvl w:ilvl="6" w:tentative="1">
+      <w:start w:val="1"/>
+      <w:numFmt w:val="bullet"/>
+      <w:lvlText w:val=""/>
+      <w:lvlJc w:val="left"/>
+      <w:pPr>
+        <w:tabs>
+          <w:tab w:val="num" w:pos="5040"/>
+        </w:tabs>
+        <w:ind w:left="5040" w:hanging="360"/>
+      </w:pPr>
+      <w:rPr>
+        <w:rFonts w:ascii="Wingdings" w:hAnsi="Wingdings" w:hint="default"/>
+        <w:sz w:val="20"/>
+      </w:rPr>
+    </w:lvl>
+    <w:lvl w:ilvl="7" w:tentative="1">
+      <w:start w:val="1"/>
+      <w:numFmt w:val="bullet"/>
+      <w:lvlText w:val=""/>
+      <w:lvlJc w:val="left"/>
+      <w:pPr>
+        <w:tabs>
+          <w:tab w:val="num" w:pos="5760"/>
+        </w:tabs>
+        <w:ind w:left="5760" w:hanging="360"/>
+      </w:pPr>
+      <w:rPr>
+        <w:rFonts w:ascii="Wingdings" w:hAnsi="Wingdings" w:hint="default"/>
+        <w:sz w:val="20"/>
+      </w:rPr>
+    </w:lvl>
+    <w:lvl w:ilvl="8" w:tentative="1">
+      <w:start w:val="1"/>
+      <w:numFmt w:val="bullet"/>
+      <w:lvlText w:val=""/>
+      <w:lvlJc w:val="left"/>
+      <w:pPr>
+        <w:tabs>
+          <w:tab w:val="num" w:pos="6480"/>
+        </w:tabs>
+        <w:ind w:left="6480" w:hanging="360"/>
+      </w:pPr>
+      <w:rPr>
+        <w:rFonts w:ascii="Wingdings" w:hAnsi="Wingdings" w:hint="default"/>
+        <w:sz w:val="20"/>
+      </w:rPr>
+    </w:lvl>
+  </w:abstractNum>
+  <w:abstractNum w:abstractNumId="8" w15:restartNumberingAfterBreak="0">
+    <w:nsid w:val="214227EC"/>
+    <w:multiLevelType w:val="multilevel"/>
+    <w:tmpl w:val="AABEDA6A"/>
+    <w:lvl w:ilvl="0">
+      <w:start w:val="1"/>
+      <w:numFmt w:val="bullet"/>
+      <w:lvlText w:val=""/>
+      <w:lvlJc w:val="left"/>
+      <w:pPr>
+        <w:tabs>
+          <w:tab w:val="num" w:pos="720"/>
+        </w:tabs>
+        <w:ind w:left="720" w:hanging="360"/>
+      </w:pPr>
+      <w:rPr>
+        <w:rFonts w:ascii="Symbol" w:hAnsi="Symbol" w:hint="default"/>
+        <w:sz w:val="20"/>
+      </w:rPr>
+    </w:lvl>
+    <w:lvl w:ilvl="1" w:tentative="1">
+      <w:start w:val="1"/>
+      <w:numFmt w:val="bullet"/>
+      <w:lvlText w:val="o"/>
+      <w:lvlJc w:val="left"/>
+      <w:pPr>
+        <w:tabs>
+          <w:tab w:val="num" w:pos="1440"/>
+        </w:tabs>
+        <w:ind w:left="1440" w:hanging="360"/>
+      </w:pPr>
+      <w:rPr>
+        <w:rFonts w:ascii="Courier New" w:hAnsi="Courier New" w:hint="default"/>
+        <w:sz w:val="20"/>
+      </w:rPr>
+    </w:lvl>
+    <w:lvl w:ilvl="2" w:tentative="1">
+      <w:start w:val="1"/>
+      <w:numFmt w:val="bullet"/>
+      <w:lvlText w:val=""/>
+      <w:lvlJc w:val="left"/>
+      <w:pPr>
+        <w:tabs>
+          <w:tab w:val="num" w:pos="2160"/>
+        </w:tabs>
+        <w:ind w:left="2160" w:hanging="360"/>
+      </w:pPr>
+      <w:rPr>
+        <w:rFonts w:ascii="Wingdings" w:hAnsi="Wingdings" w:hint="default"/>
+        <w:sz w:val="20"/>
+      </w:rPr>
+    </w:lvl>
+    <w:lvl w:ilvl="3" w:tentative="1">
+      <w:start w:val="1"/>
+      <w:numFmt w:val="bullet"/>
+      <w:lvlText w:val=""/>
+      <w:lvlJc w:val="left"/>
+      <w:pPr>
+        <w:tabs>
+          <w:tab w:val="num" w:pos="2880"/>
+        </w:tabs>
+        <w:ind w:left="2880" w:hanging="360"/>
+      </w:pPr>
+      <w:rPr>
+        <w:rFonts w:ascii="Wingdings" w:hAnsi="Wingdings" w:hint="default"/>
+        <w:sz w:val="20"/>
+      </w:rPr>
+    </w:lvl>
+    <w:lvl w:ilvl="4" w:tentative="1">
+      <w:start w:val="1"/>
+      <w:numFmt w:val="bullet"/>
+      <w:lvlText w:val=""/>
+      <w:lvlJc w:val="left"/>
+      <w:pPr>
+        <w:tabs>
+          <w:tab w:val="num" w:pos="3600"/>
+        </w:tabs>
+        <w:ind w:left="3600" w:hanging="360"/>
+      </w:pPr>
+      <w:rPr>
+        <w:rFonts w:ascii="Wingdings" w:hAnsi="Wingdings" w:hint="default"/>
+        <w:sz w:val="20"/>
+      </w:rPr>
+    </w:lvl>
+    <w:lvl w:ilvl="5" w:tentative="1">
+      <w:start w:val="1"/>
+      <w:numFmt w:val="bullet"/>
+      <w:lvlText w:val=""/>
+      <w:lvlJc w:val="left"/>
+      <w:pPr>
+        <w:tabs>
+          <w:tab w:val="num" w:pos="4320"/>
+        </w:tabs>
+        <w:ind w:left="4320" w:hanging="360"/>
+      </w:pPr>
+      <w:rPr>
+        <w:rFonts w:ascii="Wingdings" w:hAnsi="Wingdings" w:hint="default"/>
+        <w:sz w:val="20"/>
+      </w:rPr>
+    </w:lvl>
+    <w:lvl w:ilvl="6" w:tentative="1">
+      <w:start w:val="1"/>
+      <w:numFmt w:val="bullet"/>
+      <w:lvlText w:val=""/>
+      <w:lvlJc w:val="left"/>
+      <w:pPr>
+        <w:tabs>
+          <w:tab w:val="num" w:pos="5040"/>
+        </w:tabs>
+        <w:ind w:left="5040" w:hanging="360"/>
+      </w:pPr>
+      <w:rPr>
+        <w:rFonts w:ascii="Wingdings" w:hAnsi="Wingdings" w:hint="default"/>
+        <w:sz w:val="20"/>
+      </w:rPr>
+    </w:lvl>
+    <w:lvl w:ilvl="7" w:tentative="1">
+      <w:start w:val="1"/>
+      <w:numFmt w:val="bullet"/>
+      <w:lvlText w:val=""/>
+      <w:lvlJc w:val="left"/>
+      <w:pPr>
+        <w:tabs>
+          <w:tab w:val="num" w:pos="5760"/>
+        </w:tabs>
+        <w:ind w:left="5760" w:hanging="360"/>
+      </w:pPr>
+      <w:rPr>
+        <w:rFonts w:ascii="Wingdings" w:hAnsi="Wingdings" w:hint="default"/>
+        <w:sz w:val="20"/>
+      </w:rPr>
+    </w:lvl>
+    <w:lvl w:ilvl="8" w:tentative="1">
+      <w:start w:val="1"/>
+      <w:numFmt w:val="bullet"/>
+      <w:lvlText w:val=""/>
+      <w:lvlJc w:val="left"/>
+      <w:pPr>
+        <w:tabs>
+          <w:tab w:val="num" w:pos="6480"/>
+        </w:tabs>
+        <w:ind w:left="6480" w:hanging="360"/>
+      </w:pPr>
+      <w:rPr>
+        <w:rFonts w:ascii="Wingdings" w:hAnsi="Wingdings" w:hint="default"/>
+        <w:sz w:val="20"/>
+      </w:rPr>
+    </w:lvl>
+  </w:abstractNum>
+  <w:abstractNum w:abstractNumId="9" w15:restartNumberingAfterBreak="0">
     <w:nsid w:val="28C11CF7"/>
     <w:multiLevelType w:val="multilevel"/>
     <w:tmpl w:val="C5EA519A"/>
@@ -923,7 +3751,7 @@
       </w:rPr>
     </w:lvl>
   </w:abstractNum>
-  <w:abstractNum w:abstractNumId="1" w15:restartNumberingAfterBreak="0">
+  <w:abstractNum w:abstractNumId="10" w15:restartNumberingAfterBreak="0">
     <w:nsid w:val="2A44316E"/>
     <w:multiLevelType w:val="hybridMultilevel"/>
     <w:tmpl w:val="7D967B9E"/>
@@ -1035,7 +3863,305 @@
       </w:rPr>
     </w:lvl>
   </w:abstractNum>
-  <w:abstractNum w:abstractNumId="2" w15:restartNumberingAfterBreak="0">
+  <w:abstractNum w:abstractNumId="11" w15:restartNumberingAfterBreak="0">
+    <w:nsid w:val="2C3231B1"/>
+    <w:multiLevelType w:val="multilevel"/>
+    <w:tmpl w:val="08DAF862"/>
+    <w:lvl w:ilvl="0">
+      <w:start w:val="1"/>
+      <w:numFmt w:val="bullet"/>
+      <w:lvlText w:val=""/>
+      <w:lvlJc w:val="left"/>
+      <w:pPr>
+        <w:tabs>
+          <w:tab w:val="num" w:pos="720"/>
+        </w:tabs>
+        <w:ind w:left="720" w:hanging="360"/>
+      </w:pPr>
+      <w:rPr>
+        <w:rFonts w:ascii="Symbol" w:hAnsi="Symbol" w:hint="default"/>
+        <w:sz w:val="20"/>
+      </w:rPr>
+    </w:lvl>
+    <w:lvl w:ilvl="1" w:tentative="1">
+      <w:start w:val="1"/>
+      <w:numFmt w:val="bullet"/>
+      <w:lvlText w:val="o"/>
+      <w:lvlJc w:val="left"/>
+      <w:pPr>
+        <w:tabs>
+          <w:tab w:val="num" w:pos="1440"/>
+        </w:tabs>
+        <w:ind w:left="1440" w:hanging="360"/>
+      </w:pPr>
+      <w:rPr>
+        <w:rFonts w:ascii="Courier New" w:hAnsi="Courier New" w:hint="default"/>
+        <w:sz w:val="20"/>
+      </w:rPr>
+    </w:lvl>
+    <w:lvl w:ilvl="2" w:tentative="1">
+      <w:start w:val="1"/>
+      <w:numFmt w:val="bullet"/>
+      <w:lvlText w:val=""/>
+      <w:lvlJc w:val="left"/>
+      <w:pPr>
+        <w:tabs>
+          <w:tab w:val="num" w:pos="2160"/>
+        </w:tabs>
+        <w:ind w:left="2160" w:hanging="360"/>
+      </w:pPr>
+      <w:rPr>
+        <w:rFonts w:ascii="Wingdings" w:hAnsi="Wingdings" w:hint="default"/>
+        <w:sz w:val="20"/>
+      </w:rPr>
+    </w:lvl>
+    <w:lvl w:ilvl="3" w:tentative="1">
+      <w:start w:val="1"/>
+      <w:numFmt w:val="bullet"/>
+      <w:lvlText w:val=""/>
+      <w:lvlJc w:val="left"/>
+      <w:pPr>
+        <w:tabs>
+          <w:tab w:val="num" w:pos="2880"/>
+        </w:tabs>
+        <w:ind w:left="2880" w:hanging="360"/>
+      </w:pPr>
+      <w:rPr>
+        <w:rFonts w:ascii="Wingdings" w:hAnsi="Wingdings" w:hint="default"/>
+        <w:sz w:val="20"/>
+      </w:rPr>
+    </w:lvl>
+    <w:lvl w:ilvl="4" w:tentative="1">
+      <w:start w:val="1"/>
+      <w:numFmt w:val="bullet"/>
+      <w:lvlText w:val=""/>
+      <w:lvlJc w:val="left"/>
+      <w:pPr>
+        <w:tabs>
+          <w:tab w:val="num" w:pos="3600"/>
+        </w:tabs>
+        <w:ind w:left="3600" w:hanging="360"/>
+      </w:pPr>
+      <w:rPr>
+        <w:rFonts w:ascii="Wingdings" w:hAnsi="Wingdings" w:hint="default"/>
+        <w:sz w:val="20"/>
+      </w:rPr>
+    </w:lvl>
+    <w:lvl w:ilvl="5" w:tentative="1">
+      <w:start w:val="1"/>
+      <w:numFmt w:val="bullet"/>
+      <w:lvlText w:val=""/>
+      <w:lvlJc w:val="left"/>
+      <w:pPr>
+        <w:tabs>
+          <w:tab w:val="num" w:pos="4320"/>
+        </w:tabs>
+        <w:ind w:left="4320" w:hanging="360"/>
+      </w:pPr>
+      <w:rPr>
+        <w:rFonts w:ascii="Wingdings" w:hAnsi="Wingdings" w:hint="default"/>
+        <w:sz w:val="20"/>
+      </w:rPr>
+    </w:lvl>
+    <w:lvl w:ilvl="6" w:tentative="1">
+      <w:start w:val="1"/>
+      <w:numFmt w:val="bullet"/>
+      <w:lvlText w:val=""/>
+      <w:lvlJc w:val="left"/>
+      <w:pPr>
+        <w:tabs>
+          <w:tab w:val="num" w:pos="5040"/>
+        </w:tabs>
+        <w:ind w:left="5040" w:hanging="360"/>
+      </w:pPr>
+      <w:rPr>
+        <w:rFonts w:ascii="Wingdings" w:hAnsi="Wingdings" w:hint="default"/>
+        <w:sz w:val="20"/>
+      </w:rPr>
+    </w:lvl>
+    <w:lvl w:ilvl="7" w:tentative="1">
+      <w:start w:val="1"/>
+      <w:numFmt w:val="bullet"/>
+      <w:lvlText w:val=""/>
+      <w:lvlJc w:val="left"/>
+      <w:pPr>
+        <w:tabs>
+          <w:tab w:val="num" w:pos="5760"/>
+        </w:tabs>
+        <w:ind w:left="5760" w:hanging="360"/>
+      </w:pPr>
+      <w:rPr>
+        <w:rFonts w:ascii="Wingdings" w:hAnsi="Wingdings" w:hint="default"/>
+        <w:sz w:val="20"/>
+      </w:rPr>
+    </w:lvl>
+    <w:lvl w:ilvl="8" w:tentative="1">
+      <w:start w:val="1"/>
+      <w:numFmt w:val="bullet"/>
+      <w:lvlText w:val=""/>
+      <w:lvlJc w:val="left"/>
+      <w:pPr>
+        <w:tabs>
+          <w:tab w:val="num" w:pos="6480"/>
+        </w:tabs>
+        <w:ind w:left="6480" w:hanging="360"/>
+      </w:pPr>
+      <w:rPr>
+        <w:rFonts w:ascii="Wingdings" w:hAnsi="Wingdings" w:hint="default"/>
+        <w:sz w:val="20"/>
+      </w:rPr>
+    </w:lvl>
+  </w:abstractNum>
+  <w:abstractNum w:abstractNumId="12" w15:restartNumberingAfterBreak="0">
+    <w:nsid w:val="320D5621"/>
+    <w:multiLevelType w:val="multilevel"/>
+    <w:tmpl w:val="EF5890EA"/>
+    <w:lvl w:ilvl="0">
+      <w:start w:val="1"/>
+      <w:numFmt w:val="bullet"/>
+      <w:lvlText w:val=""/>
+      <w:lvlJc w:val="left"/>
+      <w:pPr>
+        <w:tabs>
+          <w:tab w:val="num" w:pos="720"/>
+        </w:tabs>
+        <w:ind w:left="720" w:hanging="360"/>
+      </w:pPr>
+      <w:rPr>
+        <w:rFonts w:ascii="Symbol" w:hAnsi="Symbol" w:hint="default"/>
+        <w:sz w:val="20"/>
+      </w:rPr>
+    </w:lvl>
+    <w:lvl w:ilvl="1" w:tentative="1">
+      <w:start w:val="1"/>
+      <w:numFmt w:val="bullet"/>
+      <w:lvlText w:val="o"/>
+      <w:lvlJc w:val="left"/>
+      <w:pPr>
+        <w:tabs>
+          <w:tab w:val="num" w:pos="1440"/>
+        </w:tabs>
+        <w:ind w:left="1440" w:hanging="360"/>
+      </w:pPr>
+      <w:rPr>
+        <w:rFonts w:ascii="Courier New" w:hAnsi="Courier New" w:hint="default"/>
+        <w:sz w:val="20"/>
+      </w:rPr>
+    </w:lvl>
+    <w:lvl w:ilvl="2" w:tentative="1">
+      <w:start w:val="1"/>
+      <w:numFmt w:val="bullet"/>
+      <w:lvlText w:val=""/>
+      <w:lvlJc w:val="left"/>
+      <w:pPr>
+        <w:tabs>
+          <w:tab w:val="num" w:pos="2160"/>
+        </w:tabs>
+        <w:ind w:left="2160" w:hanging="360"/>
+      </w:pPr>
+      <w:rPr>
+        <w:rFonts w:ascii="Wingdings" w:hAnsi="Wingdings" w:hint="default"/>
+        <w:sz w:val="20"/>
+      </w:rPr>
+    </w:lvl>
+    <w:lvl w:ilvl="3" w:tentative="1">
+      <w:start w:val="1"/>
+      <w:numFmt w:val="bullet"/>
+      <w:lvlText w:val=""/>
+      <w:lvlJc w:val="left"/>
+      <w:pPr>
+        <w:tabs>
+          <w:tab w:val="num" w:pos="2880"/>
+        </w:tabs>
+        <w:ind w:left="2880" w:hanging="360"/>
+      </w:pPr>
+      <w:rPr>
+        <w:rFonts w:ascii="Wingdings" w:hAnsi="Wingdings" w:hint="default"/>
+        <w:sz w:val="20"/>
+      </w:rPr>
+    </w:lvl>
+    <w:lvl w:ilvl="4" w:tentative="1">
+      <w:start w:val="1"/>
+      <w:numFmt w:val="bullet"/>
+      <w:lvlText w:val=""/>
+      <w:lvlJc w:val="left"/>
+      <w:pPr>
+        <w:tabs>
+          <w:tab w:val="num" w:pos="3600"/>
+        </w:tabs>
+        <w:ind w:left="3600" w:hanging="360"/>
+      </w:pPr>
+      <w:rPr>
+        <w:rFonts w:ascii="Wingdings" w:hAnsi="Wingdings" w:hint="default"/>
+        <w:sz w:val="20"/>
+      </w:rPr>
+    </w:lvl>
+    <w:lvl w:ilvl="5" w:tentative="1">
+      <w:start w:val="1"/>
+      <w:numFmt w:val="bullet"/>
+      <w:lvlText w:val=""/>
+      <w:lvlJc w:val="left"/>
+      <w:pPr>
+        <w:tabs>
+          <w:tab w:val="num" w:pos="4320"/>
+        </w:tabs>
+        <w:ind w:left="4320" w:hanging="360"/>
+      </w:pPr>
+      <w:rPr>
+        <w:rFonts w:ascii="Wingdings" w:hAnsi="Wingdings" w:hint="default"/>
+        <w:sz w:val="20"/>
+      </w:rPr>
+    </w:lvl>
+    <w:lvl w:ilvl="6" w:tentative="1">
+      <w:start w:val="1"/>
+      <w:numFmt w:val="bullet"/>
+      <w:lvlText w:val=""/>
+      <w:lvlJc w:val="left"/>
+      <w:pPr>
+        <w:tabs>
+          <w:tab w:val="num" w:pos="5040"/>
+        </w:tabs>
+        <w:ind w:left="5040" w:hanging="360"/>
+      </w:pPr>
+      <w:rPr>
+        <w:rFonts w:ascii="Wingdings" w:hAnsi="Wingdings" w:hint="default"/>
+        <w:sz w:val="20"/>
+      </w:rPr>
+    </w:lvl>
+    <w:lvl w:ilvl="7" w:tentative="1">
+      <w:start w:val="1"/>
+      <w:numFmt w:val="bullet"/>
+      <w:lvlText w:val=""/>
+      <w:lvlJc w:val="left"/>
+      <w:pPr>
+        <w:tabs>
+          <w:tab w:val="num" w:pos="5760"/>
+        </w:tabs>
+        <w:ind w:left="5760" w:hanging="360"/>
+      </w:pPr>
+      <w:rPr>
+        <w:rFonts w:ascii="Wingdings" w:hAnsi="Wingdings" w:hint="default"/>
+        <w:sz w:val="20"/>
+      </w:rPr>
+    </w:lvl>
+    <w:lvl w:ilvl="8" w:tentative="1">
+      <w:start w:val="1"/>
+      <w:numFmt w:val="bullet"/>
+      <w:lvlText w:val=""/>
+      <w:lvlJc w:val="left"/>
+      <w:pPr>
+        <w:tabs>
+          <w:tab w:val="num" w:pos="6480"/>
+        </w:tabs>
+        <w:ind w:left="6480" w:hanging="360"/>
+      </w:pPr>
+      <w:rPr>
+        <w:rFonts w:ascii="Wingdings" w:hAnsi="Wingdings" w:hint="default"/>
+        <w:sz w:val="20"/>
+      </w:rPr>
+    </w:lvl>
+  </w:abstractNum>
+  <w:abstractNum w:abstractNumId="13" w15:restartNumberingAfterBreak="0">
     <w:nsid w:val="32EE152E"/>
     <w:multiLevelType w:val="multilevel"/>
     <w:tmpl w:val="82C4123A"/>
@@ -1184,7 +4310,156 @@
       </w:rPr>
     </w:lvl>
   </w:abstractNum>
-  <w:abstractNum w:abstractNumId="3" w15:restartNumberingAfterBreak="0">
+  <w:abstractNum w:abstractNumId="14" w15:restartNumberingAfterBreak="0">
+    <w:nsid w:val="380964CF"/>
+    <w:multiLevelType w:val="multilevel"/>
+    <w:tmpl w:val="6002C8D2"/>
+    <w:lvl w:ilvl="0">
+      <w:start w:val="1"/>
+      <w:numFmt w:val="bullet"/>
+      <w:lvlText w:val=""/>
+      <w:lvlJc w:val="left"/>
+      <w:pPr>
+        <w:tabs>
+          <w:tab w:val="num" w:pos="720"/>
+        </w:tabs>
+        <w:ind w:left="720" w:hanging="360"/>
+      </w:pPr>
+      <w:rPr>
+        <w:rFonts w:ascii="Symbol" w:hAnsi="Symbol" w:hint="default"/>
+        <w:sz w:val="20"/>
+      </w:rPr>
+    </w:lvl>
+    <w:lvl w:ilvl="1" w:tentative="1">
+      <w:start w:val="1"/>
+      <w:numFmt w:val="bullet"/>
+      <w:lvlText w:val="o"/>
+      <w:lvlJc w:val="left"/>
+      <w:pPr>
+        <w:tabs>
+          <w:tab w:val="num" w:pos="1440"/>
+        </w:tabs>
+        <w:ind w:left="1440" w:hanging="360"/>
+      </w:pPr>
+      <w:rPr>
+        <w:rFonts w:ascii="Courier New" w:hAnsi="Courier New" w:hint="default"/>
+        <w:sz w:val="20"/>
+      </w:rPr>
+    </w:lvl>
+    <w:lvl w:ilvl="2" w:tentative="1">
+      <w:start w:val="1"/>
+      <w:numFmt w:val="bullet"/>
+      <w:lvlText w:val=""/>
+      <w:lvlJc w:val="left"/>
+      <w:pPr>
+        <w:tabs>
+          <w:tab w:val="num" w:pos="2160"/>
+        </w:tabs>
+        <w:ind w:left="2160" w:hanging="360"/>
+      </w:pPr>
+      <w:rPr>
+        <w:rFonts w:ascii="Wingdings" w:hAnsi="Wingdings" w:hint="default"/>
+        <w:sz w:val="20"/>
+      </w:rPr>
+    </w:lvl>
+    <w:lvl w:ilvl="3" w:tentative="1">
+      <w:start w:val="1"/>
+      <w:numFmt w:val="bullet"/>
+      <w:lvlText w:val=""/>
+      <w:lvlJc w:val="left"/>
+      <w:pPr>
+        <w:tabs>
+          <w:tab w:val="num" w:pos="2880"/>
+        </w:tabs>
+        <w:ind w:left="2880" w:hanging="360"/>
+      </w:pPr>
+      <w:rPr>
+        <w:rFonts w:ascii="Wingdings" w:hAnsi="Wingdings" w:hint="default"/>
+        <w:sz w:val="20"/>
+      </w:rPr>
+    </w:lvl>
+    <w:lvl w:ilvl="4" w:tentative="1">
+      <w:start w:val="1"/>
+      <w:numFmt w:val="bullet"/>
+      <w:lvlText w:val=""/>
+      <w:lvlJc w:val="left"/>
+      <w:pPr>
+        <w:tabs>
+          <w:tab w:val="num" w:pos="3600"/>
+        </w:tabs>
+        <w:ind w:left="3600" w:hanging="360"/>
+      </w:pPr>
+      <w:rPr>
+        <w:rFonts w:ascii="Wingdings" w:hAnsi="Wingdings" w:hint="default"/>
+        <w:sz w:val="20"/>
+      </w:rPr>
+    </w:lvl>
+    <w:lvl w:ilvl="5" w:tentative="1">
+      <w:start w:val="1"/>
+      <w:numFmt w:val="bullet"/>
+      <w:lvlText w:val=""/>
+      <w:lvlJc w:val="left"/>
+      <w:pPr>
+        <w:tabs>
+          <w:tab w:val="num" w:pos="4320"/>
+        </w:tabs>
+        <w:ind w:left="4320" w:hanging="360"/>
+      </w:pPr>
+      <w:rPr>
+        <w:rFonts w:ascii="Wingdings" w:hAnsi="Wingdings" w:hint="default"/>
+        <w:sz w:val="20"/>
+      </w:rPr>
+    </w:lvl>
+    <w:lvl w:ilvl="6" w:tentative="1">
+      <w:start w:val="1"/>
+      <w:numFmt w:val="bullet"/>
+      <w:lvlText w:val=""/>
+      <w:lvlJc w:val="left"/>
+      <w:pPr>
+        <w:tabs>
+          <w:tab w:val="num" w:pos="5040"/>
+        </w:tabs>
+        <w:ind w:left="5040" w:hanging="360"/>
+      </w:pPr>
+      <w:rPr>
+        <w:rFonts w:ascii="Wingdings" w:hAnsi="Wingdings" w:hint="default"/>
+        <w:sz w:val="20"/>
+      </w:rPr>
+    </w:lvl>
+    <w:lvl w:ilvl="7" w:tentative="1">
+      <w:start w:val="1"/>
+      <w:numFmt w:val="bullet"/>
+      <w:lvlText w:val=""/>
+      <w:lvlJc w:val="left"/>
+      <w:pPr>
+        <w:tabs>
+          <w:tab w:val="num" w:pos="5760"/>
+        </w:tabs>
+        <w:ind w:left="5760" w:hanging="360"/>
+      </w:pPr>
+      <w:rPr>
+        <w:rFonts w:ascii="Wingdings" w:hAnsi="Wingdings" w:hint="default"/>
+        <w:sz w:val="20"/>
+      </w:rPr>
+    </w:lvl>
+    <w:lvl w:ilvl="8" w:tentative="1">
+      <w:start w:val="1"/>
+      <w:numFmt w:val="bullet"/>
+      <w:lvlText w:val=""/>
+      <w:lvlJc w:val="left"/>
+      <w:pPr>
+        <w:tabs>
+          <w:tab w:val="num" w:pos="6480"/>
+        </w:tabs>
+        <w:ind w:left="6480" w:hanging="360"/>
+      </w:pPr>
+      <w:rPr>
+        <w:rFonts w:ascii="Wingdings" w:hAnsi="Wingdings" w:hint="default"/>
+        <w:sz w:val="20"/>
+      </w:rPr>
+    </w:lvl>
+  </w:abstractNum>
+  <w:abstractNum w:abstractNumId="15" w15:restartNumberingAfterBreak="0">
     <w:nsid w:val="3E197918"/>
     <w:multiLevelType w:val="multilevel"/>
     <w:tmpl w:val="D944BE2E"/>
@@ -1333,7 +4608,156 @@
       </w:rPr>
     </w:lvl>
   </w:abstractNum>
-  <w:abstractNum w:abstractNumId="4" w15:restartNumberingAfterBreak="0">
+  <w:abstractNum w:abstractNumId="16" w15:restartNumberingAfterBreak="0">
+    <w:nsid w:val="4026249F"/>
+    <w:multiLevelType w:val="multilevel"/>
+    <w:tmpl w:val="5170A1A2"/>
+    <w:lvl w:ilvl="0">
+      <w:start w:val="1"/>
+      <w:numFmt w:val="bullet"/>
+      <w:lvlText w:val=""/>
+      <w:lvlJc w:val="left"/>
+      <w:pPr>
+        <w:tabs>
+          <w:tab w:val="num" w:pos="720"/>
+        </w:tabs>
+        <w:ind w:left="720" w:hanging="360"/>
+      </w:pPr>
+      <w:rPr>
+        <w:rFonts w:ascii="Symbol" w:hAnsi="Symbol" w:hint="default"/>
+        <w:sz w:val="20"/>
+      </w:rPr>
+    </w:lvl>
+    <w:lvl w:ilvl="1" w:tentative="1">
+      <w:start w:val="1"/>
+      <w:numFmt w:val="bullet"/>
+      <w:lvlText w:val="o"/>
+      <w:lvlJc w:val="left"/>
+      <w:pPr>
+        <w:tabs>
+          <w:tab w:val="num" w:pos="1440"/>
+        </w:tabs>
+        <w:ind w:left="1440" w:hanging="360"/>
+      </w:pPr>
+      <w:rPr>
+        <w:rFonts w:ascii="Courier New" w:hAnsi="Courier New" w:hint="default"/>
+        <w:sz w:val="20"/>
+      </w:rPr>
+    </w:lvl>
+    <w:lvl w:ilvl="2" w:tentative="1">
+      <w:start w:val="1"/>
+      <w:numFmt w:val="bullet"/>
+      <w:lvlText w:val=""/>
+      <w:lvlJc w:val="left"/>
+      <w:pPr>
+        <w:tabs>
+          <w:tab w:val="num" w:pos="2160"/>
+        </w:tabs>
+        <w:ind w:left="2160" w:hanging="360"/>
+      </w:pPr>
+      <w:rPr>
+        <w:rFonts w:ascii="Wingdings" w:hAnsi="Wingdings" w:hint="default"/>
+        <w:sz w:val="20"/>
+      </w:rPr>
+    </w:lvl>
+    <w:lvl w:ilvl="3" w:tentative="1">
+      <w:start w:val="1"/>
+      <w:numFmt w:val="bullet"/>
+      <w:lvlText w:val=""/>
+      <w:lvlJc w:val="left"/>
+      <w:pPr>
+        <w:tabs>
+          <w:tab w:val="num" w:pos="2880"/>
+        </w:tabs>
+        <w:ind w:left="2880" w:hanging="360"/>
+      </w:pPr>
+      <w:rPr>
+        <w:rFonts w:ascii="Wingdings" w:hAnsi="Wingdings" w:hint="default"/>
+        <w:sz w:val="20"/>
+      </w:rPr>
+    </w:lvl>
+    <w:lvl w:ilvl="4" w:tentative="1">
+      <w:start w:val="1"/>
+      <w:numFmt w:val="bullet"/>
+      <w:lvlText w:val=""/>
+      <w:lvlJc w:val="left"/>
+      <w:pPr>
+        <w:tabs>
+          <w:tab w:val="num" w:pos="3600"/>
+        </w:tabs>
+        <w:ind w:left="3600" w:hanging="360"/>
+      </w:pPr>
+      <w:rPr>
+        <w:rFonts w:ascii="Wingdings" w:hAnsi="Wingdings" w:hint="default"/>
+        <w:sz w:val="20"/>
+      </w:rPr>
+    </w:lvl>
+    <w:lvl w:ilvl="5" w:tentative="1">
+      <w:start w:val="1"/>
+      <w:numFmt w:val="bullet"/>
+      <w:lvlText w:val=""/>
+      <w:lvlJc w:val="left"/>
+      <w:pPr>
+        <w:tabs>
+          <w:tab w:val="num" w:pos="4320"/>
+        </w:tabs>
+        <w:ind w:left="4320" w:hanging="360"/>
+      </w:pPr>
+      <w:rPr>
+        <w:rFonts w:ascii="Wingdings" w:hAnsi="Wingdings" w:hint="default"/>
+        <w:sz w:val="20"/>
+      </w:rPr>
+    </w:lvl>
+    <w:lvl w:ilvl="6" w:tentative="1">
+      <w:start w:val="1"/>
+      <w:numFmt w:val="bullet"/>
+      <w:lvlText w:val=""/>
+      <w:lvlJc w:val="left"/>
+      <w:pPr>
+        <w:tabs>
+          <w:tab w:val="num" w:pos="5040"/>
+        </w:tabs>
+        <w:ind w:left="5040" w:hanging="360"/>
+      </w:pPr>
+      <w:rPr>
+        <w:rFonts w:ascii="Wingdings" w:hAnsi="Wingdings" w:hint="default"/>
+        <w:sz w:val="20"/>
+      </w:rPr>
+    </w:lvl>
+    <w:lvl w:ilvl="7" w:tentative="1">
+      <w:start w:val="1"/>
+      <w:numFmt w:val="bullet"/>
+      <w:lvlText w:val=""/>
+      <w:lvlJc w:val="left"/>
+      <w:pPr>
+        <w:tabs>
+          <w:tab w:val="num" w:pos="5760"/>
+        </w:tabs>
+        <w:ind w:left="5760" w:hanging="360"/>
+      </w:pPr>
+      <w:rPr>
+        <w:rFonts w:ascii="Wingdings" w:hAnsi="Wingdings" w:hint="default"/>
+        <w:sz w:val="20"/>
+      </w:rPr>
+    </w:lvl>
+    <w:lvl w:ilvl="8" w:tentative="1">
+      <w:start w:val="1"/>
+      <w:numFmt w:val="bullet"/>
+      <w:lvlText w:val=""/>
+      <w:lvlJc w:val="left"/>
+      <w:pPr>
+        <w:tabs>
+          <w:tab w:val="num" w:pos="6480"/>
+        </w:tabs>
+        <w:ind w:left="6480" w:hanging="360"/>
+      </w:pPr>
+      <w:rPr>
+        <w:rFonts w:ascii="Wingdings" w:hAnsi="Wingdings" w:hint="default"/>
+        <w:sz w:val="20"/>
+      </w:rPr>
+    </w:lvl>
+  </w:abstractNum>
+  <w:abstractNum w:abstractNumId="17" w15:restartNumberingAfterBreak="0">
     <w:nsid w:val="422E1BB8"/>
     <w:multiLevelType w:val="multilevel"/>
     <w:tmpl w:val="18E202C0"/>
@@ -1482,7 +4906,454 @@
       </w:rPr>
     </w:lvl>
   </w:abstractNum>
-  <w:abstractNum w:abstractNumId="5" w15:restartNumberingAfterBreak="0">
+  <w:abstractNum w:abstractNumId="18" w15:restartNumberingAfterBreak="0">
+    <w:nsid w:val="439B523A"/>
+    <w:multiLevelType w:val="multilevel"/>
+    <w:tmpl w:val="75E43122"/>
+    <w:lvl w:ilvl="0">
+      <w:start w:val="1"/>
+      <w:numFmt w:val="bullet"/>
+      <w:lvlText w:val=""/>
+      <w:lvlJc w:val="left"/>
+      <w:pPr>
+        <w:tabs>
+          <w:tab w:val="num" w:pos="720"/>
+        </w:tabs>
+        <w:ind w:left="720" w:hanging="360"/>
+      </w:pPr>
+      <w:rPr>
+        <w:rFonts w:ascii="Symbol" w:hAnsi="Symbol" w:hint="default"/>
+        <w:sz w:val="20"/>
+      </w:rPr>
+    </w:lvl>
+    <w:lvl w:ilvl="1" w:tentative="1">
+      <w:start w:val="1"/>
+      <w:numFmt w:val="bullet"/>
+      <w:lvlText w:val="o"/>
+      <w:lvlJc w:val="left"/>
+      <w:pPr>
+        <w:tabs>
+          <w:tab w:val="num" w:pos="1440"/>
+        </w:tabs>
+        <w:ind w:left="1440" w:hanging="360"/>
+      </w:pPr>
+      <w:rPr>
+        <w:rFonts w:ascii="Courier New" w:hAnsi="Courier New" w:hint="default"/>
+        <w:sz w:val="20"/>
+      </w:rPr>
+    </w:lvl>
+    <w:lvl w:ilvl="2" w:tentative="1">
+      <w:start w:val="1"/>
+      <w:numFmt w:val="bullet"/>
+      <w:lvlText w:val=""/>
+      <w:lvlJc w:val="left"/>
+      <w:pPr>
+        <w:tabs>
+          <w:tab w:val="num" w:pos="2160"/>
+        </w:tabs>
+        <w:ind w:left="2160" w:hanging="360"/>
+      </w:pPr>
+      <w:rPr>
+        <w:rFonts w:ascii="Wingdings" w:hAnsi="Wingdings" w:hint="default"/>
+        <w:sz w:val="20"/>
+      </w:rPr>
+    </w:lvl>
+    <w:lvl w:ilvl="3" w:tentative="1">
+      <w:start w:val="1"/>
+      <w:numFmt w:val="bullet"/>
+      <w:lvlText w:val=""/>
+      <w:lvlJc w:val="left"/>
+      <w:pPr>
+        <w:tabs>
+          <w:tab w:val="num" w:pos="2880"/>
+        </w:tabs>
+        <w:ind w:left="2880" w:hanging="360"/>
+      </w:pPr>
+      <w:rPr>
+        <w:rFonts w:ascii="Wingdings" w:hAnsi="Wingdings" w:hint="default"/>
+        <w:sz w:val="20"/>
+      </w:rPr>
+    </w:lvl>
+    <w:lvl w:ilvl="4" w:tentative="1">
+      <w:start w:val="1"/>
+      <w:numFmt w:val="bullet"/>
+      <w:lvlText w:val=""/>
+      <w:lvlJc w:val="left"/>
+      <w:pPr>
+        <w:tabs>
+          <w:tab w:val="num" w:pos="3600"/>
+        </w:tabs>
+        <w:ind w:left="3600" w:hanging="360"/>
+      </w:pPr>
+      <w:rPr>
+        <w:rFonts w:ascii="Wingdings" w:hAnsi="Wingdings" w:hint="default"/>
+        <w:sz w:val="20"/>
+      </w:rPr>
+    </w:lvl>
+    <w:lvl w:ilvl="5" w:tentative="1">
+      <w:start w:val="1"/>
+      <w:numFmt w:val="bullet"/>
+      <w:lvlText w:val=""/>
+      <w:lvlJc w:val="left"/>
+      <w:pPr>
+        <w:tabs>
+          <w:tab w:val="num" w:pos="4320"/>
+        </w:tabs>
+        <w:ind w:left="4320" w:hanging="360"/>
+      </w:pPr>
+      <w:rPr>
+        <w:rFonts w:ascii="Wingdings" w:hAnsi="Wingdings" w:hint="default"/>
+        <w:sz w:val="20"/>
+      </w:rPr>
+    </w:lvl>
+    <w:lvl w:ilvl="6" w:tentative="1">
+      <w:start w:val="1"/>
+      <w:numFmt w:val="bullet"/>
+      <w:lvlText w:val=""/>
+      <w:lvlJc w:val="left"/>
+      <w:pPr>
+        <w:tabs>
+          <w:tab w:val="num" w:pos="5040"/>
+        </w:tabs>
+        <w:ind w:left="5040" w:hanging="360"/>
+      </w:pPr>
+      <w:rPr>
+        <w:rFonts w:ascii="Wingdings" w:hAnsi="Wingdings" w:hint="default"/>
+        <w:sz w:val="20"/>
+      </w:rPr>
+    </w:lvl>
+    <w:lvl w:ilvl="7" w:tentative="1">
+      <w:start w:val="1"/>
+      <w:numFmt w:val="bullet"/>
+      <w:lvlText w:val=""/>
+      <w:lvlJc w:val="left"/>
+      <w:pPr>
+        <w:tabs>
+          <w:tab w:val="num" w:pos="5760"/>
+        </w:tabs>
+        <w:ind w:left="5760" w:hanging="360"/>
+      </w:pPr>
+      <w:rPr>
+        <w:rFonts w:ascii="Wingdings" w:hAnsi="Wingdings" w:hint="default"/>
+        <w:sz w:val="20"/>
+      </w:rPr>
+    </w:lvl>
+    <w:lvl w:ilvl="8" w:tentative="1">
+      <w:start w:val="1"/>
+      <w:numFmt w:val="bullet"/>
+      <w:lvlText w:val=""/>
+      <w:lvlJc w:val="left"/>
+      <w:pPr>
+        <w:tabs>
+          <w:tab w:val="num" w:pos="6480"/>
+        </w:tabs>
+        <w:ind w:left="6480" w:hanging="360"/>
+      </w:pPr>
+      <w:rPr>
+        <w:rFonts w:ascii="Wingdings" w:hAnsi="Wingdings" w:hint="default"/>
+        <w:sz w:val="20"/>
+      </w:rPr>
+    </w:lvl>
+  </w:abstractNum>
+  <w:abstractNum w:abstractNumId="19" w15:restartNumberingAfterBreak="0">
+    <w:nsid w:val="45273E96"/>
+    <w:multiLevelType w:val="multilevel"/>
+    <w:tmpl w:val="884AFEF0"/>
+    <w:lvl w:ilvl="0">
+      <w:start w:val="1"/>
+      <w:numFmt w:val="bullet"/>
+      <w:lvlText w:val=""/>
+      <w:lvlJc w:val="left"/>
+      <w:pPr>
+        <w:tabs>
+          <w:tab w:val="num" w:pos="720"/>
+        </w:tabs>
+        <w:ind w:left="720" w:hanging="360"/>
+      </w:pPr>
+      <w:rPr>
+        <w:rFonts w:ascii="Symbol" w:hAnsi="Symbol" w:hint="default"/>
+        <w:sz w:val="20"/>
+      </w:rPr>
+    </w:lvl>
+    <w:lvl w:ilvl="1" w:tentative="1">
+      <w:start w:val="1"/>
+      <w:numFmt w:val="bullet"/>
+      <w:lvlText w:val="o"/>
+      <w:lvlJc w:val="left"/>
+      <w:pPr>
+        <w:tabs>
+          <w:tab w:val="num" w:pos="1440"/>
+        </w:tabs>
+        <w:ind w:left="1440" w:hanging="360"/>
+      </w:pPr>
+      <w:rPr>
+        <w:rFonts w:ascii="Courier New" w:hAnsi="Courier New" w:hint="default"/>
+        <w:sz w:val="20"/>
+      </w:rPr>
+    </w:lvl>
+    <w:lvl w:ilvl="2" w:tentative="1">
+      <w:start w:val="1"/>
+      <w:numFmt w:val="bullet"/>
+      <w:lvlText w:val=""/>
+      <w:lvlJc w:val="left"/>
+      <w:pPr>
+        <w:tabs>
+          <w:tab w:val="num" w:pos="2160"/>
+        </w:tabs>
+        <w:ind w:left="2160" w:hanging="360"/>
+      </w:pPr>
+      <w:rPr>
+        <w:rFonts w:ascii="Wingdings" w:hAnsi="Wingdings" w:hint="default"/>
+        <w:sz w:val="20"/>
+      </w:rPr>
+    </w:lvl>
+    <w:lvl w:ilvl="3" w:tentative="1">
+      <w:start w:val="1"/>
+      <w:numFmt w:val="bullet"/>
+      <w:lvlText w:val=""/>
+      <w:lvlJc w:val="left"/>
+      <w:pPr>
+        <w:tabs>
+          <w:tab w:val="num" w:pos="2880"/>
+        </w:tabs>
+        <w:ind w:left="2880" w:hanging="360"/>
+      </w:pPr>
+      <w:rPr>
+        <w:rFonts w:ascii="Wingdings" w:hAnsi="Wingdings" w:hint="default"/>
+        <w:sz w:val="20"/>
+      </w:rPr>
+    </w:lvl>
+    <w:lvl w:ilvl="4" w:tentative="1">
+      <w:start w:val="1"/>
+      <w:numFmt w:val="bullet"/>
+      <w:lvlText w:val=""/>
+      <w:lvlJc w:val="left"/>
+      <w:pPr>
+        <w:tabs>
+          <w:tab w:val="num" w:pos="3600"/>
+        </w:tabs>
+        <w:ind w:left="3600" w:hanging="360"/>
+      </w:pPr>
+      <w:rPr>
+        <w:rFonts w:ascii="Wingdings" w:hAnsi="Wingdings" w:hint="default"/>
+        <w:sz w:val="20"/>
+      </w:rPr>
+    </w:lvl>
+    <w:lvl w:ilvl="5" w:tentative="1">
+      <w:start w:val="1"/>
+      <w:numFmt w:val="bullet"/>
+      <w:lvlText w:val=""/>
+      <w:lvlJc w:val="left"/>
+      <w:pPr>
+        <w:tabs>
+          <w:tab w:val="num" w:pos="4320"/>
+        </w:tabs>
+        <w:ind w:left="4320" w:hanging="360"/>
+      </w:pPr>
+      <w:rPr>
+        <w:rFonts w:ascii="Wingdings" w:hAnsi="Wingdings" w:hint="default"/>
+        <w:sz w:val="20"/>
+      </w:rPr>
+    </w:lvl>
+    <w:lvl w:ilvl="6" w:tentative="1">
+      <w:start w:val="1"/>
+      <w:numFmt w:val="bullet"/>
+      <w:lvlText w:val=""/>
+      <w:lvlJc w:val="left"/>
+      <w:pPr>
+        <w:tabs>
+          <w:tab w:val="num" w:pos="5040"/>
+        </w:tabs>
+        <w:ind w:left="5040" w:hanging="360"/>
+      </w:pPr>
+      <w:rPr>
+        <w:rFonts w:ascii="Wingdings" w:hAnsi="Wingdings" w:hint="default"/>
+        <w:sz w:val="20"/>
+      </w:rPr>
+    </w:lvl>
+    <w:lvl w:ilvl="7" w:tentative="1">
+      <w:start w:val="1"/>
+      <w:numFmt w:val="bullet"/>
+      <w:lvlText w:val=""/>
+      <w:lvlJc w:val="left"/>
+      <w:pPr>
+        <w:tabs>
+          <w:tab w:val="num" w:pos="5760"/>
+        </w:tabs>
+        <w:ind w:left="5760" w:hanging="360"/>
+      </w:pPr>
+      <w:rPr>
+        <w:rFonts w:ascii="Wingdings" w:hAnsi="Wingdings" w:hint="default"/>
+        <w:sz w:val="20"/>
+      </w:rPr>
+    </w:lvl>
+    <w:lvl w:ilvl="8" w:tentative="1">
+      <w:start w:val="1"/>
+      <w:numFmt w:val="bullet"/>
+      <w:lvlText w:val=""/>
+      <w:lvlJc w:val="left"/>
+      <w:pPr>
+        <w:tabs>
+          <w:tab w:val="num" w:pos="6480"/>
+        </w:tabs>
+        <w:ind w:left="6480" w:hanging="360"/>
+      </w:pPr>
+      <w:rPr>
+        <w:rFonts w:ascii="Wingdings" w:hAnsi="Wingdings" w:hint="default"/>
+        <w:sz w:val="20"/>
+      </w:rPr>
+    </w:lvl>
+  </w:abstractNum>
+  <w:abstractNum w:abstractNumId="20" w15:restartNumberingAfterBreak="0">
+    <w:nsid w:val="469B7CBF"/>
+    <w:multiLevelType w:val="multilevel"/>
+    <w:tmpl w:val="0960E4E0"/>
+    <w:lvl w:ilvl="0">
+      <w:start w:val="1"/>
+      <w:numFmt w:val="bullet"/>
+      <w:lvlText w:val=""/>
+      <w:lvlJc w:val="left"/>
+      <w:pPr>
+        <w:tabs>
+          <w:tab w:val="num" w:pos="720"/>
+        </w:tabs>
+        <w:ind w:left="720" w:hanging="360"/>
+      </w:pPr>
+      <w:rPr>
+        <w:rFonts w:ascii="Symbol" w:hAnsi="Symbol" w:hint="default"/>
+        <w:sz w:val="20"/>
+      </w:rPr>
+    </w:lvl>
+    <w:lvl w:ilvl="1" w:tentative="1">
+      <w:start w:val="1"/>
+      <w:numFmt w:val="bullet"/>
+      <w:lvlText w:val="o"/>
+      <w:lvlJc w:val="left"/>
+      <w:pPr>
+        <w:tabs>
+          <w:tab w:val="num" w:pos="1440"/>
+        </w:tabs>
+        <w:ind w:left="1440" w:hanging="360"/>
+      </w:pPr>
+      <w:rPr>
+        <w:rFonts w:ascii="Courier New" w:hAnsi="Courier New" w:hint="default"/>
+        <w:sz w:val="20"/>
+      </w:rPr>
+    </w:lvl>
+    <w:lvl w:ilvl="2" w:tentative="1">
+      <w:start w:val="1"/>
+      <w:numFmt w:val="bullet"/>
+      <w:lvlText w:val=""/>
+      <w:lvlJc w:val="left"/>
+      <w:pPr>
+        <w:tabs>
+          <w:tab w:val="num" w:pos="2160"/>
+        </w:tabs>
+        <w:ind w:left="2160" w:hanging="360"/>
+      </w:pPr>
+      <w:rPr>
+        <w:rFonts w:ascii="Wingdings" w:hAnsi="Wingdings" w:hint="default"/>
+        <w:sz w:val="20"/>
+      </w:rPr>
+    </w:lvl>
+    <w:lvl w:ilvl="3" w:tentative="1">
+      <w:start w:val="1"/>
+      <w:numFmt w:val="bullet"/>
+      <w:lvlText w:val=""/>
+      <w:lvlJc w:val="left"/>
+      <w:pPr>
+        <w:tabs>
+          <w:tab w:val="num" w:pos="2880"/>
+        </w:tabs>
+        <w:ind w:left="2880" w:hanging="360"/>
+      </w:pPr>
+      <w:rPr>
+        <w:rFonts w:ascii="Wingdings" w:hAnsi="Wingdings" w:hint="default"/>
+        <w:sz w:val="20"/>
+      </w:rPr>
+    </w:lvl>
+    <w:lvl w:ilvl="4" w:tentative="1">
+      <w:start w:val="1"/>
+      <w:numFmt w:val="bullet"/>
+      <w:lvlText w:val=""/>
+      <w:lvlJc w:val="left"/>
+      <w:pPr>
+        <w:tabs>
+          <w:tab w:val="num" w:pos="3600"/>
+        </w:tabs>
+        <w:ind w:left="3600" w:hanging="360"/>
+      </w:pPr>
+      <w:rPr>
+        <w:rFonts w:ascii="Wingdings" w:hAnsi="Wingdings" w:hint="default"/>
+        <w:sz w:val="20"/>
+      </w:rPr>
+    </w:lvl>
+    <w:lvl w:ilvl="5" w:tentative="1">
+      <w:start w:val="1"/>
+      <w:numFmt w:val="bullet"/>
+      <w:lvlText w:val=""/>
+      <w:lvlJc w:val="left"/>
+      <w:pPr>
+        <w:tabs>
+          <w:tab w:val="num" w:pos="4320"/>
+        </w:tabs>
+        <w:ind w:left="4320" w:hanging="360"/>
+      </w:pPr>
+      <w:rPr>
+        <w:rFonts w:ascii="Wingdings" w:hAnsi="Wingdings" w:hint="default"/>
+        <w:sz w:val="20"/>
+      </w:rPr>
+    </w:lvl>
+    <w:lvl w:ilvl="6" w:tentative="1">
+      <w:start w:val="1"/>
+      <w:numFmt w:val="bullet"/>
+      <w:lvlText w:val=""/>
+      <w:lvlJc w:val="left"/>
+      <w:pPr>
+        <w:tabs>
+          <w:tab w:val="num" w:pos="5040"/>
+        </w:tabs>
+        <w:ind w:left="5040" w:hanging="360"/>
+      </w:pPr>
+      <w:rPr>
+        <w:rFonts w:ascii="Wingdings" w:hAnsi="Wingdings" w:hint="default"/>
+        <w:sz w:val="20"/>
+      </w:rPr>
+    </w:lvl>
+    <w:lvl w:ilvl="7" w:tentative="1">
+      <w:start w:val="1"/>
+      <w:numFmt w:val="bullet"/>
+      <w:lvlText w:val=""/>
+      <w:lvlJc w:val="left"/>
+      <w:pPr>
+        <w:tabs>
+          <w:tab w:val="num" w:pos="5760"/>
+        </w:tabs>
+        <w:ind w:left="5760" w:hanging="360"/>
+      </w:pPr>
+      <w:rPr>
+        <w:rFonts w:ascii="Wingdings" w:hAnsi="Wingdings" w:hint="default"/>
+        <w:sz w:val="20"/>
+      </w:rPr>
+    </w:lvl>
+    <w:lvl w:ilvl="8" w:tentative="1">
+      <w:start w:val="1"/>
+      <w:numFmt w:val="bullet"/>
+      <w:lvlText w:val=""/>
+      <w:lvlJc w:val="left"/>
+      <w:pPr>
+        <w:tabs>
+          <w:tab w:val="num" w:pos="6480"/>
+        </w:tabs>
+        <w:ind w:left="6480" w:hanging="360"/>
+      </w:pPr>
+      <w:rPr>
+        <w:rFonts w:ascii="Wingdings" w:hAnsi="Wingdings" w:hint="default"/>
+        <w:sz w:val="20"/>
+      </w:rPr>
+    </w:lvl>
+  </w:abstractNum>
+  <w:abstractNum w:abstractNumId="21" w15:restartNumberingAfterBreak="0">
     <w:nsid w:val="474438CD"/>
     <w:multiLevelType w:val="multilevel"/>
     <w:tmpl w:val="9DD806AC"/>
@@ -1631,7 +5502,1795 @@
       </w:rPr>
     </w:lvl>
   </w:abstractNum>
-  <w:abstractNum w:abstractNumId="6" w15:restartNumberingAfterBreak="0">
+  <w:abstractNum w:abstractNumId="22" w15:restartNumberingAfterBreak="0">
+    <w:nsid w:val="498A020A"/>
+    <w:multiLevelType w:val="multilevel"/>
+    <w:tmpl w:val="DE66A81A"/>
+    <w:lvl w:ilvl="0">
+      <w:start w:val="1"/>
+      <w:numFmt w:val="bullet"/>
+      <w:lvlText w:val=""/>
+      <w:lvlJc w:val="left"/>
+      <w:pPr>
+        <w:tabs>
+          <w:tab w:val="num" w:pos="720"/>
+        </w:tabs>
+        <w:ind w:left="720" w:hanging="360"/>
+      </w:pPr>
+      <w:rPr>
+        <w:rFonts w:ascii="Symbol" w:hAnsi="Symbol" w:hint="default"/>
+        <w:sz w:val="20"/>
+      </w:rPr>
+    </w:lvl>
+    <w:lvl w:ilvl="1" w:tentative="1">
+      <w:start w:val="1"/>
+      <w:numFmt w:val="bullet"/>
+      <w:lvlText w:val="o"/>
+      <w:lvlJc w:val="left"/>
+      <w:pPr>
+        <w:tabs>
+          <w:tab w:val="num" w:pos="1440"/>
+        </w:tabs>
+        <w:ind w:left="1440" w:hanging="360"/>
+      </w:pPr>
+      <w:rPr>
+        <w:rFonts w:ascii="Courier New" w:hAnsi="Courier New" w:hint="default"/>
+        <w:sz w:val="20"/>
+      </w:rPr>
+    </w:lvl>
+    <w:lvl w:ilvl="2" w:tentative="1">
+      <w:start w:val="1"/>
+      <w:numFmt w:val="bullet"/>
+      <w:lvlText w:val=""/>
+      <w:lvlJc w:val="left"/>
+      <w:pPr>
+        <w:tabs>
+          <w:tab w:val="num" w:pos="2160"/>
+        </w:tabs>
+        <w:ind w:left="2160" w:hanging="360"/>
+      </w:pPr>
+      <w:rPr>
+        <w:rFonts w:ascii="Wingdings" w:hAnsi="Wingdings" w:hint="default"/>
+        <w:sz w:val="20"/>
+      </w:rPr>
+    </w:lvl>
+    <w:lvl w:ilvl="3" w:tentative="1">
+      <w:start w:val="1"/>
+      <w:numFmt w:val="bullet"/>
+      <w:lvlText w:val=""/>
+      <w:lvlJc w:val="left"/>
+      <w:pPr>
+        <w:tabs>
+          <w:tab w:val="num" w:pos="2880"/>
+        </w:tabs>
+        <w:ind w:left="2880" w:hanging="360"/>
+      </w:pPr>
+      <w:rPr>
+        <w:rFonts w:ascii="Wingdings" w:hAnsi="Wingdings" w:hint="default"/>
+        <w:sz w:val="20"/>
+      </w:rPr>
+    </w:lvl>
+    <w:lvl w:ilvl="4" w:tentative="1">
+      <w:start w:val="1"/>
+      <w:numFmt w:val="bullet"/>
+      <w:lvlText w:val=""/>
+      <w:lvlJc w:val="left"/>
+      <w:pPr>
+        <w:tabs>
+          <w:tab w:val="num" w:pos="3600"/>
+        </w:tabs>
+        <w:ind w:left="3600" w:hanging="360"/>
+      </w:pPr>
+      <w:rPr>
+        <w:rFonts w:ascii="Wingdings" w:hAnsi="Wingdings" w:hint="default"/>
+        <w:sz w:val="20"/>
+      </w:rPr>
+    </w:lvl>
+    <w:lvl w:ilvl="5" w:tentative="1">
+      <w:start w:val="1"/>
+      <w:numFmt w:val="bullet"/>
+      <w:lvlText w:val=""/>
+      <w:lvlJc w:val="left"/>
+      <w:pPr>
+        <w:tabs>
+          <w:tab w:val="num" w:pos="4320"/>
+        </w:tabs>
+        <w:ind w:left="4320" w:hanging="360"/>
+      </w:pPr>
+      <w:rPr>
+        <w:rFonts w:ascii="Wingdings" w:hAnsi="Wingdings" w:hint="default"/>
+        <w:sz w:val="20"/>
+      </w:rPr>
+    </w:lvl>
+    <w:lvl w:ilvl="6" w:tentative="1">
+      <w:start w:val="1"/>
+      <w:numFmt w:val="bullet"/>
+      <w:lvlText w:val=""/>
+      <w:lvlJc w:val="left"/>
+      <w:pPr>
+        <w:tabs>
+          <w:tab w:val="num" w:pos="5040"/>
+        </w:tabs>
+        <w:ind w:left="5040" w:hanging="360"/>
+      </w:pPr>
+      <w:rPr>
+        <w:rFonts w:ascii="Wingdings" w:hAnsi="Wingdings" w:hint="default"/>
+        <w:sz w:val="20"/>
+      </w:rPr>
+    </w:lvl>
+    <w:lvl w:ilvl="7" w:tentative="1">
+      <w:start w:val="1"/>
+      <w:numFmt w:val="bullet"/>
+      <w:lvlText w:val=""/>
+      <w:lvlJc w:val="left"/>
+      <w:pPr>
+        <w:tabs>
+          <w:tab w:val="num" w:pos="5760"/>
+        </w:tabs>
+        <w:ind w:left="5760" w:hanging="360"/>
+      </w:pPr>
+      <w:rPr>
+        <w:rFonts w:ascii="Wingdings" w:hAnsi="Wingdings" w:hint="default"/>
+        <w:sz w:val="20"/>
+      </w:rPr>
+    </w:lvl>
+    <w:lvl w:ilvl="8" w:tentative="1">
+      <w:start w:val="1"/>
+      <w:numFmt w:val="bullet"/>
+      <w:lvlText w:val=""/>
+      <w:lvlJc w:val="left"/>
+      <w:pPr>
+        <w:tabs>
+          <w:tab w:val="num" w:pos="6480"/>
+        </w:tabs>
+        <w:ind w:left="6480" w:hanging="360"/>
+      </w:pPr>
+      <w:rPr>
+        <w:rFonts w:ascii="Wingdings" w:hAnsi="Wingdings" w:hint="default"/>
+        <w:sz w:val="20"/>
+      </w:rPr>
+    </w:lvl>
+  </w:abstractNum>
+  <w:abstractNum w:abstractNumId="23" w15:restartNumberingAfterBreak="0">
+    <w:nsid w:val="4BF81F8F"/>
+    <w:multiLevelType w:val="multilevel"/>
+    <w:tmpl w:val="E20A3C10"/>
+    <w:lvl w:ilvl="0">
+      <w:start w:val="1"/>
+      <w:numFmt w:val="bullet"/>
+      <w:lvlText w:val=""/>
+      <w:lvlJc w:val="left"/>
+      <w:pPr>
+        <w:tabs>
+          <w:tab w:val="num" w:pos="720"/>
+        </w:tabs>
+        <w:ind w:left="720" w:hanging="360"/>
+      </w:pPr>
+      <w:rPr>
+        <w:rFonts w:ascii="Symbol" w:hAnsi="Symbol" w:hint="default"/>
+        <w:sz w:val="20"/>
+      </w:rPr>
+    </w:lvl>
+    <w:lvl w:ilvl="1" w:tentative="1">
+      <w:start w:val="1"/>
+      <w:numFmt w:val="bullet"/>
+      <w:lvlText w:val="o"/>
+      <w:lvlJc w:val="left"/>
+      <w:pPr>
+        <w:tabs>
+          <w:tab w:val="num" w:pos="1440"/>
+        </w:tabs>
+        <w:ind w:left="1440" w:hanging="360"/>
+      </w:pPr>
+      <w:rPr>
+        <w:rFonts w:ascii="Courier New" w:hAnsi="Courier New" w:hint="default"/>
+        <w:sz w:val="20"/>
+      </w:rPr>
+    </w:lvl>
+    <w:lvl w:ilvl="2" w:tentative="1">
+      <w:start w:val="1"/>
+      <w:numFmt w:val="bullet"/>
+      <w:lvlText w:val=""/>
+      <w:lvlJc w:val="left"/>
+      <w:pPr>
+        <w:tabs>
+          <w:tab w:val="num" w:pos="2160"/>
+        </w:tabs>
+        <w:ind w:left="2160" w:hanging="360"/>
+      </w:pPr>
+      <w:rPr>
+        <w:rFonts w:ascii="Wingdings" w:hAnsi="Wingdings" w:hint="default"/>
+        <w:sz w:val="20"/>
+      </w:rPr>
+    </w:lvl>
+    <w:lvl w:ilvl="3" w:tentative="1">
+      <w:start w:val="1"/>
+      <w:numFmt w:val="bullet"/>
+      <w:lvlText w:val=""/>
+      <w:lvlJc w:val="left"/>
+      <w:pPr>
+        <w:tabs>
+          <w:tab w:val="num" w:pos="2880"/>
+        </w:tabs>
+        <w:ind w:left="2880" w:hanging="360"/>
+      </w:pPr>
+      <w:rPr>
+        <w:rFonts w:ascii="Wingdings" w:hAnsi="Wingdings" w:hint="default"/>
+        <w:sz w:val="20"/>
+      </w:rPr>
+    </w:lvl>
+    <w:lvl w:ilvl="4" w:tentative="1">
+      <w:start w:val="1"/>
+      <w:numFmt w:val="bullet"/>
+      <w:lvlText w:val=""/>
+      <w:lvlJc w:val="left"/>
+      <w:pPr>
+        <w:tabs>
+          <w:tab w:val="num" w:pos="3600"/>
+        </w:tabs>
+        <w:ind w:left="3600" w:hanging="360"/>
+      </w:pPr>
+      <w:rPr>
+        <w:rFonts w:ascii="Wingdings" w:hAnsi="Wingdings" w:hint="default"/>
+        <w:sz w:val="20"/>
+      </w:rPr>
+    </w:lvl>
+    <w:lvl w:ilvl="5" w:tentative="1">
+      <w:start w:val="1"/>
+      <w:numFmt w:val="bullet"/>
+      <w:lvlText w:val=""/>
+      <w:lvlJc w:val="left"/>
+      <w:pPr>
+        <w:tabs>
+          <w:tab w:val="num" w:pos="4320"/>
+        </w:tabs>
+        <w:ind w:left="4320" w:hanging="360"/>
+      </w:pPr>
+      <w:rPr>
+        <w:rFonts w:ascii="Wingdings" w:hAnsi="Wingdings" w:hint="default"/>
+        <w:sz w:val="20"/>
+      </w:rPr>
+    </w:lvl>
+    <w:lvl w:ilvl="6" w:tentative="1">
+      <w:start w:val="1"/>
+      <w:numFmt w:val="bullet"/>
+      <w:lvlText w:val=""/>
+      <w:lvlJc w:val="left"/>
+      <w:pPr>
+        <w:tabs>
+          <w:tab w:val="num" w:pos="5040"/>
+        </w:tabs>
+        <w:ind w:left="5040" w:hanging="360"/>
+      </w:pPr>
+      <w:rPr>
+        <w:rFonts w:ascii="Wingdings" w:hAnsi="Wingdings" w:hint="default"/>
+        <w:sz w:val="20"/>
+      </w:rPr>
+    </w:lvl>
+    <w:lvl w:ilvl="7" w:tentative="1">
+      <w:start w:val="1"/>
+      <w:numFmt w:val="bullet"/>
+      <w:lvlText w:val=""/>
+      <w:lvlJc w:val="left"/>
+      <w:pPr>
+        <w:tabs>
+          <w:tab w:val="num" w:pos="5760"/>
+        </w:tabs>
+        <w:ind w:left="5760" w:hanging="360"/>
+      </w:pPr>
+      <w:rPr>
+        <w:rFonts w:ascii="Wingdings" w:hAnsi="Wingdings" w:hint="default"/>
+        <w:sz w:val="20"/>
+      </w:rPr>
+    </w:lvl>
+    <w:lvl w:ilvl="8" w:tentative="1">
+      <w:start w:val="1"/>
+      <w:numFmt w:val="bullet"/>
+      <w:lvlText w:val=""/>
+      <w:lvlJc w:val="left"/>
+      <w:pPr>
+        <w:tabs>
+          <w:tab w:val="num" w:pos="6480"/>
+        </w:tabs>
+        <w:ind w:left="6480" w:hanging="360"/>
+      </w:pPr>
+      <w:rPr>
+        <w:rFonts w:ascii="Wingdings" w:hAnsi="Wingdings" w:hint="default"/>
+        <w:sz w:val="20"/>
+      </w:rPr>
+    </w:lvl>
+  </w:abstractNum>
+  <w:abstractNum w:abstractNumId="24" w15:restartNumberingAfterBreak="0">
+    <w:nsid w:val="4E596618"/>
+    <w:multiLevelType w:val="multilevel"/>
+    <w:tmpl w:val="CBCAA112"/>
+    <w:lvl w:ilvl="0">
+      <w:start w:val="1"/>
+      <w:numFmt w:val="bullet"/>
+      <w:lvlText w:val=""/>
+      <w:lvlJc w:val="left"/>
+      <w:pPr>
+        <w:tabs>
+          <w:tab w:val="num" w:pos="720"/>
+        </w:tabs>
+        <w:ind w:left="720" w:hanging="360"/>
+      </w:pPr>
+      <w:rPr>
+        <w:rFonts w:ascii="Symbol" w:hAnsi="Symbol" w:hint="default"/>
+        <w:sz w:val="20"/>
+      </w:rPr>
+    </w:lvl>
+    <w:lvl w:ilvl="1" w:tentative="1">
+      <w:start w:val="1"/>
+      <w:numFmt w:val="bullet"/>
+      <w:lvlText w:val="o"/>
+      <w:lvlJc w:val="left"/>
+      <w:pPr>
+        <w:tabs>
+          <w:tab w:val="num" w:pos="1440"/>
+        </w:tabs>
+        <w:ind w:left="1440" w:hanging="360"/>
+      </w:pPr>
+      <w:rPr>
+        <w:rFonts w:ascii="Courier New" w:hAnsi="Courier New" w:hint="default"/>
+        <w:sz w:val="20"/>
+      </w:rPr>
+    </w:lvl>
+    <w:lvl w:ilvl="2" w:tentative="1">
+      <w:start w:val="1"/>
+      <w:numFmt w:val="bullet"/>
+      <w:lvlText w:val=""/>
+      <w:lvlJc w:val="left"/>
+      <w:pPr>
+        <w:tabs>
+          <w:tab w:val="num" w:pos="2160"/>
+        </w:tabs>
+        <w:ind w:left="2160" w:hanging="360"/>
+      </w:pPr>
+      <w:rPr>
+        <w:rFonts w:ascii="Wingdings" w:hAnsi="Wingdings" w:hint="default"/>
+        <w:sz w:val="20"/>
+      </w:rPr>
+    </w:lvl>
+    <w:lvl w:ilvl="3" w:tentative="1">
+      <w:start w:val="1"/>
+      <w:numFmt w:val="bullet"/>
+      <w:lvlText w:val=""/>
+      <w:lvlJc w:val="left"/>
+      <w:pPr>
+        <w:tabs>
+          <w:tab w:val="num" w:pos="2880"/>
+        </w:tabs>
+        <w:ind w:left="2880" w:hanging="360"/>
+      </w:pPr>
+      <w:rPr>
+        <w:rFonts w:ascii="Wingdings" w:hAnsi="Wingdings" w:hint="default"/>
+        <w:sz w:val="20"/>
+      </w:rPr>
+    </w:lvl>
+    <w:lvl w:ilvl="4" w:tentative="1">
+      <w:start w:val="1"/>
+      <w:numFmt w:val="bullet"/>
+      <w:lvlText w:val=""/>
+      <w:lvlJc w:val="left"/>
+      <w:pPr>
+        <w:tabs>
+          <w:tab w:val="num" w:pos="3600"/>
+        </w:tabs>
+        <w:ind w:left="3600" w:hanging="360"/>
+      </w:pPr>
+      <w:rPr>
+        <w:rFonts w:ascii="Wingdings" w:hAnsi="Wingdings" w:hint="default"/>
+        <w:sz w:val="20"/>
+      </w:rPr>
+    </w:lvl>
+    <w:lvl w:ilvl="5" w:tentative="1">
+      <w:start w:val="1"/>
+      <w:numFmt w:val="bullet"/>
+      <w:lvlText w:val=""/>
+      <w:lvlJc w:val="left"/>
+      <w:pPr>
+        <w:tabs>
+          <w:tab w:val="num" w:pos="4320"/>
+        </w:tabs>
+        <w:ind w:left="4320" w:hanging="360"/>
+      </w:pPr>
+      <w:rPr>
+        <w:rFonts w:ascii="Wingdings" w:hAnsi="Wingdings" w:hint="default"/>
+        <w:sz w:val="20"/>
+      </w:rPr>
+    </w:lvl>
+    <w:lvl w:ilvl="6" w:tentative="1">
+      <w:start w:val="1"/>
+      <w:numFmt w:val="bullet"/>
+      <w:lvlText w:val=""/>
+      <w:lvlJc w:val="left"/>
+      <w:pPr>
+        <w:tabs>
+          <w:tab w:val="num" w:pos="5040"/>
+        </w:tabs>
+        <w:ind w:left="5040" w:hanging="360"/>
+      </w:pPr>
+      <w:rPr>
+        <w:rFonts w:ascii="Wingdings" w:hAnsi="Wingdings" w:hint="default"/>
+        <w:sz w:val="20"/>
+      </w:rPr>
+    </w:lvl>
+    <w:lvl w:ilvl="7" w:tentative="1">
+      <w:start w:val="1"/>
+      <w:numFmt w:val="bullet"/>
+      <w:lvlText w:val=""/>
+      <w:lvlJc w:val="left"/>
+      <w:pPr>
+        <w:tabs>
+          <w:tab w:val="num" w:pos="5760"/>
+        </w:tabs>
+        <w:ind w:left="5760" w:hanging="360"/>
+      </w:pPr>
+      <w:rPr>
+        <w:rFonts w:ascii="Wingdings" w:hAnsi="Wingdings" w:hint="default"/>
+        <w:sz w:val="20"/>
+      </w:rPr>
+    </w:lvl>
+    <w:lvl w:ilvl="8" w:tentative="1">
+      <w:start w:val="1"/>
+      <w:numFmt w:val="bullet"/>
+      <w:lvlText w:val=""/>
+      <w:lvlJc w:val="left"/>
+      <w:pPr>
+        <w:tabs>
+          <w:tab w:val="num" w:pos="6480"/>
+        </w:tabs>
+        <w:ind w:left="6480" w:hanging="360"/>
+      </w:pPr>
+      <w:rPr>
+        <w:rFonts w:ascii="Wingdings" w:hAnsi="Wingdings" w:hint="default"/>
+        <w:sz w:val="20"/>
+      </w:rPr>
+    </w:lvl>
+  </w:abstractNum>
+  <w:abstractNum w:abstractNumId="25" w15:restartNumberingAfterBreak="0">
+    <w:nsid w:val="55E74DEF"/>
+    <w:multiLevelType w:val="multilevel"/>
+    <w:tmpl w:val="4458455C"/>
+    <w:lvl w:ilvl="0">
+      <w:start w:val="1"/>
+      <w:numFmt w:val="bullet"/>
+      <w:lvlText w:val=""/>
+      <w:lvlJc w:val="left"/>
+      <w:pPr>
+        <w:tabs>
+          <w:tab w:val="num" w:pos="720"/>
+        </w:tabs>
+        <w:ind w:left="720" w:hanging="360"/>
+      </w:pPr>
+      <w:rPr>
+        <w:rFonts w:ascii="Symbol" w:hAnsi="Symbol" w:hint="default"/>
+        <w:sz w:val="20"/>
+      </w:rPr>
+    </w:lvl>
+    <w:lvl w:ilvl="1" w:tentative="1">
+      <w:start w:val="1"/>
+      <w:numFmt w:val="bullet"/>
+      <w:lvlText w:val="o"/>
+      <w:lvlJc w:val="left"/>
+      <w:pPr>
+        <w:tabs>
+          <w:tab w:val="num" w:pos="1440"/>
+        </w:tabs>
+        <w:ind w:left="1440" w:hanging="360"/>
+      </w:pPr>
+      <w:rPr>
+        <w:rFonts w:ascii="Courier New" w:hAnsi="Courier New" w:hint="default"/>
+        <w:sz w:val="20"/>
+      </w:rPr>
+    </w:lvl>
+    <w:lvl w:ilvl="2" w:tentative="1">
+      <w:start w:val="1"/>
+      <w:numFmt w:val="bullet"/>
+      <w:lvlText w:val=""/>
+      <w:lvlJc w:val="left"/>
+      <w:pPr>
+        <w:tabs>
+          <w:tab w:val="num" w:pos="2160"/>
+        </w:tabs>
+        <w:ind w:left="2160" w:hanging="360"/>
+      </w:pPr>
+      <w:rPr>
+        <w:rFonts w:ascii="Wingdings" w:hAnsi="Wingdings" w:hint="default"/>
+        <w:sz w:val="20"/>
+      </w:rPr>
+    </w:lvl>
+    <w:lvl w:ilvl="3" w:tentative="1">
+      <w:start w:val="1"/>
+      <w:numFmt w:val="bullet"/>
+      <w:lvlText w:val=""/>
+      <w:lvlJc w:val="left"/>
+      <w:pPr>
+        <w:tabs>
+          <w:tab w:val="num" w:pos="2880"/>
+        </w:tabs>
+        <w:ind w:left="2880" w:hanging="360"/>
+      </w:pPr>
+      <w:rPr>
+        <w:rFonts w:ascii="Wingdings" w:hAnsi="Wingdings" w:hint="default"/>
+        <w:sz w:val="20"/>
+      </w:rPr>
+    </w:lvl>
+    <w:lvl w:ilvl="4" w:tentative="1">
+      <w:start w:val="1"/>
+      <w:numFmt w:val="bullet"/>
+      <w:lvlText w:val=""/>
+      <w:lvlJc w:val="left"/>
+      <w:pPr>
+        <w:tabs>
+          <w:tab w:val="num" w:pos="3600"/>
+        </w:tabs>
+        <w:ind w:left="3600" w:hanging="360"/>
+      </w:pPr>
+      <w:rPr>
+        <w:rFonts w:ascii="Wingdings" w:hAnsi="Wingdings" w:hint="default"/>
+        <w:sz w:val="20"/>
+      </w:rPr>
+    </w:lvl>
+    <w:lvl w:ilvl="5" w:tentative="1">
+      <w:start w:val="1"/>
+      <w:numFmt w:val="bullet"/>
+      <w:lvlText w:val=""/>
+      <w:lvlJc w:val="left"/>
+      <w:pPr>
+        <w:tabs>
+          <w:tab w:val="num" w:pos="4320"/>
+        </w:tabs>
+        <w:ind w:left="4320" w:hanging="360"/>
+      </w:pPr>
+      <w:rPr>
+        <w:rFonts w:ascii="Wingdings" w:hAnsi="Wingdings" w:hint="default"/>
+        <w:sz w:val="20"/>
+      </w:rPr>
+    </w:lvl>
+    <w:lvl w:ilvl="6" w:tentative="1">
+      <w:start w:val="1"/>
+      <w:numFmt w:val="bullet"/>
+      <w:lvlText w:val=""/>
+      <w:lvlJc w:val="left"/>
+      <w:pPr>
+        <w:tabs>
+          <w:tab w:val="num" w:pos="5040"/>
+        </w:tabs>
+        <w:ind w:left="5040" w:hanging="360"/>
+      </w:pPr>
+      <w:rPr>
+        <w:rFonts w:ascii="Wingdings" w:hAnsi="Wingdings" w:hint="default"/>
+        <w:sz w:val="20"/>
+      </w:rPr>
+    </w:lvl>
+    <w:lvl w:ilvl="7" w:tentative="1">
+      <w:start w:val="1"/>
+      <w:numFmt w:val="bullet"/>
+      <w:lvlText w:val=""/>
+      <w:lvlJc w:val="left"/>
+      <w:pPr>
+        <w:tabs>
+          <w:tab w:val="num" w:pos="5760"/>
+        </w:tabs>
+        <w:ind w:left="5760" w:hanging="360"/>
+      </w:pPr>
+      <w:rPr>
+        <w:rFonts w:ascii="Wingdings" w:hAnsi="Wingdings" w:hint="default"/>
+        <w:sz w:val="20"/>
+      </w:rPr>
+    </w:lvl>
+    <w:lvl w:ilvl="8" w:tentative="1">
+      <w:start w:val="1"/>
+      <w:numFmt w:val="bullet"/>
+      <w:lvlText w:val=""/>
+      <w:lvlJc w:val="left"/>
+      <w:pPr>
+        <w:tabs>
+          <w:tab w:val="num" w:pos="6480"/>
+        </w:tabs>
+        <w:ind w:left="6480" w:hanging="360"/>
+      </w:pPr>
+      <w:rPr>
+        <w:rFonts w:ascii="Wingdings" w:hAnsi="Wingdings" w:hint="default"/>
+        <w:sz w:val="20"/>
+      </w:rPr>
+    </w:lvl>
+  </w:abstractNum>
+  <w:abstractNum w:abstractNumId="26" w15:restartNumberingAfterBreak="0">
+    <w:nsid w:val="57F17291"/>
+    <w:multiLevelType w:val="multilevel"/>
+    <w:tmpl w:val="F2AAF478"/>
+    <w:lvl w:ilvl="0">
+      <w:start w:val="1"/>
+      <w:numFmt w:val="bullet"/>
+      <w:lvlText w:val=""/>
+      <w:lvlJc w:val="left"/>
+      <w:pPr>
+        <w:tabs>
+          <w:tab w:val="num" w:pos="720"/>
+        </w:tabs>
+        <w:ind w:left="720" w:hanging="360"/>
+      </w:pPr>
+      <w:rPr>
+        <w:rFonts w:ascii="Symbol" w:hAnsi="Symbol" w:hint="default"/>
+        <w:sz w:val="20"/>
+      </w:rPr>
+    </w:lvl>
+    <w:lvl w:ilvl="1" w:tentative="1">
+      <w:start w:val="1"/>
+      <w:numFmt w:val="bullet"/>
+      <w:lvlText w:val="o"/>
+      <w:lvlJc w:val="left"/>
+      <w:pPr>
+        <w:tabs>
+          <w:tab w:val="num" w:pos="1440"/>
+        </w:tabs>
+        <w:ind w:left="1440" w:hanging="360"/>
+      </w:pPr>
+      <w:rPr>
+        <w:rFonts w:ascii="Courier New" w:hAnsi="Courier New" w:hint="default"/>
+        <w:sz w:val="20"/>
+      </w:rPr>
+    </w:lvl>
+    <w:lvl w:ilvl="2" w:tentative="1">
+      <w:start w:val="1"/>
+      <w:numFmt w:val="bullet"/>
+      <w:lvlText w:val=""/>
+      <w:lvlJc w:val="left"/>
+      <w:pPr>
+        <w:tabs>
+          <w:tab w:val="num" w:pos="2160"/>
+        </w:tabs>
+        <w:ind w:left="2160" w:hanging="360"/>
+      </w:pPr>
+      <w:rPr>
+        <w:rFonts w:ascii="Wingdings" w:hAnsi="Wingdings" w:hint="default"/>
+        <w:sz w:val="20"/>
+      </w:rPr>
+    </w:lvl>
+    <w:lvl w:ilvl="3" w:tentative="1">
+      <w:start w:val="1"/>
+      <w:numFmt w:val="bullet"/>
+      <w:lvlText w:val=""/>
+      <w:lvlJc w:val="left"/>
+      <w:pPr>
+        <w:tabs>
+          <w:tab w:val="num" w:pos="2880"/>
+        </w:tabs>
+        <w:ind w:left="2880" w:hanging="360"/>
+      </w:pPr>
+      <w:rPr>
+        <w:rFonts w:ascii="Wingdings" w:hAnsi="Wingdings" w:hint="default"/>
+        <w:sz w:val="20"/>
+      </w:rPr>
+    </w:lvl>
+    <w:lvl w:ilvl="4" w:tentative="1">
+      <w:start w:val="1"/>
+      <w:numFmt w:val="bullet"/>
+      <w:lvlText w:val=""/>
+      <w:lvlJc w:val="left"/>
+      <w:pPr>
+        <w:tabs>
+          <w:tab w:val="num" w:pos="3600"/>
+        </w:tabs>
+        <w:ind w:left="3600" w:hanging="360"/>
+      </w:pPr>
+      <w:rPr>
+        <w:rFonts w:ascii="Wingdings" w:hAnsi="Wingdings" w:hint="default"/>
+        <w:sz w:val="20"/>
+      </w:rPr>
+    </w:lvl>
+    <w:lvl w:ilvl="5" w:tentative="1">
+      <w:start w:val="1"/>
+      <w:numFmt w:val="bullet"/>
+      <w:lvlText w:val=""/>
+      <w:lvlJc w:val="left"/>
+      <w:pPr>
+        <w:tabs>
+          <w:tab w:val="num" w:pos="4320"/>
+        </w:tabs>
+        <w:ind w:left="4320" w:hanging="360"/>
+      </w:pPr>
+      <w:rPr>
+        <w:rFonts w:ascii="Wingdings" w:hAnsi="Wingdings" w:hint="default"/>
+        <w:sz w:val="20"/>
+      </w:rPr>
+    </w:lvl>
+    <w:lvl w:ilvl="6" w:tentative="1">
+      <w:start w:val="1"/>
+      <w:numFmt w:val="bullet"/>
+      <w:lvlText w:val=""/>
+      <w:lvlJc w:val="left"/>
+      <w:pPr>
+        <w:tabs>
+          <w:tab w:val="num" w:pos="5040"/>
+        </w:tabs>
+        <w:ind w:left="5040" w:hanging="360"/>
+      </w:pPr>
+      <w:rPr>
+        <w:rFonts w:ascii="Wingdings" w:hAnsi="Wingdings" w:hint="default"/>
+        <w:sz w:val="20"/>
+      </w:rPr>
+    </w:lvl>
+    <w:lvl w:ilvl="7" w:tentative="1">
+      <w:start w:val="1"/>
+      <w:numFmt w:val="bullet"/>
+      <w:lvlText w:val=""/>
+      <w:lvlJc w:val="left"/>
+      <w:pPr>
+        <w:tabs>
+          <w:tab w:val="num" w:pos="5760"/>
+        </w:tabs>
+        <w:ind w:left="5760" w:hanging="360"/>
+      </w:pPr>
+      <w:rPr>
+        <w:rFonts w:ascii="Wingdings" w:hAnsi="Wingdings" w:hint="default"/>
+        <w:sz w:val="20"/>
+      </w:rPr>
+    </w:lvl>
+    <w:lvl w:ilvl="8" w:tentative="1">
+      <w:start w:val="1"/>
+      <w:numFmt w:val="bullet"/>
+      <w:lvlText w:val=""/>
+      <w:lvlJc w:val="left"/>
+      <w:pPr>
+        <w:tabs>
+          <w:tab w:val="num" w:pos="6480"/>
+        </w:tabs>
+        <w:ind w:left="6480" w:hanging="360"/>
+      </w:pPr>
+      <w:rPr>
+        <w:rFonts w:ascii="Wingdings" w:hAnsi="Wingdings" w:hint="default"/>
+        <w:sz w:val="20"/>
+      </w:rPr>
+    </w:lvl>
+  </w:abstractNum>
+  <w:abstractNum w:abstractNumId="27" w15:restartNumberingAfterBreak="0">
+    <w:nsid w:val="5CE17AE9"/>
+    <w:multiLevelType w:val="multilevel"/>
+    <w:tmpl w:val="41A4A26E"/>
+    <w:lvl w:ilvl="0">
+      <w:start w:val="1"/>
+      <w:numFmt w:val="bullet"/>
+      <w:lvlText w:val=""/>
+      <w:lvlJc w:val="left"/>
+      <w:pPr>
+        <w:tabs>
+          <w:tab w:val="num" w:pos="720"/>
+        </w:tabs>
+        <w:ind w:left="720" w:hanging="360"/>
+      </w:pPr>
+      <w:rPr>
+        <w:rFonts w:ascii="Symbol" w:hAnsi="Symbol" w:hint="default"/>
+        <w:sz w:val="20"/>
+      </w:rPr>
+    </w:lvl>
+    <w:lvl w:ilvl="1" w:tentative="1">
+      <w:start w:val="1"/>
+      <w:numFmt w:val="bullet"/>
+      <w:lvlText w:val="o"/>
+      <w:lvlJc w:val="left"/>
+      <w:pPr>
+        <w:tabs>
+          <w:tab w:val="num" w:pos="1440"/>
+        </w:tabs>
+        <w:ind w:left="1440" w:hanging="360"/>
+      </w:pPr>
+      <w:rPr>
+        <w:rFonts w:ascii="Courier New" w:hAnsi="Courier New" w:hint="default"/>
+        <w:sz w:val="20"/>
+      </w:rPr>
+    </w:lvl>
+    <w:lvl w:ilvl="2" w:tentative="1">
+      <w:start w:val="1"/>
+      <w:numFmt w:val="bullet"/>
+      <w:lvlText w:val=""/>
+      <w:lvlJc w:val="left"/>
+      <w:pPr>
+        <w:tabs>
+          <w:tab w:val="num" w:pos="2160"/>
+        </w:tabs>
+        <w:ind w:left="2160" w:hanging="360"/>
+      </w:pPr>
+      <w:rPr>
+        <w:rFonts w:ascii="Wingdings" w:hAnsi="Wingdings" w:hint="default"/>
+        <w:sz w:val="20"/>
+      </w:rPr>
+    </w:lvl>
+    <w:lvl w:ilvl="3" w:tentative="1">
+      <w:start w:val="1"/>
+      <w:numFmt w:val="bullet"/>
+      <w:lvlText w:val=""/>
+      <w:lvlJc w:val="left"/>
+      <w:pPr>
+        <w:tabs>
+          <w:tab w:val="num" w:pos="2880"/>
+        </w:tabs>
+        <w:ind w:left="2880" w:hanging="360"/>
+      </w:pPr>
+      <w:rPr>
+        <w:rFonts w:ascii="Wingdings" w:hAnsi="Wingdings" w:hint="default"/>
+        <w:sz w:val="20"/>
+      </w:rPr>
+    </w:lvl>
+    <w:lvl w:ilvl="4" w:tentative="1">
+      <w:start w:val="1"/>
+      <w:numFmt w:val="bullet"/>
+      <w:lvlText w:val=""/>
+      <w:lvlJc w:val="left"/>
+      <w:pPr>
+        <w:tabs>
+          <w:tab w:val="num" w:pos="3600"/>
+        </w:tabs>
+        <w:ind w:left="3600" w:hanging="360"/>
+      </w:pPr>
+      <w:rPr>
+        <w:rFonts w:ascii="Wingdings" w:hAnsi="Wingdings" w:hint="default"/>
+        <w:sz w:val="20"/>
+      </w:rPr>
+    </w:lvl>
+    <w:lvl w:ilvl="5" w:tentative="1">
+      <w:start w:val="1"/>
+      <w:numFmt w:val="bullet"/>
+      <w:lvlText w:val=""/>
+      <w:lvlJc w:val="left"/>
+      <w:pPr>
+        <w:tabs>
+          <w:tab w:val="num" w:pos="4320"/>
+        </w:tabs>
+        <w:ind w:left="4320" w:hanging="360"/>
+      </w:pPr>
+      <w:rPr>
+        <w:rFonts w:ascii="Wingdings" w:hAnsi="Wingdings" w:hint="default"/>
+        <w:sz w:val="20"/>
+      </w:rPr>
+    </w:lvl>
+    <w:lvl w:ilvl="6" w:tentative="1">
+      <w:start w:val="1"/>
+      <w:numFmt w:val="bullet"/>
+      <w:lvlText w:val=""/>
+      <w:lvlJc w:val="left"/>
+      <w:pPr>
+        <w:tabs>
+          <w:tab w:val="num" w:pos="5040"/>
+        </w:tabs>
+        <w:ind w:left="5040" w:hanging="360"/>
+      </w:pPr>
+      <w:rPr>
+        <w:rFonts w:ascii="Wingdings" w:hAnsi="Wingdings" w:hint="default"/>
+        <w:sz w:val="20"/>
+      </w:rPr>
+    </w:lvl>
+    <w:lvl w:ilvl="7" w:tentative="1">
+      <w:start w:val="1"/>
+      <w:numFmt w:val="bullet"/>
+      <w:lvlText w:val=""/>
+      <w:lvlJc w:val="left"/>
+      <w:pPr>
+        <w:tabs>
+          <w:tab w:val="num" w:pos="5760"/>
+        </w:tabs>
+        <w:ind w:left="5760" w:hanging="360"/>
+      </w:pPr>
+      <w:rPr>
+        <w:rFonts w:ascii="Wingdings" w:hAnsi="Wingdings" w:hint="default"/>
+        <w:sz w:val="20"/>
+      </w:rPr>
+    </w:lvl>
+    <w:lvl w:ilvl="8" w:tentative="1">
+      <w:start w:val="1"/>
+      <w:numFmt w:val="bullet"/>
+      <w:lvlText w:val=""/>
+      <w:lvlJc w:val="left"/>
+      <w:pPr>
+        <w:tabs>
+          <w:tab w:val="num" w:pos="6480"/>
+        </w:tabs>
+        <w:ind w:left="6480" w:hanging="360"/>
+      </w:pPr>
+      <w:rPr>
+        <w:rFonts w:ascii="Wingdings" w:hAnsi="Wingdings" w:hint="default"/>
+        <w:sz w:val="20"/>
+      </w:rPr>
+    </w:lvl>
+  </w:abstractNum>
+  <w:abstractNum w:abstractNumId="28" w15:restartNumberingAfterBreak="0">
+    <w:nsid w:val="600730E9"/>
+    <w:multiLevelType w:val="multilevel"/>
+    <w:tmpl w:val="346EEBC6"/>
+    <w:lvl w:ilvl="0">
+      <w:start w:val="1"/>
+      <w:numFmt w:val="bullet"/>
+      <w:lvlText w:val=""/>
+      <w:lvlJc w:val="left"/>
+      <w:pPr>
+        <w:tabs>
+          <w:tab w:val="num" w:pos="720"/>
+        </w:tabs>
+        <w:ind w:left="720" w:hanging="360"/>
+      </w:pPr>
+      <w:rPr>
+        <w:rFonts w:ascii="Symbol" w:hAnsi="Symbol" w:hint="default"/>
+        <w:sz w:val="20"/>
+      </w:rPr>
+    </w:lvl>
+    <w:lvl w:ilvl="1" w:tentative="1">
+      <w:start w:val="1"/>
+      <w:numFmt w:val="bullet"/>
+      <w:lvlText w:val="o"/>
+      <w:lvlJc w:val="left"/>
+      <w:pPr>
+        <w:tabs>
+          <w:tab w:val="num" w:pos="1440"/>
+        </w:tabs>
+        <w:ind w:left="1440" w:hanging="360"/>
+      </w:pPr>
+      <w:rPr>
+        <w:rFonts w:ascii="Courier New" w:hAnsi="Courier New" w:hint="default"/>
+        <w:sz w:val="20"/>
+      </w:rPr>
+    </w:lvl>
+    <w:lvl w:ilvl="2" w:tentative="1">
+      <w:start w:val="1"/>
+      <w:numFmt w:val="bullet"/>
+      <w:lvlText w:val=""/>
+      <w:lvlJc w:val="left"/>
+      <w:pPr>
+        <w:tabs>
+          <w:tab w:val="num" w:pos="2160"/>
+        </w:tabs>
+        <w:ind w:left="2160" w:hanging="360"/>
+      </w:pPr>
+      <w:rPr>
+        <w:rFonts w:ascii="Wingdings" w:hAnsi="Wingdings" w:hint="default"/>
+        <w:sz w:val="20"/>
+      </w:rPr>
+    </w:lvl>
+    <w:lvl w:ilvl="3" w:tentative="1">
+      <w:start w:val="1"/>
+      <w:numFmt w:val="bullet"/>
+      <w:lvlText w:val=""/>
+      <w:lvlJc w:val="left"/>
+      <w:pPr>
+        <w:tabs>
+          <w:tab w:val="num" w:pos="2880"/>
+        </w:tabs>
+        <w:ind w:left="2880" w:hanging="360"/>
+      </w:pPr>
+      <w:rPr>
+        <w:rFonts w:ascii="Wingdings" w:hAnsi="Wingdings" w:hint="default"/>
+        <w:sz w:val="20"/>
+      </w:rPr>
+    </w:lvl>
+    <w:lvl w:ilvl="4" w:tentative="1">
+      <w:start w:val="1"/>
+      <w:numFmt w:val="bullet"/>
+      <w:lvlText w:val=""/>
+      <w:lvlJc w:val="left"/>
+      <w:pPr>
+        <w:tabs>
+          <w:tab w:val="num" w:pos="3600"/>
+        </w:tabs>
+        <w:ind w:left="3600" w:hanging="360"/>
+      </w:pPr>
+      <w:rPr>
+        <w:rFonts w:ascii="Wingdings" w:hAnsi="Wingdings" w:hint="default"/>
+        <w:sz w:val="20"/>
+      </w:rPr>
+    </w:lvl>
+    <w:lvl w:ilvl="5" w:tentative="1">
+      <w:start w:val="1"/>
+      <w:numFmt w:val="bullet"/>
+      <w:lvlText w:val=""/>
+      <w:lvlJc w:val="left"/>
+      <w:pPr>
+        <w:tabs>
+          <w:tab w:val="num" w:pos="4320"/>
+        </w:tabs>
+        <w:ind w:left="4320" w:hanging="360"/>
+      </w:pPr>
+      <w:rPr>
+        <w:rFonts w:ascii="Wingdings" w:hAnsi="Wingdings" w:hint="default"/>
+        <w:sz w:val="20"/>
+      </w:rPr>
+    </w:lvl>
+    <w:lvl w:ilvl="6" w:tentative="1">
+      <w:start w:val="1"/>
+      <w:numFmt w:val="bullet"/>
+      <w:lvlText w:val=""/>
+      <w:lvlJc w:val="left"/>
+      <w:pPr>
+        <w:tabs>
+          <w:tab w:val="num" w:pos="5040"/>
+        </w:tabs>
+        <w:ind w:left="5040" w:hanging="360"/>
+      </w:pPr>
+      <w:rPr>
+        <w:rFonts w:ascii="Wingdings" w:hAnsi="Wingdings" w:hint="default"/>
+        <w:sz w:val="20"/>
+      </w:rPr>
+    </w:lvl>
+    <w:lvl w:ilvl="7" w:tentative="1">
+      <w:start w:val="1"/>
+      <w:numFmt w:val="bullet"/>
+      <w:lvlText w:val=""/>
+      <w:lvlJc w:val="left"/>
+      <w:pPr>
+        <w:tabs>
+          <w:tab w:val="num" w:pos="5760"/>
+        </w:tabs>
+        <w:ind w:left="5760" w:hanging="360"/>
+      </w:pPr>
+      <w:rPr>
+        <w:rFonts w:ascii="Wingdings" w:hAnsi="Wingdings" w:hint="default"/>
+        <w:sz w:val="20"/>
+      </w:rPr>
+    </w:lvl>
+    <w:lvl w:ilvl="8" w:tentative="1">
+      <w:start w:val="1"/>
+      <w:numFmt w:val="bullet"/>
+      <w:lvlText w:val=""/>
+      <w:lvlJc w:val="left"/>
+      <w:pPr>
+        <w:tabs>
+          <w:tab w:val="num" w:pos="6480"/>
+        </w:tabs>
+        <w:ind w:left="6480" w:hanging="360"/>
+      </w:pPr>
+      <w:rPr>
+        <w:rFonts w:ascii="Wingdings" w:hAnsi="Wingdings" w:hint="default"/>
+        <w:sz w:val="20"/>
+      </w:rPr>
+    </w:lvl>
+  </w:abstractNum>
+  <w:abstractNum w:abstractNumId="29" w15:restartNumberingAfterBreak="0">
+    <w:nsid w:val="657A51BA"/>
+    <w:multiLevelType w:val="multilevel"/>
+    <w:tmpl w:val="3A229062"/>
+    <w:lvl w:ilvl="0">
+      <w:start w:val="1"/>
+      <w:numFmt w:val="bullet"/>
+      <w:lvlText w:val=""/>
+      <w:lvlJc w:val="left"/>
+      <w:pPr>
+        <w:tabs>
+          <w:tab w:val="num" w:pos="720"/>
+        </w:tabs>
+        <w:ind w:left="720" w:hanging="360"/>
+      </w:pPr>
+      <w:rPr>
+        <w:rFonts w:ascii="Symbol" w:hAnsi="Symbol" w:hint="default"/>
+        <w:sz w:val="20"/>
+      </w:rPr>
+    </w:lvl>
+    <w:lvl w:ilvl="1" w:tentative="1">
+      <w:start w:val="1"/>
+      <w:numFmt w:val="bullet"/>
+      <w:lvlText w:val="o"/>
+      <w:lvlJc w:val="left"/>
+      <w:pPr>
+        <w:tabs>
+          <w:tab w:val="num" w:pos="1440"/>
+        </w:tabs>
+        <w:ind w:left="1440" w:hanging="360"/>
+      </w:pPr>
+      <w:rPr>
+        <w:rFonts w:ascii="Courier New" w:hAnsi="Courier New" w:hint="default"/>
+        <w:sz w:val="20"/>
+      </w:rPr>
+    </w:lvl>
+    <w:lvl w:ilvl="2" w:tentative="1">
+      <w:start w:val="1"/>
+      <w:numFmt w:val="bullet"/>
+      <w:lvlText w:val=""/>
+      <w:lvlJc w:val="left"/>
+      <w:pPr>
+        <w:tabs>
+          <w:tab w:val="num" w:pos="2160"/>
+        </w:tabs>
+        <w:ind w:left="2160" w:hanging="360"/>
+      </w:pPr>
+      <w:rPr>
+        <w:rFonts w:ascii="Wingdings" w:hAnsi="Wingdings" w:hint="default"/>
+        <w:sz w:val="20"/>
+      </w:rPr>
+    </w:lvl>
+    <w:lvl w:ilvl="3" w:tentative="1">
+      <w:start w:val="1"/>
+      <w:numFmt w:val="bullet"/>
+      <w:lvlText w:val=""/>
+      <w:lvlJc w:val="left"/>
+      <w:pPr>
+        <w:tabs>
+          <w:tab w:val="num" w:pos="2880"/>
+        </w:tabs>
+        <w:ind w:left="2880" w:hanging="360"/>
+      </w:pPr>
+      <w:rPr>
+        <w:rFonts w:ascii="Wingdings" w:hAnsi="Wingdings" w:hint="default"/>
+        <w:sz w:val="20"/>
+      </w:rPr>
+    </w:lvl>
+    <w:lvl w:ilvl="4" w:tentative="1">
+      <w:start w:val="1"/>
+      <w:numFmt w:val="bullet"/>
+      <w:lvlText w:val=""/>
+      <w:lvlJc w:val="left"/>
+      <w:pPr>
+        <w:tabs>
+          <w:tab w:val="num" w:pos="3600"/>
+        </w:tabs>
+        <w:ind w:left="3600" w:hanging="360"/>
+      </w:pPr>
+      <w:rPr>
+        <w:rFonts w:ascii="Wingdings" w:hAnsi="Wingdings" w:hint="default"/>
+        <w:sz w:val="20"/>
+      </w:rPr>
+    </w:lvl>
+    <w:lvl w:ilvl="5" w:tentative="1">
+      <w:start w:val="1"/>
+      <w:numFmt w:val="bullet"/>
+      <w:lvlText w:val=""/>
+      <w:lvlJc w:val="left"/>
+      <w:pPr>
+        <w:tabs>
+          <w:tab w:val="num" w:pos="4320"/>
+        </w:tabs>
+        <w:ind w:left="4320" w:hanging="360"/>
+      </w:pPr>
+      <w:rPr>
+        <w:rFonts w:ascii="Wingdings" w:hAnsi="Wingdings" w:hint="default"/>
+        <w:sz w:val="20"/>
+      </w:rPr>
+    </w:lvl>
+    <w:lvl w:ilvl="6" w:tentative="1">
+      <w:start w:val="1"/>
+      <w:numFmt w:val="bullet"/>
+      <w:lvlText w:val=""/>
+      <w:lvlJc w:val="left"/>
+      <w:pPr>
+        <w:tabs>
+          <w:tab w:val="num" w:pos="5040"/>
+        </w:tabs>
+        <w:ind w:left="5040" w:hanging="360"/>
+      </w:pPr>
+      <w:rPr>
+        <w:rFonts w:ascii="Wingdings" w:hAnsi="Wingdings" w:hint="default"/>
+        <w:sz w:val="20"/>
+      </w:rPr>
+    </w:lvl>
+    <w:lvl w:ilvl="7" w:tentative="1">
+      <w:start w:val="1"/>
+      <w:numFmt w:val="bullet"/>
+      <w:lvlText w:val=""/>
+      <w:lvlJc w:val="left"/>
+      <w:pPr>
+        <w:tabs>
+          <w:tab w:val="num" w:pos="5760"/>
+        </w:tabs>
+        <w:ind w:left="5760" w:hanging="360"/>
+      </w:pPr>
+      <w:rPr>
+        <w:rFonts w:ascii="Wingdings" w:hAnsi="Wingdings" w:hint="default"/>
+        <w:sz w:val="20"/>
+      </w:rPr>
+    </w:lvl>
+    <w:lvl w:ilvl="8" w:tentative="1">
+      <w:start w:val="1"/>
+      <w:numFmt w:val="bullet"/>
+      <w:lvlText w:val=""/>
+      <w:lvlJc w:val="left"/>
+      <w:pPr>
+        <w:tabs>
+          <w:tab w:val="num" w:pos="6480"/>
+        </w:tabs>
+        <w:ind w:left="6480" w:hanging="360"/>
+      </w:pPr>
+      <w:rPr>
+        <w:rFonts w:ascii="Wingdings" w:hAnsi="Wingdings" w:hint="default"/>
+        <w:sz w:val="20"/>
+      </w:rPr>
+    </w:lvl>
+  </w:abstractNum>
+  <w:abstractNum w:abstractNumId="30" w15:restartNumberingAfterBreak="0">
+    <w:nsid w:val="673938C7"/>
+    <w:multiLevelType w:val="multilevel"/>
+    <w:tmpl w:val="AD820790"/>
+    <w:lvl w:ilvl="0">
+      <w:start w:val="1"/>
+      <w:numFmt w:val="bullet"/>
+      <w:lvlText w:val=""/>
+      <w:lvlJc w:val="left"/>
+      <w:pPr>
+        <w:tabs>
+          <w:tab w:val="num" w:pos="720"/>
+        </w:tabs>
+        <w:ind w:left="720" w:hanging="360"/>
+      </w:pPr>
+      <w:rPr>
+        <w:rFonts w:ascii="Symbol" w:hAnsi="Symbol" w:hint="default"/>
+        <w:sz w:val="20"/>
+      </w:rPr>
+    </w:lvl>
+    <w:lvl w:ilvl="1" w:tentative="1">
+      <w:start w:val="1"/>
+      <w:numFmt w:val="bullet"/>
+      <w:lvlText w:val="o"/>
+      <w:lvlJc w:val="left"/>
+      <w:pPr>
+        <w:tabs>
+          <w:tab w:val="num" w:pos="1440"/>
+        </w:tabs>
+        <w:ind w:left="1440" w:hanging="360"/>
+      </w:pPr>
+      <w:rPr>
+        <w:rFonts w:ascii="Courier New" w:hAnsi="Courier New" w:hint="default"/>
+        <w:sz w:val="20"/>
+      </w:rPr>
+    </w:lvl>
+    <w:lvl w:ilvl="2" w:tentative="1">
+      <w:start w:val="1"/>
+      <w:numFmt w:val="bullet"/>
+      <w:lvlText w:val=""/>
+      <w:lvlJc w:val="left"/>
+      <w:pPr>
+        <w:tabs>
+          <w:tab w:val="num" w:pos="2160"/>
+        </w:tabs>
+        <w:ind w:left="2160" w:hanging="360"/>
+      </w:pPr>
+      <w:rPr>
+        <w:rFonts w:ascii="Wingdings" w:hAnsi="Wingdings" w:hint="default"/>
+        <w:sz w:val="20"/>
+      </w:rPr>
+    </w:lvl>
+    <w:lvl w:ilvl="3" w:tentative="1">
+      <w:start w:val="1"/>
+      <w:numFmt w:val="bullet"/>
+      <w:lvlText w:val=""/>
+      <w:lvlJc w:val="left"/>
+      <w:pPr>
+        <w:tabs>
+          <w:tab w:val="num" w:pos="2880"/>
+        </w:tabs>
+        <w:ind w:left="2880" w:hanging="360"/>
+      </w:pPr>
+      <w:rPr>
+        <w:rFonts w:ascii="Wingdings" w:hAnsi="Wingdings" w:hint="default"/>
+        <w:sz w:val="20"/>
+      </w:rPr>
+    </w:lvl>
+    <w:lvl w:ilvl="4" w:tentative="1">
+      <w:start w:val="1"/>
+      <w:numFmt w:val="bullet"/>
+      <w:lvlText w:val=""/>
+      <w:lvlJc w:val="left"/>
+      <w:pPr>
+        <w:tabs>
+          <w:tab w:val="num" w:pos="3600"/>
+        </w:tabs>
+        <w:ind w:left="3600" w:hanging="360"/>
+      </w:pPr>
+      <w:rPr>
+        <w:rFonts w:ascii="Wingdings" w:hAnsi="Wingdings" w:hint="default"/>
+        <w:sz w:val="20"/>
+      </w:rPr>
+    </w:lvl>
+    <w:lvl w:ilvl="5" w:tentative="1">
+      <w:start w:val="1"/>
+      <w:numFmt w:val="bullet"/>
+      <w:lvlText w:val=""/>
+      <w:lvlJc w:val="left"/>
+      <w:pPr>
+        <w:tabs>
+          <w:tab w:val="num" w:pos="4320"/>
+        </w:tabs>
+        <w:ind w:left="4320" w:hanging="360"/>
+      </w:pPr>
+      <w:rPr>
+        <w:rFonts w:ascii="Wingdings" w:hAnsi="Wingdings" w:hint="default"/>
+        <w:sz w:val="20"/>
+      </w:rPr>
+    </w:lvl>
+    <w:lvl w:ilvl="6" w:tentative="1">
+      <w:start w:val="1"/>
+      <w:numFmt w:val="bullet"/>
+      <w:lvlText w:val=""/>
+      <w:lvlJc w:val="left"/>
+      <w:pPr>
+        <w:tabs>
+          <w:tab w:val="num" w:pos="5040"/>
+        </w:tabs>
+        <w:ind w:left="5040" w:hanging="360"/>
+      </w:pPr>
+      <w:rPr>
+        <w:rFonts w:ascii="Wingdings" w:hAnsi="Wingdings" w:hint="default"/>
+        <w:sz w:val="20"/>
+      </w:rPr>
+    </w:lvl>
+    <w:lvl w:ilvl="7" w:tentative="1">
+      <w:start w:val="1"/>
+      <w:numFmt w:val="bullet"/>
+      <w:lvlText w:val=""/>
+      <w:lvlJc w:val="left"/>
+      <w:pPr>
+        <w:tabs>
+          <w:tab w:val="num" w:pos="5760"/>
+        </w:tabs>
+        <w:ind w:left="5760" w:hanging="360"/>
+      </w:pPr>
+      <w:rPr>
+        <w:rFonts w:ascii="Wingdings" w:hAnsi="Wingdings" w:hint="default"/>
+        <w:sz w:val="20"/>
+      </w:rPr>
+    </w:lvl>
+    <w:lvl w:ilvl="8" w:tentative="1">
+      <w:start w:val="1"/>
+      <w:numFmt w:val="bullet"/>
+      <w:lvlText w:val=""/>
+      <w:lvlJc w:val="left"/>
+      <w:pPr>
+        <w:tabs>
+          <w:tab w:val="num" w:pos="6480"/>
+        </w:tabs>
+        <w:ind w:left="6480" w:hanging="360"/>
+      </w:pPr>
+      <w:rPr>
+        <w:rFonts w:ascii="Wingdings" w:hAnsi="Wingdings" w:hint="default"/>
+        <w:sz w:val="20"/>
+      </w:rPr>
+    </w:lvl>
+  </w:abstractNum>
+  <w:abstractNum w:abstractNumId="31" w15:restartNumberingAfterBreak="0">
+    <w:nsid w:val="69B62807"/>
+    <w:multiLevelType w:val="multilevel"/>
+    <w:tmpl w:val="9DE028B8"/>
+    <w:lvl w:ilvl="0">
+      <w:start w:val="1"/>
+      <w:numFmt w:val="bullet"/>
+      <w:lvlText w:val=""/>
+      <w:lvlJc w:val="left"/>
+      <w:pPr>
+        <w:tabs>
+          <w:tab w:val="num" w:pos="720"/>
+        </w:tabs>
+        <w:ind w:left="720" w:hanging="360"/>
+      </w:pPr>
+      <w:rPr>
+        <w:rFonts w:ascii="Symbol" w:hAnsi="Symbol" w:hint="default"/>
+        <w:sz w:val="20"/>
+      </w:rPr>
+    </w:lvl>
+    <w:lvl w:ilvl="1" w:tentative="1">
+      <w:start w:val="1"/>
+      <w:numFmt w:val="bullet"/>
+      <w:lvlText w:val="o"/>
+      <w:lvlJc w:val="left"/>
+      <w:pPr>
+        <w:tabs>
+          <w:tab w:val="num" w:pos="1440"/>
+        </w:tabs>
+        <w:ind w:left="1440" w:hanging="360"/>
+      </w:pPr>
+      <w:rPr>
+        <w:rFonts w:ascii="Courier New" w:hAnsi="Courier New" w:hint="default"/>
+        <w:sz w:val="20"/>
+      </w:rPr>
+    </w:lvl>
+    <w:lvl w:ilvl="2" w:tentative="1">
+      <w:start w:val="1"/>
+      <w:numFmt w:val="bullet"/>
+      <w:lvlText w:val=""/>
+      <w:lvlJc w:val="left"/>
+      <w:pPr>
+        <w:tabs>
+          <w:tab w:val="num" w:pos="2160"/>
+        </w:tabs>
+        <w:ind w:left="2160" w:hanging="360"/>
+      </w:pPr>
+      <w:rPr>
+        <w:rFonts w:ascii="Wingdings" w:hAnsi="Wingdings" w:hint="default"/>
+        <w:sz w:val="20"/>
+      </w:rPr>
+    </w:lvl>
+    <w:lvl w:ilvl="3" w:tentative="1">
+      <w:start w:val="1"/>
+      <w:numFmt w:val="bullet"/>
+      <w:lvlText w:val=""/>
+      <w:lvlJc w:val="left"/>
+      <w:pPr>
+        <w:tabs>
+          <w:tab w:val="num" w:pos="2880"/>
+        </w:tabs>
+        <w:ind w:left="2880" w:hanging="360"/>
+      </w:pPr>
+      <w:rPr>
+        <w:rFonts w:ascii="Wingdings" w:hAnsi="Wingdings" w:hint="default"/>
+        <w:sz w:val="20"/>
+      </w:rPr>
+    </w:lvl>
+    <w:lvl w:ilvl="4" w:tentative="1">
+      <w:start w:val="1"/>
+      <w:numFmt w:val="bullet"/>
+      <w:lvlText w:val=""/>
+      <w:lvlJc w:val="left"/>
+      <w:pPr>
+        <w:tabs>
+          <w:tab w:val="num" w:pos="3600"/>
+        </w:tabs>
+        <w:ind w:left="3600" w:hanging="360"/>
+      </w:pPr>
+      <w:rPr>
+        <w:rFonts w:ascii="Wingdings" w:hAnsi="Wingdings" w:hint="default"/>
+        <w:sz w:val="20"/>
+      </w:rPr>
+    </w:lvl>
+    <w:lvl w:ilvl="5" w:tentative="1">
+      <w:start w:val="1"/>
+      <w:numFmt w:val="bullet"/>
+      <w:lvlText w:val=""/>
+      <w:lvlJc w:val="left"/>
+      <w:pPr>
+        <w:tabs>
+          <w:tab w:val="num" w:pos="4320"/>
+        </w:tabs>
+        <w:ind w:left="4320" w:hanging="360"/>
+      </w:pPr>
+      <w:rPr>
+        <w:rFonts w:ascii="Wingdings" w:hAnsi="Wingdings" w:hint="default"/>
+        <w:sz w:val="20"/>
+      </w:rPr>
+    </w:lvl>
+    <w:lvl w:ilvl="6" w:tentative="1">
+      <w:start w:val="1"/>
+      <w:numFmt w:val="bullet"/>
+      <w:lvlText w:val=""/>
+      <w:lvlJc w:val="left"/>
+      <w:pPr>
+        <w:tabs>
+          <w:tab w:val="num" w:pos="5040"/>
+        </w:tabs>
+        <w:ind w:left="5040" w:hanging="360"/>
+      </w:pPr>
+      <w:rPr>
+        <w:rFonts w:ascii="Wingdings" w:hAnsi="Wingdings" w:hint="default"/>
+        <w:sz w:val="20"/>
+      </w:rPr>
+    </w:lvl>
+    <w:lvl w:ilvl="7" w:tentative="1">
+      <w:start w:val="1"/>
+      <w:numFmt w:val="bullet"/>
+      <w:lvlText w:val=""/>
+      <w:lvlJc w:val="left"/>
+      <w:pPr>
+        <w:tabs>
+          <w:tab w:val="num" w:pos="5760"/>
+        </w:tabs>
+        <w:ind w:left="5760" w:hanging="360"/>
+      </w:pPr>
+      <w:rPr>
+        <w:rFonts w:ascii="Wingdings" w:hAnsi="Wingdings" w:hint="default"/>
+        <w:sz w:val="20"/>
+      </w:rPr>
+    </w:lvl>
+    <w:lvl w:ilvl="8" w:tentative="1">
+      <w:start w:val="1"/>
+      <w:numFmt w:val="bullet"/>
+      <w:lvlText w:val=""/>
+      <w:lvlJc w:val="left"/>
+      <w:pPr>
+        <w:tabs>
+          <w:tab w:val="num" w:pos="6480"/>
+        </w:tabs>
+        <w:ind w:left="6480" w:hanging="360"/>
+      </w:pPr>
+      <w:rPr>
+        <w:rFonts w:ascii="Wingdings" w:hAnsi="Wingdings" w:hint="default"/>
+        <w:sz w:val="20"/>
+      </w:rPr>
+    </w:lvl>
+  </w:abstractNum>
+  <w:abstractNum w:abstractNumId="32" w15:restartNumberingAfterBreak="0">
+    <w:nsid w:val="6D580AA8"/>
+    <w:multiLevelType w:val="multilevel"/>
+    <w:tmpl w:val="0FC0AE58"/>
+    <w:lvl w:ilvl="0">
+      <w:start w:val="1"/>
+      <w:numFmt w:val="bullet"/>
+      <w:lvlText w:val=""/>
+      <w:lvlJc w:val="left"/>
+      <w:pPr>
+        <w:tabs>
+          <w:tab w:val="num" w:pos="720"/>
+        </w:tabs>
+        <w:ind w:left="720" w:hanging="360"/>
+      </w:pPr>
+      <w:rPr>
+        <w:rFonts w:ascii="Symbol" w:hAnsi="Symbol" w:hint="default"/>
+        <w:sz w:val="20"/>
+      </w:rPr>
+    </w:lvl>
+    <w:lvl w:ilvl="1" w:tentative="1">
+      <w:start w:val="1"/>
+      <w:numFmt w:val="bullet"/>
+      <w:lvlText w:val="o"/>
+      <w:lvlJc w:val="left"/>
+      <w:pPr>
+        <w:tabs>
+          <w:tab w:val="num" w:pos="1440"/>
+        </w:tabs>
+        <w:ind w:left="1440" w:hanging="360"/>
+      </w:pPr>
+      <w:rPr>
+        <w:rFonts w:ascii="Courier New" w:hAnsi="Courier New" w:hint="default"/>
+        <w:sz w:val="20"/>
+      </w:rPr>
+    </w:lvl>
+    <w:lvl w:ilvl="2" w:tentative="1">
+      <w:start w:val="1"/>
+      <w:numFmt w:val="bullet"/>
+      <w:lvlText w:val=""/>
+      <w:lvlJc w:val="left"/>
+      <w:pPr>
+        <w:tabs>
+          <w:tab w:val="num" w:pos="2160"/>
+        </w:tabs>
+        <w:ind w:left="2160" w:hanging="360"/>
+      </w:pPr>
+      <w:rPr>
+        <w:rFonts w:ascii="Wingdings" w:hAnsi="Wingdings" w:hint="default"/>
+        <w:sz w:val="20"/>
+      </w:rPr>
+    </w:lvl>
+    <w:lvl w:ilvl="3" w:tentative="1">
+      <w:start w:val="1"/>
+      <w:numFmt w:val="bullet"/>
+      <w:lvlText w:val=""/>
+      <w:lvlJc w:val="left"/>
+      <w:pPr>
+        <w:tabs>
+          <w:tab w:val="num" w:pos="2880"/>
+        </w:tabs>
+        <w:ind w:left="2880" w:hanging="360"/>
+      </w:pPr>
+      <w:rPr>
+        <w:rFonts w:ascii="Wingdings" w:hAnsi="Wingdings" w:hint="default"/>
+        <w:sz w:val="20"/>
+      </w:rPr>
+    </w:lvl>
+    <w:lvl w:ilvl="4" w:tentative="1">
+      <w:start w:val="1"/>
+      <w:numFmt w:val="bullet"/>
+      <w:lvlText w:val=""/>
+      <w:lvlJc w:val="left"/>
+      <w:pPr>
+        <w:tabs>
+          <w:tab w:val="num" w:pos="3600"/>
+        </w:tabs>
+        <w:ind w:left="3600" w:hanging="360"/>
+      </w:pPr>
+      <w:rPr>
+        <w:rFonts w:ascii="Wingdings" w:hAnsi="Wingdings" w:hint="default"/>
+        <w:sz w:val="20"/>
+      </w:rPr>
+    </w:lvl>
+    <w:lvl w:ilvl="5" w:tentative="1">
+      <w:start w:val="1"/>
+      <w:numFmt w:val="bullet"/>
+      <w:lvlText w:val=""/>
+      <w:lvlJc w:val="left"/>
+      <w:pPr>
+        <w:tabs>
+          <w:tab w:val="num" w:pos="4320"/>
+        </w:tabs>
+        <w:ind w:left="4320" w:hanging="360"/>
+      </w:pPr>
+      <w:rPr>
+        <w:rFonts w:ascii="Wingdings" w:hAnsi="Wingdings" w:hint="default"/>
+        <w:sz w:val="20"/>
+      </w:rPr>
+    </w:lvl>
+    <w:lvl w:ilvl="6" w:tentative="1">
+      <w:start w:val="1"/>
+      <w:numFmt w:val="bullet"/>
+      <w:lvlText w:val=""/>
+      <w:lvlJc w:val="left"/>
+      <w:pPr>
+        <w:tabs>
+          <w:tab w:val="num" w:pos="5040"/>
+        </w:tabs>
+        <w:ind w:left="5040" w:hanging="360"/>
+      </w:pPr>
+      <w:rPr>
+        <w:rFonts w:ascii="Wingdings" w:hAnsi="Wingdings" w:hint="default"/>
+        <w:sz w:val="20"/>
+      </w:rPr>
+    </w:lvl>
+    <w:lvl w:ilvl="7" w:tentative="1">
+      <w:start w:val="1"/>
+      <w:numFmt w:val="bullet"/>
+      <w:lvlText w:val=""/>
+      <w:lvlJc w:val="left"/>
+      <w:pPr>
+        <w:tabs>
+          <w:tab w:val="num" w:pos="5760"/>
+        </w:tabs>
+        <w:ind w:left="5760" w:hanging="360"/>
+      </w:pPr>
+      <w:rPr>
+        <w:rFonts w:ascii="Wingdings" w:hAnsi="Wingdings" w:hint="default"/>
+        <w:sz w:val="20"/>
+      </w:rPr>
+    </w:lvl>
+    <w:lvl w:ilvl="8" w:tentative="1">
+      <w:start w:val="1"/>
+      <w:numFmt w:val="bullet"/>
+      <w:lvlText w:val=""/>
+      <w:lvlJc w:val="left"/>
+      <w:pPr>
+        <w:tabs>
+          <w:tab w:val="num" w:pos="6480"/>
+        </w:tabs>
+        <w:ind w:left="6480" w:hanging="360"/>
+      </w:pPr>
+      <w:rPr>
+        <w:rFonts w:ascii="Wingdings" w:hAnsi="Wingdings" w:hint="default"/>
+        <w:sz w:val="20"/>
+      </w:rPr>
+    </w:lvl>
+  </w:abstractNum>
+  <w:abstractNum w:abstractNumId="33" w15:restartNumberingAfterBreak="0">
+    <w:nsid w:val="6F525AB8"/>
+    <w:multiLevelType w:val="multilevel"/>
+    <w:tmpl w:val="00F04FD4"/>
+    <w:lvl w:ilvl="0">
+      <w:start w:val="1"/>
+      <w:numFmt w:val="bullet"/>
+      <w:lvlText w:val=""/>
+      <w:lvlJc w:val="left"/>
+      <w:pPr>
+        <w:tabs>
+          <w:tab w:val="num" w:pos="720"/>
+        </w:tabs>
+        <w:ind w:left="720" w:hanging="360"/>
+      </w:pPr>
+      <w:rPr>
+        <w:rFonts w:ascii="Symbol" w:hAnsi="Symbol" w:hint="default"/>
+        <w:sz w:val="20"/>
+      </w:rPr>
+    </w:lvl>
+    <w:lvl w:ilvl="1" w:tentative="1">
+      <w:start w:val="1"/>
+      <w:numFmt w:val="bullet"/>
+      <w:lvlText w:val="o"/>
+      <w:lvlJc w:val="left"/>
+      <w:pPr>
+        <w:tabs>
+          <w:tab w:val="num" w:pos="1440"/>
+        </w:tabs>
+        <w:ind w:left="1440" w:hanging="360"/>
+      </w:pPr>
+      <w:rPr>
+        <w:rFonts w:ascii="Courier New" w:hAnsi="Courier New" w:hint="default"/>
+        <w:sz w:val="20"/>
+      </w:rPr>
+    </w:lvl>
+    <w:lvl w:ilvl="2" w:tentative="1">
+      <w:start w:val="1"/>
+      <w:numFmt w:val="bullet"/>
+      <w:lvlText w:val=""/>
+      <w:lvlJc w:val="left"/>
+      <w:pPr>
+        <w:tabs>
+          <w:tab w:val="num" w:pos="2160"/>
+        </w:tabs>
+        <w:ind w:left="2160" w:hanging="360"/>
+      </w:pPr>
+      <w:rPr>
+        <w:rFonts w:ascii="Wingdings" w:hAnsi="Wingdings" w:hint="default"/>
+        <w:sz w:val="20"/>
+      </w:rPr>
+    </w:lvl>
+    <w:lvl w:ilvl="3" w:tentative="1">
+      <w:start w:val="1"/>
+      <w:numFmt w:val="bullet"/>
+      <w:lvlText w:val=""/>
+      <w:lvlJc w:val="left"/>
+      <w:pPr>
+        <w:tabs>
+          <w:tab w:val="num" w:pos="2880"/>
+        </w:tabs>
+        <w:ind w:left="2880" w:hanging="360"/>
+      </w:pPr>
+      <w:rPr>
+        <w:rFonts w:ascii="Wingdings" w:hAnsi="Wingdings" w:hint="default"/>
+        <w:sz w:val="20"/>
+      </w:rPr>
+    </w:lvl>
+    <w:lvl w:ilvl="4" w:tentative="1">
+      <w:start w:val="1"/>
+      <w:numFmt w:val="bullet"/>
+      <w:lvlText w:val=""/>
+      <w:lvlJc w:val="left"/>
+      <w:pPr>
+        <w:tabs>
+          <w:tab w:val="num" w:pos="3600"/>
+        </w:tabs>
+        <w:ind w:left="3600" w:hanging="360"/>
+      </w:pPr>
+      <w:rPr>
+        <w:rFonts w:ascii="Wingdings" w:hAnsi="Wingdings" w:hint="default"/>
+        <w:sz w:val="20"/>
+      </w:rPr>
+    </w:lvl>
+    <w:lvl w:ilvl="5" w:tentative="1">
+      <w:start w:val="1"/>
+      <w:numFmt w:val="bullet"/>
+      <w:lvlText w:val=""/>
+      <w:lvlJc w:val="left"/>
+      <w:pPr>
+        <w:tabs>
+          <w:tab w:val="num" w:pos="4320"/>
+        </w:tabs>
+        <w:ind w:left="4320" w:hanging="360"/>
+      </w:pPr>
+      <w:rPr>
+        <w:rFonts w:ascii="Wingdings" w:hAnsi="Wingdings" w:hint="default"/>
+        <w:sz w:val="20"/>
+      </w:rPr>
+    </w:lvl>
+    <w:lvl w:ilvl="6" w:tentative="1">
+      <w:start w:val="1"/>
+      <w:numFmt w:val="bullet"/>
+      <w:lvlText w:val=""/>
+      <w:lvlJc w:val="left"/>
+      <w:pPr>
+        <w:tabs>
+          <w:tab w:val="num" w:pos="5040"/>
+        </w:tabs>
+        <w:ind w:left="5040" w:hanging="360"/>
+      </w:pPr>
+      <w:rPr>
+        <w:rFonts w:ascii="Wingdings" w:hAnsi="Wingdings" w:hint="default"/>
+        <w:sz w:val="20"/>
+      </w:rPr>
+    </w:lvl>
+    <w:lvl w:ilvl="7" w:tentative="1">
+      <w:start w:val="1"/>
+      <w:numFmt w:val="bullet"/>
+      <w:lvlText w:val=""/>
+      <w:lvlJc w:val="left"/>
+      <w:pPr>
+        <w:tabs>
+          <w:tab w:val="num" w:pos="5760"/>
+        </w:tabs>
+        <w:ind w:left="5760" w:hanging="360"/>
+      </w:pPr>
+      <w:rPr>
+        <w:rFonts w:ascii="Wingdings" w:hAnsi="Wingdings" w:hint="default"/>
+        <w:sz w:val="20"/>
+      </w:rPr>
+    </w:lvl>
+    <w:lvl w:ilvl="8" w:tentative="1">
+      <w:start w:val="1"/>
+      <w:numFmt w:val="bullet"/>
+      <w:lvlText w:val=""/>
+      <w:lvlJc w:val="left"/>
+      <w:pPr>
+        <w:tabs>
+          <w:tab w:val="num" w:pos="6480"/>
+        </w:tabs>
+        <w:ind w:left="6480" w:hanging="360"/>
+      </w:pPr>
+      <w:rPr>
+        <w:rFonts w:ascii="Wingdings" w:hAnsi="Wingdings" w:hint="default"/>
+        <w:sz w:val="20"/>
+      </w:rPr>
+    </w:lvl>
+  </w:abstractNum>
+  <w:abstractNum w:abstractNumId="34" w15:restartNumberingAfterBreak="0">
     <w:nsid w:val="7766511D"/>
     <w:multiLevelType w:val="multilevel"/>
     <w:tmpl w:val="3C7A8F40"/>
@@ -1780,7 +7439,156 @@
       </w:rPr>
     </w:lvl>
   </w:abstractNum>
-  <w:abstractNum w:abstractNumId="7" w15:restartNumberingAfterBreak="0">
+  <w:abstractNum w:abstractNumId="35" w15:restartNumberingAfterBreak="0">
+    <w:nsid w:val="77D91BC0"/>
+    <w:multiLevelType w:val="multilevel"/>
+    <w:tmpl w:val="A942DB60"/>
+    <w:lvl w:ilvl="0">
+      <w:start w:val="1"/>
+      <w:numFmt w:val="bullet"/>
+      <w:lvlText w:val=""/>
+      <w:lvlJc w:val="left"/>
+      <w:pPr>
+        <w:tabs>
+          <w:tab w:val="num" w:pos="720"/>
+        </w:tabs>
+        <w:ind w:left="720" w:hanging="360"/>
+      </w:pPr>
+      <w:rPr>
+        <w:rFonts w:ascii="Symbol" w:hAnsi="Symbol" w:hint="default"/>
+        <w:sz w:val="20"/>
+      </w:rPr>
+    </w:lvl>
+    <w:lvl w:ilvl="1" w:tentative="1">
+      <w:start w:val="1"/>
+      <w:numFmt w:val="bullet"/>
+      <w:lvlText w:val="o"/>
+      <w:lvlJc w:val="left"/>
+      <w:pPr>
+        <w:tabs>
+          <w:tab w:val="num" w:pos="1440"/>
+        </w:tabs>
+        <w:ind w:left="1440" w:hanging="360"/>
+      </w:pPr>
+      <w:rPr>
+        <w:rFonts w:ascii="Courier New" w:hAnsi="Courier New" w:hint="default"/>
+        <w:sz w:val="20"/>
+      </w:rPr>
+    </w:lvl>
+    <w:lvl w:ilvl="2" w:tentative="1">
+      <w:start w:val="1"/>
+      <w:numFmt w:val="bullet"/>
+      <w:lvlText w:val=""/>
+      <w:lvlJc w:val="left"/>
+      <w:pPr>
+        <w:tabs>
+          <w:tab w:val="num" w:pos="2160"/>
+        </w:tabs>
+        <w:ind w:left="2160" w:hanging="360"/>
+      </w:pPr>
+      <w:rPr>
+        <w:rFonts w:ascii="Wingdings" w:hAnsi="Wingdings" w:hint="default"/>
+        <w:sz w:val="20"/>
+      </w:rPr>
+    </w:lvl>
+    <w:lvl w:ilvl="3" w:tentative="1">
+      <w:start w:val="1"/>
+      <w:numFmt w:val="bullet"/>
+      <w:lvlText w:val=""/>
+      <w:lvlJc w:val="left"/>
+      <w:pPr>
+        <w:tabs>
+          <w:tab w:val="num" w:pos="2880"/>
+        </w:tabs>
+        <w:ind w:left="2880" w:hanging="360"/>
+      </w:pPr>
+      <w:rPr>
+        <w:rFonts w:ascii="Wingdings" w:hAnsi="Wingdings" w:hint="default"/>
+        <w:sz w:val="20"/>
+      </w:rPr>
+    </w:lvl>
+    <w:lvl w:ilvl="4" w:tentative="1">
+      <w:start w:val="1"/>
+      <w:numFmt w:val="bullet"/>
+      <w:lvlText w:val=""/>
+      <w:lvlJc w:val="left"/>
+      <w:pPr>
+        <w:tabs>
+          <w:tab w:val="num" w:pos="3600"/>
+        </w:tabs>
+        <w:ind w:left="3600" w:hanging="360"/>
+      </w:pPr>
+      <w:rPr>
+        <w:rFonts w:ascii="Wingdings" w:hAnsi="Wingdings" w:hint="default"/>
+        <w:sz w:val="20"/>
+      </w:rPr>
+    </w:lvl>
+    <w:lvl w:ilvl="5" w:tentative="1">
+      <w:start w:val="1"/>
+      <w:numFmt w:val="bullet"/>
+      <w:lvlText w:val=""/>
+      <w:lvlJc w:val="left"/>
+      <w:pPr>
+        <w:tabs>
+          <w:tab w:val="num" w:pos="4320"/>
+        </w:tabs>
+        <w:ind w:left="4320" w:hanging="360"/>
+      </w:pPr>
+      <w:rPr>
+        <w:rFonts w:ascii="Wingdings" w:hAnsi="Wingdings" w:hint="default"/>
+        <w:sz w:val="20"/>
+      </w:rPr>
+    </w:lvl>
+    <w:lvl w:ilvl="6" w:tentative="1">
+      <w:start w:val="1"/>
+      <w:numFmt w:val="bullet"/>
+      <w:lvlText w:val=""/>
+      <w:lvlJc w:val="left"/>
+      <w:pPr>
+        <w:tabs>
+          <w:tab w:val="num" w:pos="5040"/>
+        </w:tabs>
+        <w:ind w:left="5040" w:hanging="360"/>
+      </w:pPr>
+      <w:rPr>
+        <w:rFonts w:ascii="Wingdings" w:hAnsi="Wingdings" w:hint="default"/>
+        <w:sz w:val="20"/>
+      </w:rPr>
+    </w:lvl>
+    <w:lvl w:ilvl="7" w:tentative="1">
+      <w:start w:val="1"/>
+      <w:numFmt w:val="bullet"/>
+      <w:lvlText w:val=""/>
+      <w:lvlJc w:val="left"/>
+      <w:pPr>
+        <w:tabs>
+          <w:tab w:val="num" w:pos="5760"/>
+        </w:tabs>
+        <w:ind w:left="5760" w:hanging="360"/>
+      </w:pPr>
+      <w:rPr>
+        <w:rFonts w:ascii="Wingdings" w:hAnsi="Wingdings" w:hint="default"/>
+        <w:sz w:val="20"/>
+      </w:rPr>
+    </w:lvl>
+    <w:lvl w:ilvl="8" w:tentative="1">
+      <w:start w:val="1"/>
+      <w:numFmt w:val="bullet"/>
+      <w:lvlText w:val=""/>
+      <w:lvlJc w:val="left"/>
+      <w:pPr>
+        <w:tabs>
+          <w:tab w:val="num" w:pos="6480"/>
+        </w:tabs>
+        <w:ind w:left="6480" w:hanging="360"/>
+      </w:pPr>
+      <w:rPr>
+        <w:rFonts w:ascii="Wingdings" w:hAnsi="Wingdings" w:hint="default"/>
+        <w:sz w:val="20"/>
+      </w:rPr>
+    </w:lvl>
+  </w:abstractNum>
+  <w:abstractNum w:abstractNumId="36" w15:restartNumberingAfterBreak="0">
     <w:nsid w:val="78063D56"/>
     <w:multiLevelType w:val="multilevel"/>
     <w:tmpl w:val="AE6AB4D8"/>
@@ -1930,28 +7738,115 @@
     </w:lvl>
   </w:abstractNum>
   <w:num w:numId="1" w16cid:durableId="1333609794">
+    <w:abstractNumId w:val="10"/>
+  </w:num>
+  <w:num w:numId="2" w16cid:durableId="1741319254">
+    <w:abstractNumId w:val="9"/>
+  </w:num>
+  <w:num w:numId="3" w16cid:durableId="1236014403">
+    <w:abstractNumId w:val="13"/>
+  </w:num>
+  <w:num w:numId="4" w16cid:durableId="814759009">
+    <w:abstractNumId w:val="15"/>
+  </w:num>
+  <w:num w:numId="5" w16cid:durableId="584073819">
+    <w:abstractNumId w:val="36"/>
+  </w:num>
+  <w:num w:numId="6" w16cid:durableId="697659732">
+    <w:abstractNumId w:val="21"/>
+  </w:num>
+  <w:num w:numId="7" w16cid:durableId="386608959">
+    <w:abstractNumId w:val="34"/>
+  </w:num>
+  <w:num w:numId="8" w16cid:durableId="2120297769">
+    <w:abstractNumId w:val="17"/>
+  </w:num>
+  <w:num w:numId="9" w16cid:durableId="2111117905">
+    <w:abstractNumId w:val="33"/>
+  </w:num>
+  <w:num w:numId="10" w16cid:durableId="792285030">
+    <w:abstractNumId w:val="18"/>
+  </w:num>
+  <w:num w:numId="11" w16cid:durableId="1621181784">
+    <w:abstractNumId w:val="14"/>
+  </w:num>
+  <w:num w:numId="12" w16cid:durableId="1128399640">
     <w:abstractNumId w:val="1"/>
   </w:num>
-  <w:num w:numId="2" w16cid:durableId="1741319254">
+  <w:num w:numId="13" w16cid:durableId="1323895737">
+    <w:abstractNumId w:val="8"/>
+  </w:num>
+  <w:num w:numId="14" w16cid:durableId="88099">
+    <w:abstractNumId w:val="27"/>
+  </w:num>
+  <w:num w:numId="15" w16cid:durableId="138772148">
+    <w:abstractNumId w:val="32"/>
+  </w:num>
+  <w:num w:numId="16" w16cid:durableId="1945531081">
+    <w:abstractNumId w:val="20"/>
+  </w:num>
+  <w:num w:numId="17" w16cid:durableId="1175876321">
+    <w:abstractNumId w:val="28"/>
+  </w:num>
+  <w:num w:numId="18" w16cid:durableId="827549582">
+    <w:abstractNumId w:val="25"/>
+  </w:num>
+  <w:num w:numId="19" w16cid:durableId="1283413974">
+    <w:abstractNumId w:val="5"/>
+  </w:num>
+  <w:num w:numId="20" w16cid:durableId="1221359820">
+    <w:abstractNumId w:val="30"/>
+  </w:num>
+  <w:num w:numId="21" w16cid:durableId="1334840860">
+    <w:abstractNumId w:val="22"/>
+  </w:num>
+  <w:num w:numId="22" w16cid:durableId="778111411">
+    <w:abstractNumId w:val="2"/>
+  </w:num>
+  <w:num w:numId="23" w16cid:durableId="411389288">
+    <w:abstractNumId w:val="16"/>
+  </w:num>
+  <w:num w:numId="24" w16cid:durableId="52704135">
     <w:abstractNumId w:val="0"/>
   </w:num>
-  <w:num w:numId="3" w16cid:durableId="1236014403">
-    <w:abstractNumId w:val="2"/>
-  </w:num>
-  <w:num w:numId="4" w16cid:durableId="814759009">
+  <w:num w:numId="25" w16cid:durableId="1647010757">
     <w:abstractNumId w:val="3"/>
   </w:num>
-  <w:num w:numId="5" w16cid:durableId="584073819">
+  <w:num w:numId="26" w16cid:durableId="1543057576">
+    <w:abstractNumId w:val="23"/>
+  </w:num>
+  <w:num w:numId="27" w16cid:durableId="656687228">
+    <w:abstractNumId w:val="26"/>
+  </w:num>
+  <w:num w:numId="28" w16cid:durableId="1546060259">
+    <w:abstractNumId w:val="6"/>
+  </w:num>
+  <w:num w:numId="29" w16cid:durableId="1488086745">
     <w:abstractNumId w:val="7"/>
   </w:num>
-  <w:num w:numId="6" w16cid:durableId="697659732">
-    <w:abstractNumId w:val="5"/>
+  <w:num w:numId="30" w16cid:durableId="2097241129">
+    <w:abstractNumId w:val="12"/>
   </w:num>
-  <w:num w:numId="7" w16cid:durableId="386608959">
-    <w:abstractNumId w:val="6"/>
+  <w:num w:numId="31" w16cid:durableId="1233465639">
+    <w:abstractNumId w:val="29"/>
   </w:num>
-  <w:num w:numId="8" w16cid:durableId="2120297769">
+  <w:num w:numId="32" w16cid:durableId="834341119">
+    <w:abstractNumId w:val="31"/>
+  </w:num>
+  <w:num w:numId="33" w16cid:durableId="1850295650">
+    <w:abstractNumId w:val="24"/>
+  </w:num>
+  <w:num w:numId="34" w16cid:durableId="1527597105">
+    <w:abstractNumId w:val="35"/>
+  </w:num>
+  <w:num w:numId="35" w16cid:durableId="1983150171">
+    <w:abstractNumId w:val="19"/>
+  </w:num>
+  <w:num w:numId="36" w16cid:durableId="1286961404">
     <w:abstractNumId w:val="4"/>
+  </w:num>
+  <w:num w:numId="37" w16cid:durableId="675184114">
+    <w:abstractNumId w:val="11"/>
   </w:num>
 </w:numbering>
 </file>
